--- a/course.docx
+++ b/course.docx
@@ -253,15 +253,7 @@
           <w:sz w:val="32"/>
           <w:szCs w:val="32"/>
         </w:rPr>
-        <w:t>ЛАБОРАТОРНАЯ</w:t>
-      </w:r>
-      <w:r>
-        <w:rPr>
-          <w:b/>
-          <w:sz w:val="32"/>
-          <w:szCs w:val="32"/>
-        </w:rPr>
-        <w:t xml:space="preserve"> РАБОТА № 1</w:t>
+        <w:t>КУРСАЧ</w:t>
       </w:r>
     </w:p>
     <w:p>
@@ -280,7 +272,19 @@
         <w:jc w:val="center"/>
       </w:pPr>
       <w:r>
-        <w:t>«Лексический и синтаксический анализатор выражений»</w:t>
+        <w:t>«Лексический и синтаксический анализатор выражений</w:t>
+      </w:r>
+      <w:r>
+        <w:t xml:space="preserve"> языка </w:t>
+      </w:r>
+      <w:r>
+        <w:rPr>
+          <w:lang w:val="en-US"/>
+        </w:rPr>
+        <w:t>JavaScript</w:t>
+      </w:r>
+      <w:r>
+        <w:t>»</w:t>
       </w:r>
     </w:p>
     <w:p>
@@ -302,7 +306,6 @@
         <w:t>»</w:t>
       </w:r>
     </w:p>
-    <w:p/>
     <w:p>
       <w:pPr>
         <w:ind w:firstLine="0"/>
@@ -1619,11 +1622,6 @@
       <w:bookmarkEnd w:id="1"/>
     </w:p>
     <w:p>
-      <w:pPr>
-        <w:rPr>
-          <w:rFonts w:eastAsia="Times New Roman"/>
-        </w:rPr>
-      </w:pPr>
       <w:r>
         <w:rPr>
           <w:rFonts w:eastAsia="Times New Roman"/>
@@ -1645,16 +1643,69 @@
         </w:rPr>
         <w:t xml:space="preserve"> </w:t>
       </w:r>
-    </w:p>
-    <w:p>
-      <w:pPr>
-        <w:pStyle w:val="1"/>
-      </w:pPr>
-      <w:bookmarkStart w:id="2" w:name="_Toc223473749"/>
+      <w:r>
+        <w:t>создание грамматики</w:t>
+      </w:r>
+      <w:r>
+        <w:t xml:space="preserve"> </w:t>
+      </w:r>
+      <w:r>
+        <w:t xml:space="preserve">языка </w:t>
+      </w:r>
+      <w:r>
+        <w:rPr>
+          <w:lang w:val="en-US"/>
+        </w:rPr>
+        <w:t>JavaScript</w:t>
+      </w:r>
+      <w:r>
+        <w:t>.</w:t>
+      </w:r>
+    </w:p>
+    <w:p>
+      <w:pPr>
+        <w:pStyle w:val="affe"/>
+      </w:pPr>
       <w:r>
         <w:t>Задачи</w:t>
       </w:r>
-      <w:bookmarkEnd w:id="2"/>
+    </w:p>
+    <w:p>
+      <w:pPr>
+        <w:rPr>
+          <w:rFonts w:eastAsia="Times New Roman"/>
+        </w:rPr>
+      </w:pPr>
+      <w:r>
+        <w:rPr>
+          <w:rFonts w:eastAsia="Times New Roman"/>
+        </w:rPr>
+        <w:t>Необходимо создать программу для разбора файлов с исходным кодом, написанным на языке</w:t>
+      </w:r>
+      <w:r>
+        <w:rPr>
+          <w:rFonts w:eastAsia="Times New Roman"/>
+        </w:rPr>
+        <w:t xml:space="preserve"> </w:t>
+      </w:r>
+      <w:r>
+        <w:rPr>
+          <w:rFonts w:eastAsia="Times New Roman"/>
+          <w:lang w:val="en-US"/>
+        </w:rPr>
+        <w:t>JavaScript</w:t>
+      </w:r>
+      <w:r>
+        <w:rPr>
+          <w:rFonts w:eastAsia="Times New Roman"/>
+        </w:rPr>
+        <w:t>.</w:t>
+      </w:r>
+    </w:p>
+    <w:p>
+      <w:r>
+        <w:t xml:space="preserve"> </w:t>
+      </w:r>
     </w:p>
     <w:bookmarkEnd w:id="0"/>
     <w:p>
@@ -1672,185 +1723,223 @@
       <w:r>
         <w:br w:type="page"/>
       </w:r>
-      <w:bookmarkStart w:id="3" w:name="_GoBack"/>
-      <w:bookmarkEnd w:id="3"/>
     </w:p>
     <w:p>
       <w:pPr>
         <w:pStyle w:val="1"/>
       </w:pPr>
-      <w:bookmarkStart w:id="4" w:name="_Toc211170222"/>
-      <w:bookmarkStart w:id="5" w:name="_Toc223473750"/>
+      <w:bookmarkStart w:id="2" w:name="_Toc211170222"/>
+      <w:bookmarkStart w:id="3" w:name="_Toc223473750"/>
       <w:r>
         <w:lastRenderedPageBreak/>
         <w:t>Ход работы</w:t>
       </w:r>
+      <w:bookmarkEnd w:id="2"/>
+      <w:bookmarkEnd w:id="3"/>
+      <w:r>
+        <w:t xml:space="preserve"> </w:t>
+      </w:r>
+    </w:p>
+    <w:p>
+      <w:pPr>
+        <w:ind w:firstLine="708"/>
+      </w:pPr>
+      <w:r>
+        <w:t xml:space="preserve">Программа для разбора </w:t>
+      </w:r>
+      <w:r>
+        <w:t>программ</w:t>
+      </w:r>
+      <w:r>
+        <w:t xml:space="preserve"> </w:t>
+      </w:r>
+      <w:r>
+        <w:t xml:space="preserve">написанных на языке </w:t>
+      </w:r>
+      <w:r>
+        <w:rPr>
+          <w:lang w:val="en-US"/>
+        </w:rPr>
+        <w:t>JavaScript</w:t>
+      </w:r>
+      <w:r>
+        <w:t xml:space="preserve"> </w:t>
+      </w:r>
+      <w:r>
+        <w:t>будет получать на вход файл с текстом программы (.</w:t>
+      </w:r>
+      <w:r>
+        <w:rPr>
+          <w:lang w:val="en-US"/>
+        </w:rPr>
+        <w:t>txt</w:t>
+      </w:r>
+      <w:r>
+        <w:t>, .</w:t>
+      </w:r>
+      <w:proofErr w:type="spellStart"/>
+      <w:r>
+        <w:rPr>
+          <w:lang w:val="en-US"/>
+        </w:rPr>
+        <w:t>js</w:t>
+      </w:r>
+      <w:proofErr w:type="spellEnd"/>
+      <w:r>
+        <w:t>, …)</w:t>
+      </w:r>
+      <w:r>
+        <w:t xml:space="preserve"> и анализировать его на корректность синтаксиса. В случае успеха, будет выведено соответствующее сообщение, в противном случае будет выведена ошибка синтаксиса и строчка, на которой эта ошибка замечена.</w:t>
+      </w:r>
+    </w:p>
+    <w:p>
+      <w:pPr>
+        <w:ind w:firstLine="708"/>
+      </w:pPr>
+      <w:r>
+        <w:t>Для реализации соответствующей программы по</w:t>
+      </w:r>
+      <w:r>
+        <w:t>т</w:t>
+      </w:r>
+      <w:r>
+        <w:t xml:space="preserve">ребуется реализовать два файла: </w:t>
+      </w:r>
+      <w:proofErr w:type="spellStart"/>
+      <w:r>
+        <w:rPr>
+          <w:lang w:val="en-US"/>
+        </w:rPr>
+        <w:t>jsParser</w:t>
+      </w:r>
+      <w:proofErr w:type="spellEnd"/>
+      <w:r>
+        <w:t>.</w:t>
+      </w:r>
+      <w:r>
+        <w:rPr>
+          <w:lang w:val="en-US"/>
+        </w:rPr>
+        <w:t>l</w:t>
+      </w:r>
+      <w:r>
+        <w:t xml:space="preserve"> </w:t>
+      </w:r>
+      <w:r>
+        <w:t xml:space="preserve">и </w:t>
+      </w:r>
+      <w:proofErr w:type="spellStart"/>
+      <w:r>
+        <w:rPr>
+          <w:lang w:val="en-US"/>
+        </w:rPr>
+        <w:t>jsParser</w:t>
+      </w:r>
+      <w:proofErr w:type="spellEnd"/>
+      <w:r>
+        <w:t>.</w:t>
+      </w:r>
+      <w:r>
+        <w:rPr>
+          <w:lang w:val="en-US"/>
+        </w:rPr>
+        <w:t>y</w:t>
+      </w:r>
+      <w:r>
+        <w:t>.</w:t>
+      </w:r>
+    </w:p>
+    <w:p>
+      <w:pPr>
+        <w:ind w:firstLine="0"/>
+      </w:pPr>
+    </w:p>
+    <w:p>
+      <w:pPr>
+        <w:pStyle w:val="22"/>
+      </w:pPr>
+      <w:bookmarkStart w:id="4" w:name="_Toc223473751"/>
+      <w:proofErr w:type="gramStart"/>
+      <w:r>
+        <w:t>Файл .l</w:t>
+      </w:r>
       <w:bookmarkEnd w:id="4"/>
-      <w:bookmarkEnd w:id="5"/>
+      <w:proofErr w:type="gramEnd"/>
+    </w:p>
+    <w:p>
+      <w:r>
+        <w:t xml:space="preserve">Файл с </w:t>
+      </w:r>
+      <w:proofErr w:type="gramStart"/>
+      <w:r>
+        <w:t>расширением .</w:t>
+      </w:r>
+      <w:r>
+        <w:rPr>
+          <w:lang w:val="en-US"/>
+        </w:rPr>
+        <w:t>l</w:t>
+      </w:r>
+      <w:proofErr w:type="gramEnd"/>
+      <w:r>
+        <w:t xml:space="preserve"> будет содержать лексемы </w:t>
+      </w:r>
+      <w:r>
+        <w:t xml:space="preserve">языка, который будем анализировать. </w:t>
+      </w:r>
+      <w:proofErr w:type="gramStart"/>
+      <w:r>
+        <w:t>Файл .</w:t>
+      </w:r>
+      <w:r>
+        <w:rPr>
+          <w:lang w:val="en-US"/>
+        </w:rPr>
+        <w:t>l</w:t>
+      </w:r>
+      <w:proofErr w:type="gramEnd"/>
       <w:r>
         <w:t xml:space="preserve"> </w:t>
       </w:r>
-    </w:p>
-    <w:p>
-      <w:pPr>
-        <w:ind w:firstLine="708"/>
-      </w:pPr>
-      <w:r>
-        <w:t xml:space="preserve">Программа для разбора </w:t>
-      </w:r>
-      <w:r>
-        <w:rPr>
-          <w:lang w:val="en-US"/>
-        </w:rPr>
-        <w:t>C</w:t>
-      </w:r>
-      <w:r>
-        <w:t>-</w:t>
-      </w:r>
-      <w:r>
-        <w:t>подобных файлов будет получать на вход файл с текстом программы (.</w:t>
-      </w:r>
-      <w:r>
-        <w:rPr>
-          <w:lang w:val="en-US"/>
-        </w:rPr>
-        <w:t>txt</w:t>
-      </w:r>
-      <w:r>
-        <w:t>, .</w:t>
-      </w:r>
-      <w:r>
-        <w:rPr>
-          <w:lang w:val="en-US"/>
-        </w:rPr>
-        <w:t>c</w:t>
-      </w:r>
-      <w:r>
-        <w:t>, …)</w:t>
-      </w:r>
-      <w:r>
-        <w:t xml:space="preserve"> и анализировать его на корректность синтаксиса. В случае успеха, будет выведено соответствующее сообщение, в противном случае будет выведена ошибка синтаксиса и строчка, на которой эта ошибка замечена.</w:t>
-      </w:r>
-    </w:p>
-    <w:p>
-      <w:pPr>
-        <w:ind w:firstLine="708"/>
-      </w:pPr>
-      <w:r>
-        <w:t xml:space="preserve">Для реализации соответствующей программы </w:t>
-      </w:r>
-      <w:proofErr w:type="spellStart"/>
-      <w:r>
-        <w:t>поребуется</w:t>
-      </w:r>
-      <w:proofErr w:type="spellEnd"/>
-      <w:r>
-        <w:t xml:space="preserve"> реализовать два файла: </w:t>
-      </w:r>
-      <w:r>
-        <w:rPr>
-          <w:lang w:val="en-US"/>
-        </w:rPr>
-        <w:t>program</w:t>
-      </w:r>
-      <w:r>
-        <w:t>.</w:t>
-      </w:r>
-      <w:r>
-        <w:rPr>
-          <w:lang w:val="en-US"/>
-        </w:rPr>
-        <w:t>l</w:t>
-      </w:r>
-      <w:r>
-        <w:t xml:space="preserve"> </w:t>
-      </w:r>
-      <w:r>
-        <w:t xml:space="preserve">и </w:t>
-      </w:r>
-      <w:r>
-        <w:rPr>
-          <w:lang w:val="en-US"/>
-        </w:rPr>
-        <w:t>program</w:t>
-      </w:r>
-      <w:r>
-        <w:t>.</w:t>
-      </w:r>
-      <w:r>
-        <w:rPr>
-          <w:lang w:val="en-US"/>
-        </w:rPr>
-        <w:t>y</w:t>
-      </w:r>
-      <w:r>
-        <w:t>.</w:t>
-      </w:r>
-    </w:p>
-    <w:p>
-      <w:pPr>
-        <w:ind w:firstLine="708"/>
-      </w:pPr>
-    </w:p>
-    <w:p>
-      <w:pPr>
-        <w:pStyle w:val="22"/>
-      </w:pPr>
-      <w:bookmarkStart w:id="6" w:name="_Toc223473751"/>
-      <w:proofErr w:type="gramStart"/>
-      <w:r>
-        <w:t>Файл .l</w:t>
-      </w:r>
-      <w:bookmarkEnd w:id="6"/>
-      <w:proofErr w:type="gramEnd"/>
-    </w:p>
-    <w:p>
-      <w:r>
-        <w:t xml:space="preserve">Файл с </w:t>
-      </w:r>
-      <w:proofErr w:type="gramStart"/>
-      <w:r>
-        <w:t>расширением .</w:t>
-      </w:r>
-      <w:r>
-        <w:rPr>
-          <w:lang w:val="en-US"/>
-        </w:rPr>
-        <w:t>l</w:t>
-      </w:r>
-      <w:proofErr w:type="gramEnd"/>
-      <w:r>
-        <w:t xml:space="preserve"> будет содержать лексемы </w:t>
-      </w:r>
-      <w:r>
-        <w:t xml:space="preserve">языка, который будем анализировать. </w:t>
-      </w:r>
-      <w:proofErr w:type="gramStart"/>
-      <w:r>
-        <w:t>Файл .</w:t>
-      </w:r>
-      <w:r>
-        <w:rPr>
-          <w:lang w:val="en-US"/>
-        </w:rPr>
-        <w:t>l</w:t>
-      </w:r>
-      <w:proofErr w:type="gramEnd"/>
-      <w:r>
-        <w:t xml:space="preserve"> </w:t>
-      </w:r>
       <w:r>
         <w:t>будет заниматься предварительной обработкой входного текста с выделением в нем структурно значимых единиц - лексем. Лексема - это та минимальная единица языка, которая имеет смысл с точки зрения синтаксиса. В естественном языке такими единицами являются не буквы, а слова (словоформы), в языке программирования - никак не отдельные символы, но имена, отдельные служебные слова и т. д.</w:t>
       </w:r>
     </w:p>
     <w:p>
       <w:r>
-        <w:t xml:space="preserve">На рисунке 1 представлен блок кода из файла. На нем запечатлены ключевые лексемы языка си. </w:t>
-      </w:r>
-    </w:p>
-    <w:p>
-      <w:pPr>
-        <w:jc w:val="center"/>
+        <w:t>На рисунках</w:t>
+      </w:r>
+      <w:r>
+        <w:t xml:space="preserve"> 1</w:t>
+      </w:r>
+      <w:r>
+        <w:t xml:space="preserve"> и 2</w:t>
+      </w:r>
+      <w:r>
+        <w:t xml:space="preserve"> представлен</w:t>
+      </w:r>
+      <w:r>
+        <w:t>ы</w:t>
+      </w:r>
+      <w:r>
+        <w:t xml:space="preserve"> блок</w:t>
+      </w:r>
+      <w:r>
+        <w:t>и</w:t>
+      </w:r>
+      <w:r>
+        <w:t xml:space="preserve"> кода из файла. На н</w:t>
+      </w:r>
+      <w:r>
+        <w:t>их</w:t>
+      </w:r>
+      <w:r>
+        <w:t xml:space="preserve"> запечатлены ключевые лексемы языка. </w:t>
+      </w:r>
+    </w:p>
+    <w:p>
+      <w:pPr>
+        <w:ind w:firstLine="0"/>
       </w:pPr>
       <w:r>
         <w:rPr>
@@ -1858,9 +1947,9 @@
         </w:rPr>
         <w:lastRenderedPageBreak/>
         <w:drawing>
-          <wp:inline distT="0" distB="0" distL="0" distR="0" wp14:anchorId="5F26CF97" wp14:editId="6EF6B87B">
-            <wp:extent cx="3809524" cy="5571429"/>
-            <wp:effectExtent l="0" t="0" r="635" b="0"/>
+          <wp:inline distT="0" distB="0" distL="0" distR="0" wp14:anchorId="37B6B1EF" wp14:editId="76D4E3CE">
+            <wp:extent cx="5833110" cy="9251950"/>
+            <wp:effectExtent l="0" t="0" r="0" b="6350"/>
             <wp:docPr id="1" name="Рисунок 1"/>
             <wp:cNvGraphicFramePr>
               <a:graphicFrameLocks xmlns:a="http://schemas.openxmlformats.org/drawingml/2006/main" noChangeAspect="1"/>
@@ -1881,7 +1970,7 @@
                   <pic:spPr>
                     <a:xfrm>
                       <a:off x="0" y="0"/>
-                      <a:ext cx="3809524" cy="5571429"/>
+                      <a:ext cx="5833110" cy="9251950"/>
                     </a:xfrm>
                     <a:prstGeom prst="rect">
                       <a:avLst/>
@@ -1899,56 +1988,31 @@
         <w:jc w:val="center"/>
       </w:pPr>
       <w:r>
-        <w:t>Рисунок 1 – ключевые лексемы языка си</w:t>
-      </w:r>
-    </w:p>
-    <w:p/>
-    <w:p>
-      <w:r>
-        <w:tab/>
-        <w:t>Программа будет читать входной файл и при обнаружении этих лексем, возвращать «токены»</w:t>
-      </w:r>
-      <w:r>
-        <w:t xml:space="preserve"> - сигнал о том, что найдена та или иная лексема (токены определены в </w:t>
-      </w:r>
-      <w:proofErr w:type="gramStart"/>
-      <w:r>
-        <w:t>файле .</w:t>
-      </w:r>
-      <w:r>
-        <w:rPr>
-          <w:lang w:val="en-US"/>
-        </w:rPr>
-        <w:t>y</w:t>
-      </w:r>
-      <w:proofErr w:type="gramEnd"/>
-      <w:r>
-        <w:t>). Также, некоторые символы (</w:t>
-      </w:r>
-      <w:proofErr w:type="gramStart"/>
-      <w:r>
-        <w:t>например</w:t>
-      </w:r>
-      <w:proofErr w:type="gramEnd"/>
-      <w:r>
-        <w:t xml:space="preserve"> пробелы) будем просто игнорировать, а при появлении неизвестных символов будем выводить соответствующее сообщение. Данные действия представлены на рисунке 2.</w:t>
-      </w:r>
-    </w:p>
-    <w:p/>
+        <w:lastRenderedPageBreak/>
+        <w:t>Рисун</w:t>
+      </w:r>
+      <w:r>
+        <w:t>ок 1 – ключевые лексемы языка</w:t>
+      </w:r>
+    </w:p>
     <w:p>
       <w:pPr>
         <w:ind w:firstLine="0"/>
       </w:pPr>
+    </w:p>
+    <w:p>
+      <w:pPr>
+        <w:ind w:firstLine="0"/>
+      </w:pPr>
       <w:r>
         <w:rPr>
           <w:noProof/>
         </w:rPr>
-        <w:lastRenderedPageBreak/>
         <w:drawing>
-          <wp:inline distT="0" distB="0" distL="0" distR="0" wp14:anchorId="651F8A14" wp14:editId="094AC412">
-            <wp:extent cx="5940425" cy="1096645"/>
-            <wp:effectExtent l="0" t="0" r="3175" b="8255"/>
-            <wp:docPr id="3" name="Рисунок 3"/>
+          <wp:inline distT="0" distB="0" distL="0" distR="0" wp14:anchorId="513BCFC6" wp14:editId="3D8BDC40">
+            <wp:extent cx="5940425" cy="8595360"/>
+            <wp:effectExtent l="0" t="0" r="3175" b="0"/>
+            <wp:docPr id="7" name="Рисунок 7"/>
             <wp:cNvGraphicFramePr>
               <a:graphicFrameLocks xmlns:a="http://schemas.openxmlformats.org/drawingml/2006/main" noChangeAspect="1"/>
             </wp:cNvGraphicFramePr>
@@ -1959,20 +2023,27 @@
                     <pic:cNvPr id="1" name=""/>
                     <pic:cNvPicPr/>
                   </pic:nvPicPr>
-                  <pic:blipFill>
+                  <pic:blipFill rotWithShape="1">
                     <a:blip r:embed="rId9"/>
-                    <a:stretch>
-                      <a:fillRect/>
-                    </a:stretch>
+                    <a:srcRect b="5974"/>
+                    <a:stretch/>
                   </pic:blipFill>
-                  <pic:spPr>
+                  <pic:spPr bwMode="auto">
                     <a:xfrm>
                       <a:off x="0" y="0"/>
-                      <a:ext cx="5940425" cy="1096645"/>
+                      <a:ext cx="5940425" cy="8595360"/>
                     </a:xfrm>
                     <a:prstGeom prst="rect">
                       <a:avLst/>
                     </a:prstGeom>
+                    <a:ln>
+                      <a:noFill/>
+                    </a:ln>
+                    <a:extLst>
+                      <a:ext uri="{53640926-AAD7-44D8-BBD7-CCE9431645EC}">
+                        <a14:shadowObscured xmlns:a14="http://schemas.microsoft.com/office/drawing/2010/main"/>
+                      </a:ext>
+                    </a:extLst>
                   </pic:spPr>
                 </pic:pic>
               </a:graphicData>
@@ -1987,59 +2058,62 @@
         <w:jc w:val="center"/>
       </w:pPr>
       <w:r>
-        <w:t>Рисунок 2 – действия при прочих найденных символах</w:t>
-      </w:r>
-    </w:p>
+        <w:lastRenderedPageBreak/>
+        <w:t>Рисунок 2 – ключевые лексемы языка</w:t>
+      </w:r>
+    </w:p>
+    <w:p/>
+    <w:p>
+      <w:r>
+        <w:tab/>
+        <w:t>Программа будет читать входной файл и при обнаружении этих лексем, возвращать «токены»</w:t>
+      </w:r>
+      <w:r>
+        <w:t xml:space="preserve"> - сигнал о том, что найдена та или иная лексема (токены определены в </w:t>
+      </w:r>
+      <w:proofErr w:type="gramStart"/>
+      <w:r>
+        <w:t>файле .</w:t>
+      </w:r>
+      <w:r>
+        <w:rPr>
+          <w:lang w:val="en-US"/>
+        </w:rPr>
+        <w:t>y</w:t>
+      </w:r>
+      <w:proofErr w:type="gramEnd"/>
+      <w:r>
+        <w:t>). Также, некоторые символы (</w:t>
+      </w:r>
+      <w:proofErr w:type="gramStart"/>
+      <w:r>
+        <w:t>например</w:t>
+      </w:r>
+      <w:proofErr w:type="gramEnd"/>
+      <w:r>
+        <w:t xml:space="preserve"> пробелы) будем просто игнорировать, а при появлении неизвестных символов будем выводить соответствующее сообщение. Данные действия представлены на рисунке </w:t>
+      </w:r>
+      <w:r>
+        <w:t>3</w:t>
+      </w:r>
+      <w:r>
+        <w:t>.</w:t>
+      </w:r>
+    </w:p>
+    <w:p/>
     <w:p>
       <w:pPr>
         <w:ind w:firstLine="0"/>
       </w:pPr>
-    </w:p>
-    <w:p>
-      <w:pPr>
-        <w:pStyle w:val="22"/>
-      </w:pPr>
-      <w:bookmarkStart w:id="7" w:name="_Toc223473752"/>
-      <w:proofErr w:type="gramStart"/>
-      <w:r>
-        <w:t>Файл .</w:t>
-      </w:r>
-      <w:r>
-        <w:rPr>
-          <w:lang w:val="en-US"/>
-        </w:rPr>
-        <w:t>y</w:t>
-      </w:r>
-      <w:bookmarkEnd w:id="7"/>
-      <w:proofErr w:type="gramEnd"/>
-    </w:p>
-    <w:p>
-      <w:r>
-        <w:t xml:space="preserve">Данный файл предназначен для разбора </w:t>
-      </w:r>
-      <w:r>
-        <w:t>лексем и построения из них «предложений» - готовых смысловых конструкций. В начале определяем токены, с которыми будем работать (из которых будем строить языковые конструкции), а также переменные для вывода ошибок – представлено на рисунке 3.</w:t>
-      </w:r>
-    </w:p>
-    <w:p>
-      <w:pPr>
-        <w:ind w:firstLine="0"/>
-      </w:pPr>
-    </w:p>
-    <w:p>
-      <w:pPr>
-        <w:ind w:firstLine="0"/>
-        <w:jc w:val="center"/>
-      </w:pPr>
       <w:r>
         <w:rPr>
           <w:noProof/>
         </w:rPr>
         <w:drawing>
-          <wp:inline distT="0" distB="0" distL="0" distR="0" wp14:anchorId="481F0742" wp14:editId="69664238">
-            <wp:extent cx="5085714" cy="2180952"/>
-            <wp:effectExtent l="0" t="0" r="1270" b="0"/>
-            <wp:docPr id="4" name="Рисунок 4"/>
+          <wp:inline distT="0" distB="0" distL="0" distR="0" wp14:anchorId="63E18569" wp14:editId="60DE6B84">
+            <wp:extent cx="5940425" cy="1835785"/>
+            <wp:effectExtent l="0" t="0" r="3175" b="0"/>
+            <wp:docPr id="8" name="Рисунок 8"/>
             <wp:cNvGraphicFramePr>
               <a:graphicFrameLocks xmlns:a="http://schemas.openxmlformats.org/drawingml/2006/main" noChangeAspect="1"/>
             </wp:cNvGraphicFramePr>
@@ -2059,7 +2133,7 @@
                   <pic:spPr>
                     <a:xfrm>
                       <a:off x="0" y="0"/>
-                      <a:ext cx="5085714" cy="2180952"/>
+                      <a:ext cx="5940425" cy="1835785"/>
                     </a:xfrm>
                     <a:prstGeom prst="rect">
                       <a:avLst/>
@@ -2078,7 +2152,13 @@
         <w:jc w:val="center"/>
       </w:pPr>
       <w:r>
-        <w:t>Рисунок 3 – токены и переменные для обработки ошибок</w:t>
+        <w:t xml:space="preserve">Рисунок </w:t>
+      </w:r>
+      <w:r>
+        <w:t>3</w:t>
+      </w:r>
+      <w:r>
+        <w:t xml:space="preserve"> – действия при прочих найденных символах</w:t>
       </w:r>
     </w:p>
     <w:p>
@@ -2088,64 +2168,99 @@
     </w:p>
     <w:p>
       <w:pPr>
+        <w:pStyle w:val="22"/>
+        <w:rPr>
+          <w:lang w:val="en-US"/>
+        </w:rPr>
+      </w:pPr>
+      <w:proofErr w:type="gramStart"/>
+      <w:r>
+        <w:t>Файл .</w:t>
+      </w:r>
+      <w:r>
+        <w:rPr>
+          <w:lang w:val="en-US"/>
+        </w:rPr>
+        <w:t>y</w:t>
+      </w:r>
+      <w:proofErr w:type="gramEnd"/>
+    </w:p>
+    <w:p>
+      <w:r>
+        <w:t xml:space="preserve">Для реализации </w:t>
+      </w:r>
+      <w:proofErr w:type="spellStart"/>
+      <w:r>
+        <w:t>парсера</w:t>
+      </w:r>
+      <w:proofErr w:type="spellEnd"/>
+      <w:r>
+        <w:t xml:space="preserve"> нам потребуется определить синтаксические структуры </w:t>
+      </w:r>
+      <w:r>
+        <w:rPr>
+          <w:lang w:val="en-US"/>
+        </w:rPr>
+        <w:t>JavaScript</w:t>
+      </w:r>
+      <w:r>
+        <w:t xml:space="preserve"> и реализовать их </w:t>
+      </w:r>
+      <w:r>
+        <w:t>программно</w:t>
+      </w:r>
+      <w:r>
+        <w:t xml:space="preserve">. </w:t>
+      </w:r>
+    </w:p>
+    <w:p>
+      <w:proofErr w:type="gramStart"/>
+      <w:r>
+        <w:t>Ф</w:t>
+      </w:r>
+      <w:r>
+        <w:t xml:space="preserve">айл </w:t>
+      </w:r>
+      <w:r>
+        <w:t>.</w:t>
+      </w:r>
+      <w:r>
+        <w:rPr>
+          <w:lang w:val="en-US"/>
+        </w:rPr>
+        <w:t>y</w:t>
+      </w:r>
+      <w:proofErr w:type="gramEnd"/>
+      <w:r>
+        <w:t xml:space="preserve"> </w:t>
+      </w:r>
+      <w:r>
+        <w:t xml:space="preserve">предназначен для разбора лексем и построения из них «предложений» - готовых смысловых конструкций. В начале определяем </w:t>
+      </w:r>
+      <w:proofErr w:type="spellStart"/>
+      <w:r>
+        <w:t>токены</w:t>
+      </w:r>
+      <w:proofErr w:type="spellEnd"/>
+      <w:r>
+        <w:t xml:space="preserve">, с которыми будем работать (из которых будем строить языковые конструкции), а также переменные для вывода ошибок – представлено на рисунке </w:t>
+      </w:r>
+      <w:r>
+        <w:t>4</w:t>
+      </w:r>
+      <w:r>
+        <w:t>.</w:t>
+      </w:r>
+    </w:p>
+    <w:p>
+      <w:pPr>
         <w:ind w:firstLine="0"/>
       </w:pPr>
-      <w:r>
-        <w:tab/>
-        <w:t>Далее будем разбивать программу на логические блоки. Было решено выделить 3 «уровня»: программа, утверждение и выражение.</w:t>
-      </w:r>
     </w:p>
     <w:p>
       <w:pPr>
         <w:ind w:firstLine="0"/>
-      </w:pPr>
-      <w:r>
-        <w:t>Программа – набор утверждений – весь код программы или его часть в фигурных скобках «</w:t>
-      </w:r>
-      <w:r>
-        <w:t>{}</w:t>
-      </w:r>
-      <w:r>
-        <w:t xml:space="preserve">». Утверждение </w:t>
-      </w:r>
-      <w:r>
-        <w:t xml:space="preserve">– набор различных выражений, окруженных теми или иными конструкциями (например, блок </w:t>
-      </w:r>
-      <w:r>
-        <w:rPr>
-          <w:lang w:val="en-US"/>
-        </w:rPr>
-        <w:t>if</w:t>
-      </w:r>
-      <w:r>
-        <w:t>-</w:t>
-      </w:r>
-      <w:r>
-        <w:rPr>
-          <w:lang w:val="en-US"/>
-        </w:rPr>
-        <w:t>else</w:t>
-      </w:r>
-      <w:r>
-        <w:t xml:space="preserve">). Выражение – конкретная операция - суммирование, присваивание, умножение и </w:t>
-      </w:r>
-      <w:proofErr w:type="gramStart"/>
-      <w:r>
-        <w:t>т.д..</w:t>
-      </w:r>
-      <w:proofErr w:type="gramEnd"/>
-      <w:r>
-        <w:t xml:space="preserve"> Реализация разбора строк кода представлена на рисунке 4.</w:t>
-      </w:r>
-    </w:p>
-    <w:p>
-      <w:pPr>
-        <w:ind w:firstLine="0"/>
-      </w:pPr>
-    </w:p>
-    <w:p>
-      <w:pPr>
-        <w:ind w:firstLine="0"/>
+        <w:jc w:val="center"/>
       </w:pPr>
       <w:r>
         <w:rPr>
@@ -2153,10 +2268,10 @@
         </w:rPr>
         <w:lastRenderedPageBreak/>
         <w:drawing>
-          <wp:inline distT="0" distB="0" distL="0" distR="0" wp14:anchorId="45CB3E3E" wp14:editId="1FBAE8E0">
-            <wp:extent cx="5940425" cy="5553075"/>
-            <wp:effectExtent l="0" t="0" r="3175" b="9525"/>
-            <wp:docPr id="5" name="Рисунок 5"/>
+          <wp:inline distT="0" distB="0" distL="0" distR="0" wp14:anchorId="795949DF" wp14:editId="7173E160">
+            <wp:extent cx="5085714" cy="2180952"/>
+            <wp:effectExtent l="0" t="0" r="1270" b="0"/>
+            <wp:docPr id="4" name="Рисунок 4"/>
             <wp:cNvGraphicFramePr>
               <a:graphicFrameLocks xmlns:a="http://schemas.openxmlformats.org/drawingml/2006/main" noChangeAspect="1"/>
             </wp:cNvGraphicFramePr>
@@ -2176,7 +2291,7 @@
                   <pic:spPr>
                     <a:xfrm>
                       <a:off x="0" y="0"/>
-                      <a:ext cx="5940425" cy="5553075"/>
+                      <a:ext cx="5085714" cy="2180952"/>
                     </a:xfrm>
                     <a:prstGeom prst="rect">
                       <a:avLst/>
@@ -2195,13 +2310,58 @@
         <w:jc w:val="center"/>
       </w:pPr>
       <w:r>
-        <w:t>Рисунок 4 – разбор строк кода</w:t>
+        <w:t xml:space="preserve">Рисунок </w:t>
+      </w:r>
+      <w:r>
+        <w:t>4</w:t>
+      </w:r>
+      <w:r>
+        <w:t xml:space="preserve"> – </w:t>
+      </w:r>
+      <w:proofErr w:type="spellStart"/>
+      <w:r>
+        <w:t>токены</w:t>
+      </w:r>
+      <w:proofErr w:type="spellEnd"/>
+      <w:r>
+        <w:t xml:space="preserve"> и переменные для обработки ошибок</w:t>
       </w:r>
     </w:p>
     <w:p>
       <w:pPr>
         <w:ind w:firstLine="0"/>
       </w:pPr>
+    </w:p>
+    <w:p>
+      <w:pPr>
+        <w:ind w:firstLine="0"/>
+      </w:pPr>
+      <w:r>
+        <w:tab/>
+        <w:t xml:space="preserve"> </w:t>
+      </w:r>
+    </w:p>
+    <w:p>
+      <w:pPr>
+        <w:pStyle w:val="1"/>
+        <w:rPr>
+          <w:lang w:val="en-US"/>
+        </w:rPr>
+      </w:pPr>
+      <w:r>
+        <w:t>Синтаксическая структура языка</w:t>
+      </w:r>
+      <w:r>
+        <w:rPr>
+          <w:lang w:val="en-US"/>
+        </w:rPr>
+        <w:t xml:space="preserve"> JavaScript</w:t>
+      </w:r>
+    </w:p>
+    <w:p>
+      <w:r>
+        <w:t>Далее будем разбивать синтаксические структуры языка и выделять логические блоки.</w:t>
+      </w:r>
     </w:p>
     <w:p>
       <w:pPr>
@@ -2217,72 +2377,126 @@
       </w:r>
       <w:proofErr w:type="spellEnd"/>
       <w:r>
-        <w:t xml:space="preserve"> можно будет собрать какое-либо выражение/утверждение и как только такое находится, программа его «собирает». С помощью знака «</w:t>
+        <w:t xml:space="preserve"> можно будет собрать </w:t>
+      </w:r>
+      <w:r>
+        <w:t>синтаксическую структуру</w:t>
+      </w:r>
+      <w:r>
+        <w:t xml:space="preserve"> и как только </w:t>
+      </w:r>
+      <w:r>
+        <w:t>она</w:t>
+      </w:r>
+      <w:r>
+        <w:t xml:space="preserve"> находится, программа </w:t>
+      </w:r>
+      <w:r>
+        <w:t>её</w:t>
+      </w:r>
+      <w:r>
+        <w:t xml:space="preserve"> «собирает». С помощью знака «</w:t>
       </w:r>
       <w:r>
         <w:t>|</w:t>
       </w:r>
       <w:r>
-        <w:t>» перед каждой строкой даем понять программе что мы ждем любое из этих выражений (или это, или это, или …).</w:t>
+        <w:t>» перед каждой строкой даем понять программе что мы ждем люб</w:t>
+      </w:r>
+      <w:r>
+        <w:t>ую из содержащихся «подструктур».</w:t>
+      </w:r>
+    </w:p>
+    <w:p/>
+    <w:p>
+      <w:pPr>
+        <w:rPr>
+          <w:b/>
+        </w:rPr>
+      </w:pPr>
+      <w:r>
+        <w:rPr>
+          <w:b/>
+        </w:rPr>
+        <w:t>Программа</w:t>
+      </w:r>
+    </w:p>
+    <w:p>
+      <w:pPr>
+        <w:ind w:firstLine="708"/>
+      </w:pPr>
+      <w:r>
+        <w:t xml:space="preserve">Программа – </w:t>
+      </w:r>
+      <w:r>
+        <w:t xml:space="preserve">самый высокий уровень – представляет из себя </w:t>
+      </w:r>
+      <w:r>
+        <w:t>набор утверждений – весь код программы или его часть в фигурных скобках «</w:t>
+      </w:r>
+      <w:r>
+        <w:t>{}</w:t>
+      </w:r>
+      <w:r>
+        <w:t>».</w:t>
+      </w:r>
+      <w:r>
+        <w:t xml:space="preserve"> Утверждение – набор различных выражений, окруженных теми или иными конструкциями (например, блок </w:t>
+      </w:r>
+      <w:r>
+        <w:rPr>
+          <w:lang w:val="en-US"/>
+        </w:rPr>
+        <w:t>if</w:t>
+      </w:r>
+      <w:r>
+        <w:t>-</w:t>
+      </w:r>
+      <w:r>
+        <w:rPr>
+          <w:lang w:val="en-US"/>
+        </w:rPr>
+        <w:t>else</w:t>
+      </w:r>
+      <w:r>
+        <w:t>). Структура синтаксической конструкции программы представлена в виде диаграммы на рисунке 5.</w:t>
       </w:r>
     </w:p>
     <w:p>
       <w:pPr>
         <w:ind w:firstLine="0"/>
       </w:pPr>
-      <w:r>
-        <w:t>Если появляется какая-либо лексема, которую не получается никуда определить, появляется сообщение об ошибке – функция с ошибкой представлена на рисунке 5.</w:t>
-      </w:r>
     </w:p>
     <w:p>
       <w:pPr>
         <w:ind w:firstLine="0"/>
       </w:pPr>
-    </w:p>
-    <w:p>
-      <w:pPr>
-        <w:ind w:firstLine="0"/>
-      </w:pPr>
-      <w:r>
-        <w:rPr>
-          <w:noProof/>
-        </w:rPr>
+      <w:r>
         <w:lastRenderedPageBreak/>
-        <w:drawing>
-          <wp:inline distT="0" distB="0" distL="0" distR="0" wp14:anchorId="78B006E6" wp14:editId="0ED83E73">
-            <wp:extent cx="5940425" cy="905510"/>
-            <wp:effectExtent l="0" t="0" r="3175" b="8890"/>
-            <wp:docPr id="6" name="Рисунок 6"/>
-            <wp:cNvGraphicFramePr>
-              <a:graphicFrameLocks xmlns:a="http://schemas.openxmlformats.org/drawingml/2006/main" noChangeAspect="1"/>
-            </wp:cNvGraphicFramePr>
-            <a:graphic xmlns:a="http://schemas.openxmlformats.org/drawingml/2006/main">
-              <a:graphicData uri="http://schemas.openxmlformats.org/drawingml/2006/picture">
-                <pic:pic xmlns:pic="http://schemas.openxmlformats.org/drawingml/2006/picture">
-                  <pic:nvPicPr>
-                    <pic:cNvPr id="1" name=""/>
-                    <pic:cNvPicPr/>
-                  </pic:nvPicPr>
-                  <pic:blipFill>
-                    <a:blip r:embed="rId12"/>
-                    <a:stretch>
-                      <a:fillRect/>
-                    </a:stretch>
-                  </pic:blipFill>
-                  <pic:spPr>
-                    <a:xfrm>
-                      <a:off x="0" y="0"/>
-                      <a:ext cx="5940425" cy="905510"/>
-                    </a:xfrm>
-                    <a:prstGeom prst="rect">
-                      <a:avLst/>
-                    </a:prstGeom>
-                  </pic:spPr>
-                </pic:pic>
-              </a:graphicData>
-            </a:graphic>
-          </wp:inline>
-        </w:drawing>
+        <w:pict w14:anchorId="1F3D8EA6">
+          <v:shapetype id="_x0000_t75" coordsize="21600,21600" o:spt="75" o:preferrelative="t" path="m@4@5l@4@11@9@11@9@5xe" filled="f" stroked="f">
+            <v:stroke joinstyle="miter"/>
+            <v:formulas>
+              <v:f eqn="if lineDrawn pixelLineWidth 0"/>
+              <v:f eqn="sum @0 1 0"/>
+              <v:f eqn="sum 0 0 @1"/>
+              <v:f eqn="prod @2 1 2"/>
+              <v:f eqn="prod @3 21600 pixelWidth"/>
+              <v:f eqn="prod @3 21600 pixelHeight"/>
+              <v:f eqn="sum @0 0 1"/>
+              <v:f eqn="prod @6 1 2"/>
+              <v:f eqn="prod @7 21600 pixelWidth"/>
+              <v:f eqn="sum @8 21600 0"/>
+              <v:f eqn="prod @7 21600 pixelHeight"/>
+              <v:f eqn="sum @10 21600 0"/>
+            </v:formulas>
+            <v:path o:extrusionok="f" gradientshapeok="t" o:connecttype="rect"/>
+            <o:lock v:ext="edit" aspectratio="t"/>
+          </v:shapetype>
+          <v:shape id="_x0000_i1025" type="#_x0000_t75" style="width:468pt;height:350.4pt">
+            <v:imagedata r:id="rId12" o:title="1 program"/>
+          </v:shape>
+        </w:pict>
       </w:r>
     </w:p>
     <w:p>
@@ -2291,7 +2505,7 @@
         <w:jc w:val="center"/>
       </w:pPr>
       <w:r>
-        <w:t>Рисунок 5 – функция обработки ошибок</w:t>
+        <w:t>Рисунок 5 – синтаксическая конструкция программы</w:t>
       </w:r>
     </w:p>
     <w:p>
@@ -2301,56 +2515,29 @@
     </w:p>
     <w:p>
       <w:pPr>
-        <w:pStyle w:val="22"/>
-      </w:pPr>
-      <w:bookmarkStart w:id="8" w:name="_Toc223473753"/>
-      <w:r>
-        <w:t>А</w:t>
-      </w:r>
-      <w:r>
-        <w:t>бстрактное синтаксическое дерево (AST)</w:t>
-      </w:r>
-      <w:bookmarkEnd w:id="8"/>
-    </w:p>
-    <w:p>
-      <w:pPr>
-        <w:ind w:firstLine="708"/>
-      </w:pPr>
-      <w:r>
-        <w:t xml:space="preserve">Реализовав логику разборщика кода сделаем так, чтобы он мог строить деревья. Начнем с создания структуры дерева. Опишем её в отдельном файле </w:t>
-      </w:r>
-      <w:proofErr w:type="spellStart"/>
-      <w:r>
-        <w:rPr>
-          <w:lang w:val="en-US"/>
-        </w:rPr>
-        <w:t>ast</w:t>
-      </w:r>
-      <w:proofErr w:type="spellEnd"/>
-      <w:r>
-        <w:t>.</w:t>
-      </w:r>
-      <w:r>
-        <w:rPr>
-          <w:lang w:val="en-US"/>
-        </w:rPr>
-        <w:t>h</w:t>
-      </w:r>
-      <w:r>
-        <w:t xml:space="preserve">. </w:t>
-      </w:r>
-      <w:r>
-        <w:t>Структура представлена на рисунке 6.</w:t>
-      </w:r>
-    </w:p>
-    <w:p>
-      <w:pPr>
-        <w:ind w:firstLine="708"/>
-      </w:pPr>
-    </w:p>
-    <w:p>
-      <w:pPr>
-        <w:ind w:firstLine="708"/>
+        <w:ind w:firstLine="0"/>
+      </w:pPr>
+      <w:r>
+        <w:tab/>
+        <w:t xml:space="preserve">На рисунке 6 представлена программная </w:t>
+      </w:r>
+      <w:proofErr w:type="gramStart"/>
+      <w:r>
+        <w:t>реализация  описанного</w:t>
+      </w:r>
+      <w:proofErr w:type="gramEnd"/>
+      <w:r>
+        <w:t xml:space="preserve"> выше блока.</w:t>
+      </w:r>
+    </w:p>
+    <w:p>
+      <w:pPr>
+        <w:ind w:firstLine="0"/>
+      </w:pPr>
+    </w:p>
+    <w:p>
+      <w:pPr>
+        <w:ind w:firstLine="0"/>
         <w:jc w:val="center"/>
       </w:pPr>
       <w:r>
@@ -2358,10 +2545,10 @@
           <w:noProof/>
         </w:rPr>
         <w:drawing>
-          <wp:inline distT="0" distB="0" distL="0" distR="0" wp14:anchorId="78ABB0FA" wp14:editId="6DB14E4B">
-            <wp:extent cx="3076190" cy="2857143"/>
-            <wp:effectExtent l="0" t="0" r="0" b="635"/>
-            <wp:docPr id="2" name="Рисунок 2"/>
+          <wp:inline distT="0" distB="0" distL="0" distR="0" wp14:anchorId="1BAC1BBD" wp14:editId="4432EB5D">
+            <wp:extent cx="2611861" cy="2811780"/>
+            <wp:effectExtent l="0" t="0" r="0" b="7620"/>
+            <wp:docPr id="10" name="Рисунок 10"/>
             <wp:cNvGraphicFramePr>
               <a:graphicFrameLocks xmlns:a="http://schemas.openxmlformats.org/drawingml/2006/main" noChangeAspect="1"/>
             </wp:cNvGraphicFramePr>
@@ -2381,7 +2568,7 @@
                   <pic:spPr>
                     <a:xfrm>
                       <a:off x="0" y="0"/>
-                      <a:ext cx="3076190" cy="2857143"/>
+                      <a:ext cx="2627194" cy="2828286"/>
                     </a:xfrm>
                     <a:prstGeom prst="rect">
                       <a:avLst/>
@@ -2396,143 +2583,466 @@
     </w:p>
     <w:p>
       <w:pPr>
-        <w:ind w:firstLine="708"/>
-        <w:jc w:val="center"/>
-      </w:pPr>
-      <w:r>
-        <w:t>Рисунок 6 – структура вершины</w:t>
-      </w:r>
-    </w:p>
-    <w:p>
-      <w:pPr>
-        <w:ind w:firstLine="708"/>
-      </w:pPr>
-    </w:p>
-    <w:p>
-      <w:pPr>
-        <w:ind w:firstLine="708"/>
-      </w:pPr>
-      <w:r>
-        <w:t>Она содержит в себе лексему и указатели на потомков. При создании каждой новой вершины мы будем записывать потомков с помощью выражений вида «$1».</w:t>
-      </w:r>
-      <w:r>
-        <w:t xml:space="preserve"> Полная логика представлена на рисунке 7.</w:t>
-      </w:r>
-    </w:p>
-    <w:p>
-      <w:pPr>
-        <w:ind w:firstLine="0"/>
-      </w:pPr>
-    </w:p>
-    <w:p>
-      <w:pPr>
-        <w:ind w:firstLine="0"/>
-      </w:pPr>
-      <w:r>
-        <w:rPr>
-          <w:noProof/>
-        </w:rPr>
-        <w:lastRenderedPageBreak/>
-        <w:drawing>
-          <wp:inline distT="0" distB="0" distL="0" distR="0" wp14:anchorId="7FE61F5C" wp14:editId="3DF5B701">
-            <wp:extent cx="5940425" cy="6249035"/>
-            <wp:effectExtent l="0" t="0" r="3175" b="0"/>
-            <wp:docPr id="13" name="Рисунок 13"/>
-            <wp:cNvGraphicFramePr>
-              <a:graphicFrameLocks xmlns:a="http://schemas.openxmlformats.org/drawingml/2006/main" noChangeAspect="1"/>
-            </wp:cNvGraphicFramePr>
-            <a:graphic xmlns:a="http://schemas.openxmlformats.org/drawingml/2006/main">
-              <a:graphicData uri="http://schemas.openxmlformats.org/drawingml/2006/picture">
-                <pic:pic xmlns:pic="http://schemas.openxmlformats.org/drawingml/2006/picture">
-                  <pic:nvPicPr>
-                    <pic:cNvPr id="1" name=""/>
-                    <pic:cNvPicPr/>
-                  </pic:nvPicPr>
-                  <pic:blipFill>
-                    <a:blip r:embed="rId14"/>
-                    <a:stretch>
-                      <a:fillRect/>
-                    </a:stretch>
-                  </pic:blipFill>
-                  <pic:spPr>
-                    <a:xfrm>
-                      <a:off x="0" y="0"/>
-                      <a:ext cx="5940425" cy="6249035"/>
-                    </a:xfrm>
-                    <a:prstGeom prst="rect">
-                      <a:avLst/>
-                    </a:prstGeom>
-                  </pic:spPr>
-                </pic:pic>
-              </a:graphicData>
-            </a:graphic>
-          </wp:inline>
-        </w:drawing>
-      </w:r>
-    </w:p>
-    <w:p>
-      <w:pPr>
         <w:ind w:firstLine="0"/>
         <w:jc w:val="center"/>
       </w:pPr>
       <w:r>
-        <w:t xml:space="preserve">Рисунок 7 – логика построения </w:t>
+        <w:t>Рисунок 6 – программная реализация разбора уровня «программы»</w:t>
+      </w:r>
+    </w:p>
+    <w:p>
+      <w:pPr>
+        <w:ind w:firstLine="708"/>
+      </w:pPr>
+      <w:r>
+        <w:lastRenderedPageBreak/>
+        <w:t>Далее будем последовательно разбирать каждый из выделенных блоков.</w:t>
+      </w:r>
+    </w:p>
+    <w:p>
+      <w:pPr>
+        <w:ind w:firstLine="708"/>
+      </w:pPr>
+    </w:p>
+    <w:p>
+      <w:pPr>
+        <w:ind w:firstLine="708"/>
+        <w:rPr>
+          <w:b/>
+        </w:rPr>
+      </w:pPr>
+      <w:r>
+        <w:rPr>
+          <w:b/>
+        </w:rPr>
+        <w:t>Объявление переменной</w:t>
+      </w:r>
+    </w:p>
+    <w:p>
+      <w:r>
+        <w:t>Задание переменной в языке выглядит следующим образом:</w:t>
+      </w:r>
+      <w:r>
+        <w:br/>
+      </w:r>
+      <w:r>
+        <w:t>&lt;</w:t>
       </w:r>
       <w:r>
         <w:rPr>
           <w:lang w:val="en-US"/>
         </w:rPr>
-        <w:t>AST</w:t>
-      </w:r>
-      <w:r>
-        <w:t xml:space="preserve"> дерева</w:t>
-      </w:r>
-    </w:p>
-    <w:p>
-      <w:pPr>
-        <w:ind w:firstLine="0"/>
-      </w:pPr>
-    </w:p>
-    <w:p>
-      <w:pPr>
-        <w:ind w:firstLine="0"/>
+        <w:t>variable</w:t>
+      </w:r>
+      <w:r>
+        <w:t xml:space="preserve"> </w:t>
+      </w:r>
+      <w:r>
+        <w:rPr>
+          <w:lang w:val="en-US"/>
+        </w:rPr>
+        <w:t>declaration</w:t>
+      </w:r>
+      <w:r>
+        <w:t>&gt;</w:t>
+      </w:r>
+      <w:r>
+        <w:t xml:space="preserve"> </w:t>
+      </w:r>
+      <w:r>
+        <w:t>::</w:t>
+      </w:r>
+      <w:r>
+        <w:t xml:space="preserve">= </w:t>
+      </w:r>
+      <w:r>
+        <w:t>[</w:t>
+      </w:r>
+      <w:r>
+        <w:t>'</w:t>
+      </w:r>
+      <w:proofErr w:type="spellStart"/>
+      <w:r>
+        <w:rPr>
+          <w:lang w:val="en-US"/>
+        </w:rPr>
+        <w:t>const</w:t>
+      </w:r>
+      <w:proofErr w:type="spellEnd"/>
+      <w:r>
+        <w:t>'</w:t>
+      </w:r>
+      <w:r>
+        <w:t xml:space="preserve"> </w:t>
+      </w:r>
+      <w:r>
+        <w:t>|</w:t>
+      </w:r>
+      <w:r>
+        <w:t xml:space="preserve"> </w:t>
+      </w:r>
+      <w:r>
+        <w:t>'</w:t>
+      </w:r>
+      <w:r>
+        <w:rPr>
+          <w:lang w:val="en-US"/>
+        </w:rPr>
+        <w:t>let</w:t>
+      </w:r>
+      <w:r>
+        <w:t>'</w:t>
+      </w:r>
+      <w:r>
+        <w:t xml:space="preserve"> | ‘</w:t>
+      </w:r>
+      <w:proofErr w:type="spellStart"/>
+      <w:r>
+        <w:rPr>
+          <w:lang w:val="en-US"/>
+        </w:rPr>
+        <w:t>var</w:t>
+      </w:r>
+      <w:proofErr w:type="spellEnd"/>
+      <w:r>
+        <w:t>’</w:t>
+      </w:r>
+      <w:r>
+        <w:t>]</w:t>
+      </w:r>
+      <w:r>
+        <w:t xml:space="preserve"> </w:t>
+      </w:r>
+      <w:r>
+        <w:t>&lt;</w:t>
+      </w:r>
+      <w:proofErr w:type="spellStart"/>
+      <w:r>
+        <w:rPr>
+          <w:lang w:val="en-US"/>
+        </w:rPr>
+        <w:t>identificator</w:t>
+      </w:r>
+      <w:proofErr w:type="spellEnd"/>
+      <w:r>
+        <w:t>&gt;</w:t>
+      </w:r>
+      <w:r>
+        <w:t xml:space="preserve"> </w:t>
+      </w:r>
+      <w:r>
+        <w:t>[</w:t>
+      </w:r>
+      <w:r>
+        <w:t>‘=’ &lt;</w:t>
+      </w:r>
+      <w:r>
+        <w:rPr>
+          <w:lang w:val="en-US"/>
+        </w:rPr>
+        <w:t>expression</w:t>
+      </w:r>
+      <w:r>
+        <w:t>&gt;</w:t>
+      </w:r>
+      <w:r>
+        <w:t>]</w:t>
+      </w:r>
+      <w:r>
+        <w:t xml:space="preserve"> </w:t>
+      </w:r>
+      <w:r>
+        <w:t>‘;’</w:t>
+      </w:r>
+    </w:p>
+    <w:p>
+      <w:pPr>
+        <w:rPr>
+          <w:b/>
+        </w:rPr>
+      </w:pPr>
+      <w:r>
+        <w:rPr>
+          <w:b/>
+        </w:rPr>
+        <w:t>Допустимые названия</w:t>
+      </w:r>
+    </w:p>
+    <w:p>
+      <w:r>
+        <w:t>Могут начинаться с латинских букв и символов _ или $.</w:t>
+      </w:r>
+    </w:p>
+    <w:p>
+      <w:pPr>
+        <w:rPr>
+          <w:b/>
+        </w:rPr>
+      </w:pPr>
+      <w:r>
+        <w:rPr>
+          <w:b/>
+        </w:rPr>
+        <w:t>Типы данных</w:t>
+      </w:r>
+    </w:p>
+    <w:p>
+      <w:pPr>
+        <w:pStyle w:val="a0"/>
+        <w:numPr>
+          <w:ilvl w:val="0"/>
+          <w:numId w:val="0"/>
+        </w:numPr>
+        <w:ind w:left="851"/>
+        <w:rPr>
+          <w:b/>
+        </w:rPr>
+      </w:pPr>
+      <w:r>
+        <w:rPr>
+          <w:rStyle w:val="affb"/>
+          <w:b w:val="0"/>
+        </w:rPr>
+        <w:t>Примитивные:</w:t>
+      </w:r>
+    </w:p>
+    <w:p>
+      <w:pPr>
+        <w:pStyle w:val="a0"/>
+      </w:pPr>
+      <w:proofErr w:type="spellStart"/>
+      <w:r>
+        <w:t>number</w:t>
+      </w:r>
+      <w:proofErr w:type="spellEnd"/>
+      <w:r>
+        <w:t xml:space="preserve"> - число (ограничен размер)</w:t>
+      </w:r>
+    </w:p>
+    <w:p>
+      <w:pPr>
+        <w:pStyle w:val="a0"/>
+      </w:pPr>
+      <w:proofErr w:type="spellStart"/>
+      <w:r>
+        <w:t>string</w:t>
+      </w:r>
+      <w:proofErr w:type="spellEnd"/>
+      <w:r>
+        <w:t xml:space="preserve"> </w:t>
+      </w:r>
+      <w:r>
+        <w:t>–</w:t>
+      </w:r>
+      <w:r>
+        <w:t xml:space="preserve"> строка</w:t>
+      </w:r>
+    </w:p>
+    <w:p>
+      <w:pPr>
+        <w:pStyle w:val="a0"/>
+      </w:pPr>
+      <w:proofErr w:type="spellStart"/>
+      <w:r>
+        <w:t>boolean</w:t>
+      </w:r>
+      <w:proofErr w:type="spellEnd"/>
+      <w:r>
+        <w:t xml:space="preserve"> – булево значение</w:t>
+      </w:r>
+    </w:p>
+    <w:p>
+      <w:pPr>
+        <w:pStyle w:val="a0"/>
+      </w:pPr>
+      <w:proofErr w:type="spellStart"/>
+      <w:r>
+        <w:t>bigInt</w:t>
+      </w:r>
+      <w:proofErr w:type="spellEnd"/>
+      <w:r>
+        <w:t xml:space="preserve"> - неограниченное целое число</w:t>
+      </w:r>
+    </w:p>
+    <w:p>
+      <w:pPr>
+        <w:pStyle w:val="a0"/>
+      </w:pPr>
+      <w:proofErr w:type="spellStart"/>
+      <w:r>
+        <w:t>symbol</w:t>
+      </w:r>
+      <w:proofErr w:type="spellEnd"/>
+      <w:r>
+        <w:t xml:space="preserve"> - символ</w:t>
+      </w:r>
+    </w:p>
+    <w:p>
+      <w:pPr>
+        <w:pStyle w:val="a0"/>
+      </w:pPr>
+      <w:proofErr w:type="spellStart"/>
+      <w:r>
+        <w:t>udefined</w:t>
+      </w:r>
+      <w:proofErr w:type="spellEnd"/>
+      <w:r>
+        <w:t xml:space="preserve"> - неопределенный</w:t>
+      </w:r>
+    </w:p>
+    <w:p>
+      <w:pPr>
+        <w:pStyle w:val="a0"/>
+      </w:pPr>
+      <w:proofErr w:type="spellStart"/>
+      <w:r>
+        <w:t>null</w:t>
+      </w:r>
+      <w:proofErr w:type="spellEnd"/>
+      <w:r>
+        <w:t xml:space="preserve"> - пустой</w:t>
+      </w:r>
+    </w:p>
+    <w:p>
+      <w:pPr>
+        <w:pStyle w:val="a0"/>
+        <w:numPr>
+          <w:ilvl w:val="0"/>
+          <w:numId w:val="0"/>
+        </w:numPr>
+        <w:ind w:firstLine="708"/>
+      </w:pPr>
+      <w:r>
+        <w:rPr>
+          <w:rStyle w:val="affb"/>
+          <w:b w:val="0"/>
+        </w:rPr>
+        <w:t>Также существует "сложный" тип данных:</w:t>
+      </w:r>
+      <w:r>
+        <w:br/>
+      </w:r>
+      <w:proofErr w:type="spellStart"/>
+      <w:r>
+        <w:t>object</w:t>
+      </w:r>
+      <w:proofErr w:type="spellEnd"/>
+      <w:r>
+        <w:t xml:space="preserve"> - </w:t>
+      </w:r>
+      <w:r>
+        <w:t>структурный тип данных, используемый для хранения коллекций пар «</w:t>
+      </w:r>
+      <w:proofErr w:type="spellStart"/>
+      <w:r>
+        <w:t>ключ:значение</w:t>
+      </w:r>
+      <w:proofErr w:type="spellEnd"/>
+      <w:r>
+        <w:t>» или более сложных сущностей.</w:t>
+      </w:r>
+    </w:p>
+    <w:p>
+      <w:pPr>
+        <w:pStyle w:val="a0"/>
+        <w:numPr>
+          <w:ilvl w:val="0"/>
+          <w:numId w:val="0"/>
+        </w:numPr>
+        <w:ind w:firstLine="708"/>
+      </w:pPr>
+      <w:r>
+        <w:t xml:space="preserve">Синтаксическая структура блока объявления переменной представлена на рисунке 7. </w:t>
+      </w:r>
+    </w:p>
+    <w:p>
+      <w:pPr>
+        <w:pStyle w:val="a0"/>
+        <w:numPr>
+          <w:ilvl w:val="0"/>
+          <w:numId w:val="0"/>
+        </w:numPr>
+      </w:pPr>
+    </w:p>
+    <w:p>
+      <w:pPr>
+        <w:pStyle w:val="a0"/>
+        <w:numPr>
+          <w:ilvl w:val="0"/>
+          <w:numId w:val="0"/>
+        </w:numPr>
+      </w:pPr>
+      <w:r>
+        <w:lastRenderedPageBreak/>
+        <w:pict w14:anchorId="76FA6B34">
+          <v:shape id="_x0000_i1027" type="#_x0000_t75" style="width:467.4pt;height:282.6pt">
+            <v:imagedata r:id="rId14" o:title="2 var decl"/>
+          </v:shape>
+        </w:pict>
+      </w:r>
+    </w:p>
+    <w:p>
+      <w:pPr>
+        <w:pStyle w:val="a0"/>
+        <w:numPr>
+          <w:ilvl w:val="0"/>
+          <w:numId w:val="0"/>
+        </w:numPr>
+        <w:jc w:val="center"/>
+      </w:pPr>
+      <w:r>
+        <w:t>Рисунок 7 – объявление переменной</w:t>
+      </w:r>
+    </w:p>
+    <w:p>
+      <w:pPr>
+        <w:pStyle w:val="a0"/>
+        <w:numPr>
+          <w:ilvl w:val="0"/>
+          <w:numId w:val="0"/>
+        </w:numPr>
+      </w:pPr>
+    </w:p>
+    <w:p>
+      <w:pPr>
+        <w:pStyle w:val="a0"/>
+        <w:numPr>
+          <w:ilvl w:val="0"/>
+          <w:numId w:val="0"/>
+        </w:numPr>
       </w:pPr>
       <w:r>
         <w:tab/>
-        <w:t>Можем заметить, что только у простейших элементов (число и переменная) нет потомков. Все остальные выражения принимают указатели на потомков в виде «</w:t>
-      </w:r>
-      <w:r>
-        <w:t>$</w:t>
-      </w:r>
-      <w:r>
-        <w:rPr>
-          <w:lang w:val="en-US"/>
-        </w:rPr>
-        <w:t>n</w:t>
-      </w:r>
-      <w:r>
-        <w:t>» и передают их в функцию создания вершины. Если приложение написано корректно, в конце разбора мы получим одно дерево, содержащее всю программу. Функция создания вершины приведена на рисунке 8.</w:t>
-      </w:r>
-    </w:p>
-    <w:p>
-      <w:pPr>
-        <w:ind w:firstLine="0"/>
-      </w:pPr>
-    </w:p>
-    <w:p>
-      <w:pPr>
-        <w:ind w:firstLine="0"/>
+        <w:t>На рисунке 8 представлена программная реализация объявления переменной.</w:t>
+      </w:r>
+    </w:p>
+    <w:p>
+      <w:pPr>
+        <w:pStyle w:val="a0"/>
+        <w:numPr>
+          <w:ilvl w:val="0"/>
+          <w:numId w:val="0"/>
+        </w:numPr>
+      </w:pPr>
+    </w:p>
+    <w:p>
+      <w:pPr>
+        <w:pStyle w:val="a0"/>
+        <w:numPr>
+          <w:ilvl w:val="0"/>
+          <w:numId w:val="0"/>
+        </w:numPr>
+        <w:jc w:val="center"/>
       </w:pPr>
       <w:r>
         <w:rPr>
           <w:noProof/>
         </w:rPr>
-        <w:lastRenderedPageBreak/>
         <w:drawing>
-          <wp:inline distT="0" distB="0" distL="0" distR="0" wp14:anchorId="065A5BC4" wp14:editId="6D145F5A">
-            <wp:extent cx="5940425" cy="2731770"/>
-            <wp:effectExtent l="0" t="0" r="3175" b="0"/>
-            <wp:docPr id="14" name="Рисунок 14"/>
+          <wp:inline distT="0" distB="0" distL="0" distR="0" wp14:anchorId="6BEB0224" wp14:editId="31BE18B0">
+            <wp:extent cx="4714286" cy="1704762"/>
+            <wp:effectExtent l="0" t="0" r="0" b="0"/>
+            <wp:docPr id="11" name="Рисунок 11"/>
             <wp:cNvGraphicFramePr>
               <a:graphicFrameLocks xmlns:a="http://schemas.openxmlformats.org/drawingml/2006/main" noChangeAspect="1"/>
             </wp:cNvGraphicFramePr>
@@ -2552,7 +3062,7 @@
                   <pic:spPr>
                     <a:xfrm>
                       <a:off x="0" y="0"/>
-                      <a:ext cx="5940425" cy="2731770"/>
+                      <a:ext cx="4714286" cy="1704762"/>
                     </a:xfrm>
                     <a:prstGeom prst="rect">
                       <a:avLst/>
@@ -2567,35 +3077,201 @@
     </w:p>
     <w:p>
       <w:pPr>
-        <w:ind w:firstLine="0"/>
+        <w:pStyle w:val="a0"/>
+        <w:numPr>
+          <w:ilvl w:val="0"/>
+          <w:numId w:val="0"/>
+        </w:numPr>
         <w:jc w:val="center"/>
       </w:pPr>
       <w:r>
-        <w:t>Рисунок 8 – функция создания вершины</w:t>
-      </w:r>
-    </w:p>
-    <w:p>
-      <w:pPr>
-        <w:ind w:firstLine="0"/>
-      </w:pPr>
-    </w:p>
-    <w:p>
-      <w:pPr>
-        <w:ind w:firstLine="0"/>
+        <w:t>Рисунок 8 - программная реализация объявления переменной</w:t>
+      </w:r>
+    </w:p>
+    <w:p>
+      <w:pPr>
+        <w:pStyle w:val="a0"/>
+        <w:numPr>
+          <w:ilvl w:val="0"/>
+          <w:numId w:val="0"/>
+        </w:numPr>
+      </w:pPr>
+    </w:p>
+    <w:p>
+      <w:pPr>
+        <w:pStyle w:val="a0"/>
+        <w:numPr>
+          <w:ilvl w:val="0"/>
+          <w:numId w:val="0"/>
+        </w:numPr>
+        <w:rPr>
+          <w:b/>
+        </w:rPr>
       </w:pPr>
       <w:r>
         <w:tab/>
-        <w:t>Для вывода дерева (префиксного, инфиксного и постфиксного) будем использовать рекурсивные обходы – представлены на рисунке 9.</w:t>
-      </w:r>
-    </w:p>
-    <w:p>
-      <w:pPr>
-        <w:ind w:firstLine="0"/>
-      </w:pPr>
-    </w:p>
-    <w:p>
-      <w:pPr>
-        <w:ind w:firstLine="0"/>
+      </w:r>
+      <w:r>
+        <w:rPr>
+          <w:b/>
+        </w:rPr>
+        <w:t>Объявление функции</w:t>
+      </w:r>
+    </w:p>
+    <w:p>
+      <w:pPr>
+        <w:pStyle w:val="a0"/>
+        <w:numPr>
+          <w:ilvl w:val="0"/>
+          <w:numId w:val="0"/>
+        </w:numPr>
+      </w:pPr>
+      <w:r>
+        <w:tab/>
+        <w:t>Синтаксическая структура объявления функции</w:t>
+      </w:r>
+      <w:r>
+        <w:t xml:space="preserve"> включает в себя ключевое слово, идентификатор функции, параметры (могут быть пустым множеством, но обязательно присутствуют в объявлении функции) </w:t>
+      </w:r>
+      <w:r>
+        <w:t>представлена на рисунке 9.</w:t>
+      </w:r>
+      <w:r>
+        <w:t xml:space="preserve"> Структура параметров представлена на рисунке 10.</w:t>
+      </w:r>
+    </w:p>
+    <w:p>
+      <w:pPr>
+        <w:pStyle w:val="a0"/>
+        <w:numPr>
+          <w:ilvl w:val="0"/>
+          <w:numId w:val="0"/>
+        </w:numPr>
+        <w:jc w:val="center"/>
+        <w:rPr>
+          <w:b/>
+        </w:rPr>
+      </w:pPr>
+      <w:r>
+        <w:rPr>
+          <w:b/>
+        </w:rPr>
+        <w:lastRenderedPageBreak/>
+        <w:pict w14:anchorId="6AD3FF2A">
+          <v:shape id="_x0000_i1029" type="#_x0000_t75" style="width:212.4pt;height:249pt">
+            <v:imagedata r:id="rId16" o:title="3 func decl"/>
+          </v:shape>
+        </w:pict>
+      </w:r>
+    </w:p>
+    <w:p>
+      <w:pPr>
+        <w:pStyle w:val="a0"/>
+        <w:numPr>
+          <w:ilvl w:val="0"/>
+          <w:numId w:val="0"/>
+        </w:numPr>
+        <w:jc w:val="center"/>
+      </w:pPr>
+      <w:r>
+        <w:t>Рисунок 9 – объявление функции</w:t>
+      </w:r>
+    </w:p>
+    <w:p>
+      <w:pPr>
+        <w:pStyle w:val="a0"/>
+        <w:numPr>
+          <w:ilvl w:val="0"/>
+          <w:numId w:val="0"/>
+        </w:numPr>
+      </w:pPr>
+    </w:p>
+    <w:p>
+      <w:pPr>
+        <w:pStyle w:val="a0"/>
+        <w:numPr>
+          <w:ilvl w:val="0"/>
+          <w:numId w:val="0"/>
+        </w:numPr>
+        <w:jc w:val="center"/>
+      </w:pPr>
+      <w:r>
+        <w:pict w14:anchorId="44BFCECF">
+          <v:shape id="_x0000_i1051" type="#_x0000_t75" style="width:284.4pt;height:262.2pt">
+            <v:imagedata r:id="rId17" o:title="4 parameters"/>
+          </v:shape>
+        </w:pict>
+      </w:r>
+    </w:p>
+    <w:p>
+      <w:pPr>
+        <w:pStyle w:val="a0"/>
+        <w:numPr>
+          <w:ilvl w:val="0"/>
+          <w:numId w:val="0"/>
+        </w:numPr>
+        <w:jc w:val="center"/>
+      </w:pPr>
+      <w:r>
+        <w:t>Рисунок 10 – структура параметров</w:t>
+      </w:r>
+    </w:p>
+    <w:p>
+      <w:pPr>
+        <w:pStyle w:val="a0"/>
+        <w:numPr>
+          <w:ilvl w:val="0"/>
+          <w:numId w:val="0"/>
+        </w:numPr>
+      </w:pPr>
+    </w:p>
+    <w:p>
+      <w:pPr>
+        <w:pStyle w:val="a0"/>
+        <w:numPr>
+          <w:ilvl w:val="0"/>
+          <w:numId w:val="0"/>
+        </w:numPr>
+      </w:pPr>
+      <w:r>
+        <w:tab/>
+        <w:t>На рисунке 1</w:t>
+      </w:r>
+      <w:r>
+        <w:t>1</w:t>
+      </w:r>
+      <w:r>
+        <w:t xml:space="preserve"> представлен</w:t>
+      </w:r>
+      <w:r>
+        <w:t>а</w:t>
+      </w:r>
+      <w:r>
+        <w:t xml:space="preserve"> программная реализация</w:t>
+      </w:r>
+      <w:r>
+        <w:t xml:space="preserve"> описанных выше структур</w:t>
+      </w:r>
+      <w:r>
+        <w:t>.</w:t>
+      </w:r>
+    </w:p>
+    <w:p>
+      <w:pPr>
+        <w:pStyle w:val="a0"/>
+        <w:numPr>
+          <w:ilvl w:val="0"/>
+          <w:numId w:val="0"/>
+        </w:numPr>
+      </w:pPr>
+    </w:p>
+    <w:p>
+      <w:pPr>
+        <w:pStyle w:val="a0"/>
+        <w:numPr>
+          <w:ilvl w:val="0"/>
+          <w:numId w:val="0"/>
+        </w:numPr>
         <w:jc w:val="center"/>
       </w:pPr>
       <w:r>
@@ -2604,373 +3280,10 @@
         </w:rPr>
         <w:lastRenderedPageBreak/>
         <w:drawing>
-          <wp:inline distT="0" distB="0" distL="0" distR="0" wp14:anchorId="5BA9FEA3" wp14:editId="239AAB8D">
-            <wp:extent cx="3485714" cy="5466667"/>
-            <wp:effectExtent l="0" t="0" r="635" b="1270"/>
-            <wp:docPr id="15" name="Рисунок 15"/>
-            <wp:cNvGraphicFramePr>
-              <a:graphicFrameLocks xmlns:a="http://schemas.openxmlformats.org/drawingml/2006/main" noChangeAspect="1"/>
-            </wp:cNvGraphicFramePr>
-            <a:graphic xmlns:a="http://schemas.openxmlformats.org/drawingml/2006/main">
-              <a:graphicData uri="http://schemas.openxmlformats.org/drawingml/2006/picture">
-                <pic:pic xmlns:pic="http://schemas.openxmlformats.org/drawingml/2006/picture">
-                  <pic:nvPicPr>
-                    <pic:cNvPr id="1" name=""/>
-                    <pic:cNvPicPr/>
-                  </pic:nvPicPr>
-                  <pic:blipFill>
-                    <a:blip r:embed="rId16"/>
-                    <a:stretch>
-                      <a:fillRect/>
-                    </a:stretch>
-                  </pic:blipFill>
-                  <pic:spPr>
-                    <a:xfrm>
-                      <a:off x="0" y="0"/>
-                      <a:ext cx="3485714" cy="5466667"/>
-                    </a:xfrm>
-                    <a:prstGeom prst="rect">
-                      <a:avLst/>
-                    </a:prstGeom>
-                  </pic:spPr>
-                </pic:pic>
-              </a:graphicData>
-            </a:graphic>
-          </wp:inline>
-        </w:drawing>
-      </w:r>
-    </w:p>
-    <w:p>
-      <w:pPr>
-        <w:ind w:firstLine="0"/>
-        <w:jc w:val="center"/>
-      </w:pPr>
-      <w:r>
-        <w:t>Рисунок 9 – рекурсивные обходы деревьев</w:t>
-      </w:r>
-    </w:p>
-    <w:p>
-      <w:pPr>
-        <w:ind w:firstLine="0"/>
-      </w:pPr>
-    </w:p>
-    <w:p>
-      <w:pPr>
-        <w:pStyle w:val="22"/>
-      </w:pPr>
-      <w:r>
-        <w:tab/>
-      </w:r>
-      <w:bookmarkStart w:id="9" w:name="_Toc223473754"/>
-      <w:r>
-        <w:t>Сборка программы</w:t>
-      </w:r>
-      <w:bookmarkEnd w:id="9"/>
-    </w:p>
-    <w:p>
-      <w:r>
-        <w:t xml:space="preserve">Для того, чтобы разборщик кода начал работать, нам необходимо превратить его в программу. Делается это с помощью утилит </w:t>
-      </w:r>
-      <w:r>
-        <w:rPr>
-          <w:lang w:val="en-US"/>
-        </w:rPr>
-        <w:t>bison</w:t>
-      </w:r>
-      <w:r>
-        <w:t xml:space="preserve"> </w:t>
-      </w:r>
-      <w:r>
-        <w:t xml:space="preserve">и </w:t>
-      </w:r>
-      <w:r>
-        <w:rPr>
-          <w:lang w:val="en-US"/>
-        </w:rPr>
-        <w:t>flex</w:t>
-      </w:r>
-      <w:r>
-        <w:t>.</w:t>
-      </w:r>
-    </w:p>
-    <w:p>
-      <w:r>
-        <w:t>Команда</w:t>
-      </w:r>
-      <w:r>
-        <w:t xml:space="preserve"> «</w:t>
-      </w:r>
-      <w:r>
-        <w:rPr>
-          <w:lang w:val="en-US"/>
-        </w:rPr>
-        <w:t>bison</w:t>
-      </w:r>
-      <w:r>
-        <w:t xml:space="preserve"> -</w:t>
-      </w:r>
-      <w:r>
-        <w:rPr>
-          <w:lang w:val="en-US"/>
-        </w:rPr>
-        <w:t>d</w:t>
-      </w:r>
-      <w:r>
-        <w:t xml:space="preserve"> </w:t>
-      </w:r>
-      <w:proofErr w:type="gramStart"/>
-      <w:r>
-        <w:rPr>
-          <w:lang w:val="en-US"/>
-        </w:rPr>
-        <w:t>program</w:t>
-      </w:r>
-      <w:r>
-        <w:t>.</w:t>
-      </w:r>
-      <w:r>
-        <w:rPr>
-          <w:lang w:val="en-US"/>
-        </w:rPr>
-        <w:t>y</w:t>
-      </w:r>
-      <w:proofErr w:type="gramEnd"/>
-      <w:r>
-        <w:t xml:space="preserve">» </w:t>
-      </w:r>
-      <w:r>
-        <w:t xml:space="preserve">создаст из файла с расширением файл - </w:t>
-      </w:r>
-      <w:proofErr w:type="spellStart"/>
-      <w:r>
-        <w:t>парсер</w:t>
-      </w:r>
-      <w:proofErr w:type="spellEnd"/>
-      <w:r>
-        <w:t>, с кодом программы на языке си. Флаг –</w:t>
-      </w:r>
-      <w:proofErr w:type="gramStart"/>
-      <w:r>
-        <w:rPr>
-          <w:lang w:val="en-US"/>
-        </w:rPr>
-        <w:t>d</w:t>
-      </w:r>
-      <w:r>
-        <w:t xml:space="preserve"> </w:t>
-      </w:r>
-      <w:r>
-        <w:t xml:space="preserve"> позволяет</w:t>
-      </w:r>
-      <w:proofErr w:type="gramEnd"/>
-      <w:r>
-        <w:t xml:space="preserve"> генерировать также и заголовочный файл. Получаем «</w:t>
-      </w:r>
-      <w:r>
-        <w:rPr>
-          <w:lang w:val="en-US"/>
-        </w:rPr>
-        <w:t>program</w:t>
-      </w:r>
-      <w:r>
-        <w:t>.</w:t>
-      </w:r>
-      <w:proofErr w:type="spellStart"/>
-      <w:r>
-        <w:t>tab.c</w:t>
-      </w:r>
-      <w:proofErr w:type="spellEnd"/>
-      <w:r>
-        <w:t>»</w:t>
-      </w:r>
-      <w:r>
-        <w:t xml:space="preserve"> </w:t>
-      </w:r>
-      <w:r>
-        <w:t>и «</w:t>
-      </w:r>
-      <w:r>
-        <w:rPr>
-          <w:lang w:val="en-US"/>
-        </w:rPr>
-        <w:t>program</w:t>
-      </w:r>
-      <w:r>
-        <w:t>.</w:t>
-      </w:r>
-      <w:proofErr w:type="spellStart"/>
-      <w:r>
-        <w:t>tab</w:t>
-      </w:r>
-      <w:proofErr w:type="spellEnd"/>
-      <w:r>
-        <w:t>.</w:t>
-      </w:r>
-      <w:r>
-        <w:rPr>
-          <w:lang w:val="en-US"/>
-        </w:rPr>
-        <w:t>h</w:t>
-      </w:r>
-      <w:r>
-        <w:t xml:space="preserve">». </w:t>
-      </w:r>
-    </w:p>
-    <w:p>
-      <w:r>
-        <w:t xml:space="preserve">Аналогично, утилита </w:t>
-      </w:r>
-      <w:r>
-        <w:rPr>
-          <w:lang w:val="en-US"/>
-        </w:rPr>
-        <w:t>flex</w:t>
-      </w:r>
-      <w:r>
-        <w:t xml:space="preserve"> </w:t>
-      </w:r>
-      <w:r>
-        <w:t xml:space="preserve">превращает файл с </w:t>
-      </w:r>
-      <w:proofErr w:type="gramStart"/>
-      <w:r>
-        <w:t>лексемами .</w:t>
-      </w:r>
-      <w:r>
-        <w:rPr>
-          <w:lang w:val="en-US"/>
-        </w:rPr>
-        <w:t>l</w:t>
-      </w:r>
-      <w:proofErr w:type="gramEnd"/>
-      <w:r>
-        <w:t xml:space="preserve"> </w:t>
-      </w:r>
-      <w:r>
-        <w:t>в код на языке си, обрабатывающий входной текст. Получаем файл «</w:t>
-      </w:r>
-      <w:proofErr w:type="spellStart"/>
-      <w:r>
-        <w:t>lex.yy.c</w:t>
-      </w:r>
-      <w:proofErr w:type="spellEnd"/>
-      <w:r>
-        <w:t xml:space="preserve">». </w:t>
-      </w:r>
-    </w:p>
-    <w:p>
-      <w:r>
-        <w:t>Далее линкуем и компилируем два файла и получаем программу, которая осуществляет описанный нами разбор текста.</w:t>
-      </w:r>
-    </w:p>
-    <w:p>
-      <w:pPr>
-        <w:jc w:val="center"/>
-      </w:pPr>
-    </w:p>
-    <w:p>
-      <w:pPr>
-        <w:pStyle w:val="22"/>
-      </w:pPr>
-      <w:bookmarkStart w:id="10" w:name="_Toc223473755"/>
-      <w:r>
-        <w:t>Тестирование</w:t>
-      </w:r>
-      <w:bookmarkEnd w:id="10"/>
-    </w:p>
-    <w:p>
-      <w:r>
-        <w:t xml:space="preserve">Напишем небольшую программу, следуя правилам разработанного языка и запустим проверку. Тестовый код программы представлен на рисунке </w:t>
-      </w:r>
-      <w:r>
-        <w:t>10</w:t>
-      </w:r>
-      <w:r>
-        <w:t>.</w:t>
-      </w:r>
-    </w:p>
-    <w:p/>
-    <w:p>
-      <w:pPr>
-        <w:jc w:val="center"/>
-      </w:pPr>
-      <w:r>
-        <w:rPr>
-          <w:noProof/>
-        </w:rPr>
-        <w:drawing>
-          <wp:inline distT="0" distB="0" distL="0" distR="0" wp14:anchorId="73F33D56" wp14:editId="558513A3">
-            <wp:extent cx="3666667" cy="3276190"/>
-            <wp:effectExtent l="0" t="0" r="0" b="635"/>
-            <wp:docPr id="16" name="Рисунок 16"/>
-            <wp:cNvGraphicFramePr>
-              <a:graphicFrameLocks xmlns:a="http://schemas.openxmlformats.org/drawingml/2006/main" noChangeAspect="1"/>
-            </wp:cNvGraphicFramePr>
-            <a:graphic xmlns:a="http://schemas.openxmlformats.org/drawingml/2006/main">
-              <a:graphicData uri="http://schemas.openxmlformats.org/drawingml/2006/picture">
-                <pic:pic xmlns:pic="http://schemas.openxmlformats.org/drawingml/2006/picture">
-                  <pic:nvPicPr>
-                    <pic:cNvPr id="1" name=""/>
-                    <pic:cNvPicPr/>
-                  </pic:nvPicPr>
-                  <pic:blipFill>
-                    <a:blip r:embed="rId17"/>
-                    <a:stretch>
-                      <a:fillRect/>
-                    </a:stretch>
-                  </pic:blipFill>
-                  <pic:spPr>
-                    <a:xfrm>
-                      <a:off x="0" y="0"/>
-                      <a:ext cx="3666667" cy="3276190"/>
-                    </a:xfrm>
-                    <a:prstGeom prst="rect">
-                      <a:avLst/>
-                    </a:prstGeom>
-                  </pic:spPr>
-                </pic:pic>
-              </a:graphicData>
-            </a:graphic>
-          </wp:inline>
-        </w:drawing>
-      </w:r>
-    </w:p>
-    <w:p>
-      <w:pPr>
-        <w:jc w:val="center"/>
-      </w:pPr>
-      <w:r>
-        <w:t xml:space="preserve">Рисунок </w:t>
-      </w:r>
-      <w:r>
-        <w:t>10</w:t>
-      </w:r>
-      <w:r>
-        <w:t xml:space="preserve"> – тестовый код программы</w:t>
-      </w:r>
-    </w:p>
-    <w:p>
-      <w:r>
-        <w:t xml:space="preserve">Результат работы программы представлен на рисунке </w:t>
-      </w:r>
-      <w:r>
-        <w:t>11</w:t>
-      </w:r>
-      <w:r>
-        <w:t>.</w:t>
-      </w:r>
-    </w:p>
-    <w:p/>
-    <w:p>
-      <w:r>
-        <w:rPr>
-          <w:noProof/>
-        </w:rPr>
-        <w:drawing>
-          <wp:inline distT="0" distB="0" distL="0" distR="0" wp14:anchorId="4FAD7E09" wp14:editId="712F0FDB">
-            <wp:extent cx="5940425" cy="1282065"/>
-            <wp:effectExtent l="0" t="0" r="3175" b="0"/>
-            <wp:docPr id="17" name="Рисунок 17"/>
+          <wp:inline distT="0" distB="0" distL="0" distR="0" wp14:anchorId="32598931" wp14:editId="32A28853">
+            <wp:extent cx="5940425" cy="2436495"/>
+            <wp:effectExtent l="0" t="0" r="3175" b="1905"/>
+            <wp:docPr id="22" name="Рисунок 22"/>
             <wp:cNvGraphicFramePr>
               <a:graphicFrameLocks xmlns:a="http://schemas.openxmlformats.org/drawingml/2006/main" noChangeAspect="1"/>
             </wp:cNvGraphicFramePr>
@@ -2990,7 +3303,7 @@
                   <pic:spPr>
                     <a:xfrm>
                       <a:off x="0" y="0"/>
-                      <a:ext cx="5940425" cy="1282065"/>
+                      <a:ext cx="5940425" cy="2436495"/>
                     </a:xfrm>
                     <a:prstGeom prst="rect">
                       <a:avLst/>
@@ -3005,119 +3318,180 @@
     </w:p>
     <w:p>
       <w:pPr>
+        <w:pStyle w:val="a0"/>
+        <w:numPr>
+          <w:ilvl w:val="0"/>
+          <w:numId w:val="0"/>
+        </w:numPr>
         <w:jc w:val="center"/>
       </w:pPr>
       <w:r>
-        <w:t>Рисунок 11</w:t>
-      </w:r>
-      <w:r>
-        <w:t xml:space="preserve"> – результат работы программы</w:t>
-      </w:r>
-    </w:p>
-    <w:p/>
-    <w:p>
-      <w:r>
-        <w:t xml:space="preserve">Как видно правильно написанный код прошел проверку. Теперь попробуем разместить неизвестный символ и неожиданную лексему в коде – представлено на рисунках </w:t>
-      </w:r>
-      <w:r>
-        <w:t>12</w:t>
-      </w:r>
-      <w:r>
-        <w:t>,</w:t>
-      </w:r>
-      <w:r>
-        <w:t xml:space="preserve"> </w:t>
-      </w:r>
-      <w:r>
-        <w:t>13</w:t>
-      </w:r>
-      <w:r>
-        <w:t xml:space="preserve"> и </w:t>
-      </w:r>
-      <w:r>
-        <w:t>14</w:t>
-      </w:r>
-      <w:r>
-        <w:t xml:space="preserve">, </w:t>
-      </w:r>
-      <w:r>
-        <w:t>15</w:t>
-      </w:r>
-      <w:r>
-        <w:t xml:space="preserve"> соответственно.</w:t>
-      </w:r>
-    </w:p>
-    <w:p/>
-    <w:p>
-      <w:pPr>
+        <w:t>Рисунок 1</w:t>
+      </w:r>
+      <w:r>
+        <w:t>1</w:t>
+      </w:r>
+      <w:r>
+        <w:t xml:space="preserve"> - программная реализация объявления функции</w:t>
+      </w:r>
+    </w:p>
+    <w:p>
+      <w:pPr>
+        <w:pStyle w:val="a0"/>
+        <w:numPr>
+          <w:ilvl w:val="0"/>
+          <w:numId w:val="0"/>
+        </w:numPr>
+      </w:pPr>
+      <w:r>
+        <w:tab/>
+      </w:r>
+    </w:p>
+    <w:p>
+      <w:pPr>
+        <w:pStyle w:val="a0"/>
+        <w:numPr>
+          <w:ilvl w:val="0"/>
+          <w:numId w:val="0"/>
+        </w:numPr>
+        <w:rPr>
+          <w:b/>
+        </w:rPr>
+      </w:pPr>
+      <w:r>
+        <w:rPr>
+          <w:b/>
+        </w:rPr>
+        <w:t>Объявление класса</w:t>
+      </w:r>
+    </w:p>
+    <w:p>
+      <w:pPr>
+        <w:pStyle w:val="a0"/>
+        <w:numPr>
+          <w:ilvl w:val="0"/>
+          <w:numId w:val="0"/>
+        </w:numPr>
+      </w:pPr>
+      <w:r>
+        <w:tab/>
+        <w:t>Синтаксическая структура объявления класса представлена на рисунке 1</w:t>
+      </w:r>
+      <w:r>
+        <w:t>2</w:t>
+      </w:r>
+      <w:r>
+        <w:t>.</w:t>
+      </w:r>
+    </w:p>
+    <w:p>
+      <w:pPr>
+        <w:pStyle w:val="a0"/>
+        <w:numPr>
+          <w:ilvl w:val="0"/>
+          <w:numId w:val="0"/>
+        </w:numPr>
+      </w:pPr>
+    </w:p>
+    <w:p>
+      <w:pPr>
+        <w:pStyle w:val="a0"/>
+        <w:numPr>
+          <w:ilvl w:val="0"/>
+          <w:numId w:val="0"/>
+        </w:numPr>
         <w:jc w:val="center"/>
-      </w:pPr>
-      <w:r>
-        <w:rPr>
+        <w:rPr>
+          <w:b/>
+        </w:rPr>
+      </w:pPr>
+      <w:r>
+        <w:rPr>
+          <w:b/>
           <w:noProof/>
         </w:rPr>
+        <w:pict w14:anchorId="6C62AC60">
+          <v:shape id="_x0000_i1035" type="#_x0000_t75" style="width:363pt;height:375.6pt">
+            <v:imagedata r:id="rId19" o:title="5 class decl"/>
+          </v:shape>
+        </w:pict>
+      </w:r>
+    </w:p>
+    <w:p>
+      <w:pPr>
+        <w:pStyle w:val="a0"/>
+        <w:numPr>
+          <w:ilvl w:val="0"/>
+          <w:numId w:val="0"/>
+        </w:numPr>
+        <w:jc w:val="center"/>
+      </w:pPr>
+      <w:r>
+        <w:lastRenderedPageBreak/>
+        <w:t>Рисунок 1</w:t>
+      </w:r>
+      <w:r>
+        <w:t>2</w:t>
+      </w:r>
+      <w:r>
+        <w:t xml:space="preserve"> – объявление класса</w:t>
+      </w:r>
+    </w:p>
+    <w:p>
+      <w:pPr>
+        <w:pStyle w:val="a0"/>
+        <w:numPr>
+          <w:ilvl w:val="0"/>
+          <w:numId w:val="0"/>
+        </w:numPr>
+      </w:pPr>
+    </w:p>
+    <w:p>
+      <w:pPr>
+        <w:pStyle w:val="a0"/>
+        <w:numPr>
+          <w:ilvl w:val="0"/>
+          <w:numId w:val="0"/>
+        </w:numPr>
+      </w:pPr>
+      <w:r>
+        <w:tab/>
+        <w:t>На рисунке 1</w:t>
+      </w:r>
+      <w:r>
+        <w:t>3</w:t>
+      </w:r>
+      <w:r>
+        <w:t xml:space="preserve"> представлена программная реализация объявления класса.</w:t>
+      </w:r>
+    </w:p>
+    <w:p>
+      <w:pPr>
+        <w:pStyle w:val="a0"/>
+        <w:numPr>
+          <w:ilvl w:val="0"/>
+          <w:numId w:val="0"/>
+        </w:numPr>
+      </w:pPr>
+    </w:p>
+    <w:p>
+      <w:pPr>
+        <w:pStyle w:val="a0"/>
+        <w:numPr>
+          <w:ilvl w:val="0"/>
+          <w:numId w:val="0"/>
+        </w:numPr>
+        <w:jc w:val="center"/>
+      </w:pPr>
+      <w:r>
+        <w:rPr>
+          <w:noProof/>
+        </w:rPr>
         <w:drawing>
-          <wp:inline distT="0" distB="0" distL="0" distR="0" wp14:anchorId="1164DC7C" wp14:editId="656B3F4F">
-            <wp:extent cx="2914286" cy="3371429"/>
-            <wp:effectExtent l="0" t="0" r="635" b="635"/>
-            <wp:docPr id="18" name="Рисунок 18"/>
-            <wp:cNvGraphicFramePr>
-              <a:graphicFrameLocks xmlns:a="http://schemas.openxmlformats.org/drawingml/2006/main" noChangeAspect="1"/>
-            </wp:cNvGraphicFramePr>
-            <a:graphic xmlns:a="http://schemas.openxmlformats.org/drawingml/2006/main">
-              <a:graphicData uri="http://schemas.openxmlformats.org/drawingml/2006/picture">
-                <pic:pic xmlns:pic="http://schemas.openxmlformats.org/drawingml/2006/picture">
-                  <pic:nvPicPr>
-                    <pic:cNvPr id="1" name=""/>
-                    <pic:cNvPicPr/>
-                  </pic:nvPicPr>
-                  <pic:blipFill>
-                    <a:blip r:embed="rId19"/>
-                    <a:stretch>
-                      <a:fillRect/>
-                    </a:stretch>
-                  </pic:blipFill>
-                  <pic:spPr>
-                    <a:xfrm>
-                      <a:off x="0" y="0"/>
-                      <a:ext cx="2914286" cy="3371429"/>
-                    </a:xfrm>
-                    <a:prstGeom prst="rect">
-                      <a:avLst/>
-                    </a:prstGeom>
-                  </pic:spPr>
-                </pic:pic>
-              </a:graphicData>
-            </a:graphic>
-          </wp:inline>
-        </w:drawing>
-      </w:r>
-    </w:p>
-    <w:p>
-      <w:pPr>
-        <w:jc w:val="center"/>
-      </w:pPr>
-      <w:r>
-        <w:t xml:space="preserve">Рисунок </w:t>
-      </w:r>
-      <w:r>
-        <w:t>12</w:t>
-      </w:r>
-      <w:r>
-        <w:t xml:space="preserve"> – неизвестный символ в коде</w:t>
-      </w:r>
-    </w:p>
-    <w:p/>
-    <w:p>
-      <w:r>
-        <w:rPr>
-          <w:noProof/>
-        </w:rPr>
-        <w:drawing>
-          <wp:inline distT="0" distB="0" distL="0" distR="0" wp14:anchorId="6AF8E72B" wp14:editId="5761BBB1">
-            <wp:extent cx="5940425" cy="549910"/>
-            <wp:effectExtent l="0" t="0" r="3175" b="2540"/>
-            <wp:docPr id="19" name="Рисунок 19"/>
+          <wp:inline distT="0" distB="0" distL="0" distR="0" wp14:anchorId="41CEF023" wp14:editId="186D0FFE">
+            <wp:extent cx="5006340" cy="2018950"/>
+            <wp:effectExtent l="0" t="0" r="3810" b="635"/>
+            <wp:docPr id="25" name="Рисунок 25"/>
             <wp:cNvGraphicFramePr>
               <a:graphicFrameLocks xmlns:a="http://schemas.openxmlformats.org/drawingml/2006/main" noChangeAspect="1"/>
             </wp:cNvGraphicFramePr>
@@ -3137,7 +3511,7 @@
                   <pic:spPr>
                     <a:xfrm>
                       <a:off x="0" y="0"/>
-                      <a:ext cx="5940425" cy="549910"/>
+                      <a:ext cx="5014613" cy="2022286"/>
                     </a:xfrm>
                     <a:prstGeom prst="rect">
                       <a:avLst/>
@@ -3152,95 +3526,216 @@
     </w:p>
     <w:p>
       <w:pPr>
+        <w:pStyle w:val="a0"/>
+        <w:numPr>
+          <w:ilvl w:val="0"/>
+          <w:numId w:val="0"/>
+        </w:numPr>
         <w:jc w:val="center"/>
       </w:pPr>
       <w:r>
-        <w:t>Рисунок 13</w:t>
-      </w:r>
-      <w:r>
-        <w:t xml:space="preserve"> – реакция программы на неизвестный символ</w:t>
-      </w:r>
-    </w:p>
-    <w:p>
-      <w:pPr>
-        <w:ind w:firstLine="0"/>
-      </w:pPr>
-    </w:p>
-    <w:p>
-      <w:pPr>
+        <w:t>Рисунок 1</w:t>
+      </w:r>
+      <w:r>
+        <w:t>3</w:t>
+      </w:r>
+      <w:r>
+        <w:t xml:space="preserve"> - программная реализация объявления функции</w:t>
+      </w:r>
+    </w:p>
+    <w:p>
+      <w:pPr>
+        <w:pStyle w:val="a0"/>
+        <w:numPr>
+          <w:ilvl w:val="0"/>
+          <w:numId w:val="0"/>
+        </w:numPr>
+      </w:pPr>
+    </w:p>
+    <w:p>
+      <w:pPr>
+        <w:pStyle w:val="a0"/>
+        <w:numPr>
+          <w:ilvl w:val="0"/>
+          <w:numId w:val="0"/>
+        </w:numPr>
+        <w:rPr>
+          <w:b/>
+          <w:lang w:val="en-US"/>
+        </w:rPr>
+      </w:pPr>
+      <w:r>
+        <w:rPr>
+          <w:b/>
+        </w:rPr>
+        <w:t xml:space="preserve">Блок </w:t>
+      </w:r>
+      <w:r>
+        <w:rPr>
+          <w:b/>
+          <w:lang w:val="en-US"/>
+        </w:rPr>
+        <w:t>if-else</w:t>
+      </w:r>
+    </w:p>
+    <w:p>
+      <w:pPr>
+        <w:pStyle w:val="a0"/>
+        <w:numPr>
+          <w:ilvl w:val="0"/>
+          <w:numId w:val="0"/>
+        </w:numPr>
+        <w:ind w:firstLine="708"/>
+      </w:pPr>
+      <w:r>
+        <w:t>На рисунке 1</w:t>
+      </w:r>
+      <w:r>
+        <w:t>4</w:t>
+      </w:r>
+      <w:r>
+        <w:t xml:space="preserve"> представлена диаграмма блока </w:t>
+      </w:r>
+      <w:r>
+        <w:rPr>
+          <w:lang w:val="en-US"/>
+        </w:rPr>
+        <w:t>if</w:t>
+      </w:r>
+      <w:r>
+        <w:t>-</w:t>
+      </w:r>
+      <w:r>
+        <w:rPr>
+          <w:lang w:val="en-US"/>
+        </w:rPr>
+        <w:t>else</w:t>
+      </w:r>
+      <w:r>
+        <w:t>.</w:t>
+      </w:r>
+    </w:p>
+    <w:p>
+      <w:pPr>
+        <w:pStyle w:val="a0"/>
+        <w:numPr>
+          <w:ilvl w:val="0"/>
+          <w:numId w:val="0"/>
+        </w:numPr>
+        <w:ind w:firstLine="708"/>
+      </w:pPr>
+    </w:p>
+    <w:p>
+      <w:pPr>
+        <w:pStyle w:val="a0"/>
+        <w:numPr>
+          <w:ilvl w:val="0"/>
+          <w:numId w:val="0"/>
+        </w:numPr>
         <w:jc w:val="center"/>
+        <w:rPr>
+          <w:b/>
+        </w:rPr>
+      </w:pPr>
+      <w:r>
+        <w:rPr>
+          <w:b/>
+        </w:rPr>
+        <w:pict w14:anchorId="3B8B4206">
+          <v:shape id="_x0000_i1036" type="#_x0000_t75" style="width:290.4pt;height:277.2pt">
+            <v:imagedata r:id="rId21" o:title="11 if"/>
+          </v:shape>
+        </w:pict>
+      </w:r>
+    </w:p>
+    <w:p>
+      <w:pPr>
+        <w:pStyle w:val="a0"/>
+        <w:numPr>
+          <w:ilvl w:val="0"/>
+          <w:numId w:val="0"/>
+        </w:numPr>
+        <w:jc w:val="center"/>
+      </w:pPr>
+      <w:r>
+        <w:t>Рисунок 1</w:t>
+      </w:r>
+      <w:r>
+        <w:t>4</w:t>
+      </w:r>
+      <w:r>
+        <w:t xml:space="preserve"> – блок </w:t>
+      </w:r>
+      <w:r>
+        <w:rPr>
+          <w:lang w:val="en-US"/>
+        </w:rPr>
+        <w:t>if</w:t>
+      </w:r>
+      <w:r>
+        <w:t>-</w:t>
+      </w:r>
+      <w:r>
+        <w:rPr>
+          <w:lang w:val="en-US"/>
+        </w:rPr>
+        <w:t>else</w:t>
+      </w:r>
+    </w:p>
+    <w:p>
+      <w:pPr>
+        <w:pStyle w:val="a0"/>
+        <w:numPr>
+          <w:ilvl w:val="0"/>
+          <w:numId w:val="0"/>
+        </w:numPr>
+      </w:pPr>
+    </w:p>
+    <w:p>
+      <w:pPr>
+        <w:pStyle w:val="a0"/>
+        <w:numPr>
+          <w:ilvl w:val="0"/>
+          <w:numId w:val="0"/>
+        </w:numPr>
+      </w:pPr>
+      <w:r>
+        <w:tab/>
+        <w:t>На рисунке 1</w:t>
+      </w:r>
+      <w:r>
+        <w:t>5</w:t>
+      </w:r>
+      <w:r>
+        <w:t xml:space="preserve"> представлена программная реализация блока.</w:t>
+      </w:r>
+    </w:p>
+    <w:p>
+      <w:pPr>
+        <w:pStyle w:val="a0"/>
+        <w:numPr>
+          <w:ilvl w:val="0"/>
+          <w:numId w:val="0"/>
+        </w:numPr>
+      </w:pPr>
+    </w:p>
+    <w:p>
+      <w:pPr>
+        <w:pStyle w:val="a0"/>
+        <w:numPr>
+          <w:ilvl w:val="0"/>
+          <w:numId w:val="0"/>
+        </w:numPr>
       </w:pPr>
       <w:r>
         <w:rPr>
           <w:noProof/>
         </w:rPr>
         <w:drawing>
-          <wp:inline distT="0" distB="0" distL="0" distR="0" wp14:anchorId="4375CBE6" wp14:editId="191C1D5C">
-            <wp:extent cx="2780952" cy="3466667"/>
-            <wp:effectExtent l="0" t="0" r="635" b="635"/>
-            <wp:docPr id="20" name="Рисунок 20"/>
-            <wp:cNvGraphicFramePr>
-              <a:graphicFrameLocks xmlns:a="http://schemas.openxmlformats.org/drawingml/2006/main" noChangeAspect="1"/>
-            </wp:cNvGraphicFramePr>
-            <a:graphic xmlns:a="http://schemas.openxmlformats.org/drawingml/2006/main">
-              <a:graphicData uri="http://schemas.openxmlformats.org/drawingml/2006/picture">
-                <pic:pic xmlns:pic="http://schemas.openxmlformats.org/drawingml/2006/picture">
-                  <pic:nvPicPr>
-                    <pic:cNvPr id="1" name=""/>
-                    <pic:cNvPicPr/>
-                  </pic:nvPicPr>
-                  <pic:blipFill>
-                    <a:blip r:embed="rId21"/>
-                    <a:stretch>
-                      <a:fillRect/>
-                    </a:stretch>
-                  </pic:blipFill>
-                  <pic:spPr>
-                    <a:xfrm>
-                      <a:off x="0" y="0"/>
-                      <a:ext cx="2780952" cy="3466667"/>
-                    </a:xfrm>
-                    <a:prstGeom prst="rect">
-                      <a:avLst/>
-                    </a:prstGeom>
-                  </pic:spPr>
-                </pic:pic>
-              </a:graphicData>
-            </a:graphic>
-          </wp:inline>
-        </w:drawing>
-      </w:r>
-    </w:p>
-    <w:p>
-      <w:pPr>
-        <w:jc w:val="center"/>
-      </w:pPr>
-      <w:r>
-        <w:lastRenderedPageBreak/>
-        <w:t xml:space="preserve">Рисунок </w:t>
-      </w:r>
-      <w:r>
-        <w:t>14</w:t>
-      </w:r>
-      <w:r>
-        <w:t xml:space="preserve"> – неожиданная лексема в коде</w:t>
-      </w:r>
-    </w:p>
-    <w:p>
-      <w:pPr>
-        <w:jc w:val="center"/>
-      </w:pPr>
-    </w:p>
-    <w:p>
-      <w:r>
-        <w:rPr>
-          <w:noProof/>
-        </w:rPr>
-        <w:drawing>
-          <wp:inline distT="0" distB="0" distL="0" distR="0" wp14:anchorId="7B76398F" wp14:editId="018B27A7">
-            <wp:extent cx="5447619" cy="495238"/>
-            <wp:effectExtent l="0" t="0" r="1270" b="635"/>
-            <wp:docPr id="21" name="Рисунок 21"/>
+          <wp:inline distT="0" distB="0" distL="0" distR="0" wp14:anchorId="5999103E" wp14:editId="261C8F8A">
+            <wp:extent cx="5940425" cy="1109345"/>
+            <wp:effectExtent l="0" t="0" r="3175" b="0"/>
+            <wp:docPr id="26" name="Рисунок 26"/>
             <wp:cNvGraphicFramePr>
               <a:graphicFrameLocks xmlns:a="http://schemas.openxmlformats.org/drawingml/2006/main" noChangeAspect="1"/>
             </wp:cNvGraphicFramePr>
@@ -3260,7 +3755,7 @@
                   <pic:spPr>
                     <a:xfrm>
                       <a:off x="0" y="0"/>
-                      <a:ext cx="5447619" cy="495238"/>
+                      <a:ext cx="5940425" cy="1109345"/>
                     </a:xfrm>
                     <a:prstGeom prst="rect">
                       <a:avLst/>
@@ -3275,6 +3770,11 @@
     </w:p>
     <w:p>
       <w:pPr>
+        <w:pStyle w:val="a0"/>
+        <w:numPr>
+          <w:ilvl w:val="0"/>
+          <w:numId w:val="0"/>
+        </w:numPr>
         <w:jc w:val="center"/>
       </w:pPr>
       <w:r>
@@ -3284,8 +3784,1994 @@
         <w:t>5</w:t>
       </w:r>
       <w:r>
-        <w:t xml:space="preserve"> – реакция программы на неожиданную лексему</w:t>
-      </w:r>
+        <w:t xml:space="preserve"> - программная реализация блока </w:t>
+      </w:r>
+      <w:r>
+        <w:rPr>
+          <w:lang w:val="en-US"/>
+        </w:rPr>
+        <w:t>if</w:t>
+      </w:r>
+      <w:r>
+        <w:t>-</w:t>
+      </w:r>
+      <w:r>
+        <w:rPr>
+          <w:lang w:val="en-US"/>
+        </w:rPr>
+        <w:t>else</w:t>
+      </w:r>
+    </w:p>
+    <w:p>
+      <w:pPr>
+        <w:pStyle w:val="a0"/>
+        <w:numPr>
+          <w:ilvl w:val="0"/>
+          <w:numId w:val="0"/>
+        </w:numPr>
+      </w:pPr>
+    </w:p>
+    <w:p>
+      <w:pPr>
+        <w:pStyle w:val="a0"/>
+        <w:numPr>
+          <w:ilvl w:val="0"/>
+          <w:numId w:val="0"/>
+        </w:numPr>
+        <w:rPr>
+          <w:b/>
+        </w:rPr>
+      </w:pPr>
+      <w:r>
+        <w:tab/>
+      </w:r>
+      <w:r>
+        <w:rPr>
+          <w:b/>
+        </w:rPr>
+        <w:t xml:space="preserve">Циклы </w:t>
+      </w:r>
+      <w:r>
+        <w:rPr>
+          <w:b/>
+          <w:lang w:val="en-US"/>
+        </w:rPr>
+        <w:t>for</w:t>
+      </w:r>
+      <w:r>
+        <w:rPr>
+          <w:b/>
+        </w:rPr>
+        <w:t xml:space="preserve"> </w:t>
+      </w:r>
+      <w:r>
+        <w:rPr>
+          <w:b/>
+        </w:rPr>
+        <w:t xml:space="preserve">и </w:t>
+      </w:r>
+      <w:r>
+        <w:rPr>
+          <w:b/>
+          <w:lang w:val="en-US"/>
+        </w:rPr>
+        <w:t>while</w:t>
+      </w:r>
+    </w:p>
+    <w:p>
+      <w:pPr>
+        <w:pStyle w:val="a0"/>
+        <w:numPr>
+          <w:ilvl w:val="0"/>
+          <w:numId w:val="0"/>
+        </w:numPr>
+        <w:ind w:firstLine="708"/>
+      </w:pPr>
+      <w:r>
+        <w:t>На рисунках</w:t>
+      </w:r>
+      <w:r>
+        <w:t xml:space="preserve"> 1</w:t>
+      </w:r>
+      <w:r>
+        <w:t>6</w:t>
+      </w:r>
+      <w:r>
+        <w:t xml:space="preserve"> </w:t>
+      </w:r>
+      <w:r>
+        <w:t>и 1</w:t>
+      </w:r>
+      <w:r>
+        <w:t>7</w:t>
+      </w:r>
+      <w:r>
+        <w:t xml:space="preserve"> соответственно представлены диаграммы </w:t>
+      </w:r>
+      <w:r>
+        <w:t>б</w:t>
+      </w:r>
+      <w:r>
+        <w:t xml:space="preserve">локов </w:t>
+      </w:r>
+      <w:r>
+        <w:rPr>
+          <w:lang w:val="en-US"/>
+        </w:rPr>
+        <w:t>for</w:t>
+      </w:r>
+      <w:r>
+        <w:t xml:space="preserve"> </w:t>
+      </w:r>
+      <w:r>
+        <w:t xml:space="preserve">и </w:t>
+      </w:r>
+      <w:r>
+        <w:rPr>
+          <w:lang w:val="en-US"/>
+        </w:rPr>
+        <w:t>while</w:t>
+      </w:r>
+      <w:r>
+        <w:t>.</w:t>
+      </w:r>
+    </w:p>
+    <w:p>
+      <w:pPr>
+        <w:pStyle w:val="a0"/>
+        <w:numPr>
+          <w:ilvl w:val="0"/>
+          <w:numId w:val="0"/>
+        </w:numPr>
+        <w:ind w:firstLine="708"/>
+      </w:pPr>
+    </w:p>
+    <w:p>
+      <w:pPr>
+        <w:pStyle w:val="a0"/>
+        <w:numPr>
+          <w:ilvl w:val="0"/>
+          <w:numId w:val="0"/>
+        </w:numPr>
+        <w:jc w:val="center"/>
+      </w:pPr>
+      <w:r>
+        <w:rPr>
+          <w:noProof/>
+        </w:rPr>
+        <w:drawing>
+          <wp:inline distT="0" distB="0" distL="0" distR="0" wp14:anchorId="35E06DAE" wp14:editId="436F9B25">
+            <wp:extent cx="4137660" cy="2018371"/>
+            <wp:effectExtent l="0" t="0" r="0" b="1270"/>
+            <wp:docPr id="27" name="Рисунок 27" descr="C:\Users\magar\AppData\Local\Microsoft\Windows\INetCache\Content.Word\13 for.jpg"/>
+            <wp:cNvGraphicFramePr>
+              <a:graphicFrameLocks xmlns:a="http://schemas.openxmlformats.org/drawingml/2006/main" noChangeAspect="1"/>
+            </wp:cNvGraphicFramePr>
+            <a:graphic xmlns:a="http://schemas.openxmlformats.org/drawingml/2006/main">
+              <a:graphicData uri="http://schemas.openxmlformats.org/drawingml/2006/picture">
+                <pic:pic xmlns:pic="http://schemas.openxmlformats.org/drawingml/2006/picture">
+                  <pic:nvPicPr>
+                    <pic:cNvPr id="0" name="Picture 24" descr="C:\Users\magar\AppData\Local\Microsoft\Windows\INetCache\Content.Word\13 for.jpg"/>
+                    <pic:cNvPicPr>
+                      <a:picLocks noChangeAspect="1" noChangeArrowheads="1"/>
+                    </pic:cNvPicPr>
+                  </pic:nvPicPr>
+                  <pic:blipFill>
+                    <a:blip r:embed="rId23" cstate="print">
+                      <a:extLst>
+                        <a:ext uri="{28A0092B-C50C-407E-A947-70E740481C1C}">
+                          <a14:useLocalDpi xmlns:a14="http://schemas.microsoft.com/office/drawing/2010/main" val="0"/>
+                        </a:ext>
+                      </a:extLst>
+                    </a:blip>
+                    <a:srcRect/>
+                    <a:stretch>
+                      <a:fillRect/>
+                    </a:stretch>
+                  </pic:blipFill>
+                  <pic:spPr bwMode="auto">
+                    <a:xfrm>
+                      <a:off x="0" y="0"/>
+                      <a:ext cx="4146448" cy="2022658"/>
+                    </a:xfrm>
+                    <a:prstGeom prst="rect">
+                      <a:avLst/>
+                    </a:prstGeom>
+                    <a:noFill/>
+                    <a:ln>
+                      <a:noFill/>
+                    </a:ln>
+                  </pic:spPr>
+                </pic:pic>
+              </a:graphicData>
+            </a:graphic>
+          </wp:inline>
+        </w:drawing>
+      </w:r>
+    </w:p>
+    <w:p>
+      <w:pPr>
+        <w:pStyle w:val="a0"/>
+        <w:numPr>
+          <w:ilvl w:val="0"/>
+          <w:numId w:val="0"/>
+        </w:numPr>
+        <w:jc w:val="center"/>
+      </w:pPr>
+      <w:r>
+        <w:t>Рисунок 1</w:t>
+      </w:r>
+      <w:r>
+        <w:t>6</w:t>
+      </w:r>
+      <w:r>
+        <w:t xml:space="preserve"> – блок </w:t>
+      </w:r>
+      <w:r>
+        <w:rPr>
+          <w:lang w:val="en-US"/>
+        </w:rPr>
+        <w:t>for</w:t>
+      </w:r>
+    </w:p>
+    <w:p>
+      <w:pPr>
+        <w:pStyle w:val="a0"/>
+        <w:numPr>
+          <w:ilvl w:val="0"/>
+          <w:numId w:val="0"/>
+        </w:numPr>
+        <w:ind w:firstLine="708"/>
+        <w:rPr>
+          <w:b/>
+        </w:rPr>
+      </w:pPr>
+    </w:p>
+    <w:p>
+      <w:pPr>
+        <w:pStyle w:val="a0"/>
+        <w:numPr>
+          <w:ilvl w:val="0"/>
+          <w:numId w:val="0"/>
+        </w:numPr>
+        <w:jc w:val="center"/>
+        <w:rPr>
+          <w:b/>
+          <w:lang w:val="en-US"/>
+        </w:rPr>
+      </w:pPr>
+      <w:r>
+        <w:rPr>
+          <w:b/>
+          <w:lang w:val="en-US"/>
+        </w:rPr>
+        <w:pict w14:anchorId="35867B2A">
+          <v:shape id="_x0000_i1042" type="#_x0000_t75" style="width:300.6pt;height:168pt">
+            <v:imagedata r:id="rId24" o:title="12 while"/>
+          </v:shape>
+        </w:pict>
+      </w:r>
+    </w:p>
+    <w:p>
+      <w:pPr>
+        <w:pStyle w:val="a0"/>
+        <w:numPr>
+          <w:ilvl w:val="0"/>
+          <w:numId w:val="0"/>
+        </w:numPr>
+        <w:jc w:val="center"/>
+      </w:pPr>
+      <w:r>
+        <w:t>Рисунок 1</w:t>
+      </w:r>
+      <w:r>
+        <w:t>7</w:t>
+      </w:r>
+      <w:r>
+        <w:t xml:space="preserve"> – блок </w:t>
+      </w:r>
+      <w:r>
+        <w:rPr>
+          <w:lang w:val="en-US"/>
+        </w:rPr>
+        <w:t>while</w:t>
+      </w:r>
+    </w:p>
+    <w:p>
+      <w:pPr>
+        <w:pStyle w:val="a0"/>
+        <w:numPr>
+          <w:ilvl w:val="0"/>
+          <w:numId w:val="0"/>
+        </w:numPr>
+        <w:jc w:val="center"/>
+      </w:pPr>
+    </w:p>
+    <w:p>
+      <w:pPr>
+        <w:pStyle w:val="a0"/>
+        <w:numPr>
+          <w:ilvl w:val="0"/>
+          <w:numId w:val="0"/>
+        </w:numPr>
+      </w:pPr>
+      <w:r>
+        <w:tab/>
+      </w:r>
+      <w:r>
+        <w:t>На рисунке 1</w:t>
+      </w:r>
+      <w:r>
+        <w:t>8</w:t>
+      </w:r>
+      <w:r>
+        <w:t xml:space="preserve"> представлена</w:t>
+      </w:r>
+      <w:r>
+        <w:t xml:space="preserve"> программная реализация блоков.</w:t>
+      </w:r>
+    </w:p>
+    <w:p>
+      <w:pPr>
+        <w:pStyle w:val="a0"/>
+        <w:numPr>
+          <w:ilvl w:val="0"/>
+          <w:numId w:val="0"/>
+        </w:numPr>
+      </w:pPr>
+    </w:p>
+    <w:p>
+      <w:pPr>
+        <w:pStyle w:val="a0"/>
+        <w:numPr>
+          <w:ilvl w:val="0"/>
+          <w:numId w:val="0"/>
+        </w:numPr>
+      </w:pPr>
+      <w:r>
+        <w:rPr>
+          <w:noProof/>
+        </w:rPr>
+        <w:drawing>
+          <wp:inline distT="0" distB="0" distL="0" distR="0" wp14:anchorId="1856CE4B" wp14:editId="3A952602">
+            <wp:extent cx="5940425" cy="1100455"/>
+            <wp:effectExtent l="0" t="0" r="3175" b="4445"/>
+            <wp:docPr id="28" name="Рисунок 28"/>
+            <wp:cNvGraphicFramePr>
+              <a:graphicFrameLocks xmlns:a="http://schemas.openxmlformats.org/drawingml/2006/main" noChangeAspect="1"/>
+            </wp:cNvGraphicFramePr>
+            <a:graphic xmlns:a="http://schemas.openxmlformats.org/drawingml/2006/main">
+              <a:graphicData uri="http://schemas.openxmlformats.org/drawingml/2006/picture">
+                <pic:pic xmlns:pic="http://schemas.openxmlformats.org/drawingml/2006/picture">
+                  <pic:nvPicPr>
+                    <pic:cNvPr id="1" name=""/>
+                    <pic:cNvPicPr/>
+                  </pic:nvPicPr>
+                  <pic:blipFill>
+                    <a:blip r:embed="rId25"/>
+                    <a:stretch>
+                      <a:fillRect/>
+                    </a:stretch>
+                  </pic:blipFill>
+                  <pic:spPr>
+                    <a:xfrm>
+                      <a:off x="0" y="0"/>
+                      <a:ext cx="5940425" cy="1100455"/>
+                    </a:xfrm>
+                    <a:prstGeom prst="rect">
+                      <a:avLst/>
+                    </a:prstGeom>
+                  </pic:spPr>
+                </pic:pic>
+              </a:graphicData>
+            </a:graphic>
+          </wp:inline>
+        </w:drawing>
+      </w:r>
+    </w:p>
+    <w:p>
+      <w:pPr>
+        <w:pStyle w:val="a0"/>
+        <w:numPr>
+          <w:ilvl w:val="0"/>
+          <w:numId w:val="0"/>
+        </w:numPr>
+        <w:jc w:val="center"/>
+      </w:pPr>
+      <w:r>
+        <w:t>Рисунок 1</w:t>
+      </w:r>
+      <w:r>
+        <w:t>8</w:t>
+      </w:r>
+      <w:r>
+        <w:t xml:space="preserve"> - программная реализация циклов</w:t>
+      </w:r>
+    </w:p>
+    <w:p>
+      <w:pPr>
+        <w:pStyle w:val="a0"/>
+        <w:numPr>
+          <w:ilvl w:val="0"/>
+          <w:numId w:val="0"/>
+        </w:numPr>
+      </w:pPr>
+    </w:p>
+    <w:p>
+      <w:pPr>
+        <w:pStyle w:val="a0"/>
+        <w:numPr>
+          <w:ilvl w:val="0"/>
+          <w:numId w:val="0"/>
+        </w:numPr>
+        <w:rPr>
+          <w:b/>
+        </w:rPr>
+      </w:pPr>
+      <w:r>
+        <w:tab/>
+      </w:r>
+      <w:r>
+        <w:rPr>
+          <w:b/>
+        </w:rPr>
+        <w:t xml:space="preserve">Блок </w:t>
+      </w:r>
+      <w:r>
+        <w:rPr>
+          <w:b/>
+          <w:lang w:val="en-US"/>
+        </w:rPr>
+        <w:t>try</w:t>
+      </w:r>
+      <w:r>
+        <w:rPr>
+          <w:b/>
+        </w:rPr>
+        <w:t>/</w:t>
+      </w:r>
+      <w:r>
+        <w:rPr>
+          <w:b/>
+          <w:lang w:val="en-US"/>
+        </w:rPr>
+        <w:t>catch</w:t>
+      </w:r>
+    </w:p>
+    <w:p>
+      <w:pPr>
+        <w:pStyle w:val="a0"/>
+        <w:numPr>
+          <w:ilvl w:val="0"/>
+          <w:numId w:val="0"/>
+        </w:numPr>
+        <w:ind w:firstLine="708"/>
+      </w:pPr>
+      <w:r>
+        <w:t>Конструкция</w:t>
+      </w:r>
+      <w:r>
+        <w:rPr>
+          <w:rFonts w:ascii="Arial" w:hAnsi="Arial" w:cs="Arial"/>
+        </w:rPr>
+        <w:t xml:space="preserve"> </w:t>
+      </w:r>
+      <w:proofErr w:type="spellStart"/>
+      <w:r>
+        <w:t>try</w:t>
+      </w:r>
+      <w:proofErr w:type="spellEnd"/>
+      <w:r>
+        <w:t>/</w:t>
+      </w:r>
+      <w:proofErr w:type="spellStart"/>
+      <w:r>
+        <w:t>catch</w:t>
+      </w:r>
+      <w:proofErr w:type="spellEnd"/>
+      <w:r>
+        <w:t xml:space="preserve"> в </w:t>
+      </w:r>
+      <w:proofErr w:type="spellStart"/>
+      <w:r>
+        <w:t>JavaScript</w:t>
+      </w:r>
+      <w:proofErr w:type="spellEnd"/>
+      <w:r>
+        <w:t xml:space="preserve"> позволяет обрабатывать ошибки во время выполнения кода, предотвращая аварийное завершение программы. Сначала выполняется код в </w:t>
+      </w:r>
+      <w:r>
+        <w:t xml:space="preserve">блоке </w:t>
+      </w:r>
+      <w:proofErr w:type="spellStart"/>
+      <w:r>
+        <w:t>try</w:t>
+      </w:r>
+      <w:proofErr w:type="spellEnd"/>
+      <w:r>
+        <w:t>,</w:t>
+      </w:r>
+      <w:r>
+        <w:t xml:space="preserve"> если в нем возникает ошибка, выполнение переходит в блок </w:t>
+      </w:r>
+      <w:proofErr w:type="spellStart"/>
+      <w:r>
+        <w:t>catch</w:t>
+      </w:r>
+      <w:proofErr w:type="spellEnd"/>
+      <w:r>
+        <w:t xml:space="preserve">, а </w:t>
+      </w:r>
+      <w:r>
+        <w:t>программа продолжает работу.</w:t>
+      </w:r>
+      <w:r>
+        <w:t xml:space="preserve"> </w:t>
+      </w:r>
+      <w:r>
+        <w:t xml:space="preserve">Блок </w:t>
+      </w:r>
+      <w:r>
+        <w:rPr>
+          <w:lang w:val="en-US"/>
+        </w:rPr>
+        <w:t>finally</w:t>
+      </w:r>
+      <w:r>
+        <w:t xml:space="preserve"> </w:t>
+      </w:r>
+      <w:r>
+        <w:t xml:space="preserve">выполняется в любом случае. </w:t>
+      </w:r>
+      <w:r>
+        <w:t xml:space="preserve">При этом обязательно наличие блока </w:t>
+      </w:r>
+      <w:r>
+        <w:rPr>
+          <w:lang w:val="en-US"/>
+        </w:rPr>
+        <w:t>try</w:t>
+      </w:r>
+      <w:r>
+        <w:t xml:space="preserve"> </w:t>
+      </w:r>
+      <w:proofErr w:type="gramStart"/>
+      <w:r>
+        <w:t>и</w:t>
+      </w:r>
+      <w:proofErr w:type="gramEnd"/>
+      <w:r>
+        <w:t xml:space="preserve"> хотя бы одного из </w:t>
+      </w:r>
+      <w:r>
+        <w:rPr>
+          <w:lang w:val="en-US"/>
+        </w:rPr>
+        <w:t>catch</w:t>
+      </w:r>
+      <w:r>
+        <w:t xml:space="preserve"> </w:t>
+      </w:r>
+      <w:r>
+        <w:t xml:space="preserve">либо </w:t>
+      </w:r>
+      <w:r>
+        <w:rPr>
+          <w:lang w:val="en-US"/>
+        </w:rPr>
+        <w:t>finally</w:t>
+      </w:r>
+      <w:r>
+        <w:t>.</w:t>
+      </w:r>
+      <w:r>
+        <w:t xml:space="preserve"> </w:t>
+      </w:r>
+      <w:r>
+        <w:t>Синтаксическая схема представлена на рисунке 19.</w:t>
+      </w:r>
+    </w:p>
+    <w:p>
+      <w:pPr>
+        <w:pStyle w:val="a0"/>
+        <w:numPr>
+          <w:ilvl w:val="0"/>
+          <w:numId w:val="0"/>
+        </w:numPr>
+      </w:pPr>
+    </w:p>
+    <w:p>
+      <w:pPr>
+        <w:pStyle w:val="a0"/>
+        <w:numPr>
+          <w:ilvl w:val="0"/>
+          <w:numId w:val="0"/>
+        </w:numPr>
+        <w:jc w:val="center"/>
+        <w:rPr>
+          <w:b/>
+        </w:rPr>
+      </w:pPr>
+      <w:r>
+        <w:rPr>
+          <w:b/>
+        </w:rPr>
+        <w:pict w14:anchorId="1C9D4677">
+          <v:shape id="_x0000_i1064" type="#_x0000_t75" style="width:267pt;height:276pt">
+            <v:imagedata r:id="rId26" o:title="14 try catch"/>
+          </v:shape>
+        </w:pict>
+      </w:r>
+    </w:p>
+    <w:p>
+      <w:pPr>
+        <w:pStyle w:val="a0"/>
+        <w:numPr>
+          <w:ilvl w:val="0"/>
+          <w:numId w:val="0"/>
+        </w:numPr>
+        <w:jc w:val="center"/>
+      </w:pPr>
+      <w:r>
+        <w:lastRenderedPageBreak/>
+        <w:t xml:space="preserve">Рисунок 19 – блок </w:t>
+      </w:r>
+      <w:r>
+        <w:rPr>
+          <w:lang w:val="en-US"/>
+        </w:rPr>
+        <w:t>try/catch</w:t>
+      </w:r>
+    </w:p>
+    <w:p>
+      <w:pPr>
+        <w:pStyle w:val="a0"/>
+        <w:numPr>
+          <w:ilvl w:val="0"/>
+          <w:numId w:val="0"/>
+        </w:numPr>
+        <w:rPr>
+          <w:b/>
+        </w:rPr>
+      </w:pPr>
+    </w:p>
+    <w:p>
+      <w:pPr>
+        <w:pStyle w:val="a0"/>
+        <w:numPr>
+          <w:ilvl w:val="0"/>
+          <w:numId w:val="0"/>
+        </w:numPr>
+      </w:pPr>
+      <w:r>
+        <w:rPr>
+          <w:b/>
+        </w:rPr>
+        <w:tab/>
+      </w:r>
+      <w:r>
+        <w:t>Программная реализация блока представлена на рисунке 20.</w:t>
+      </w:r>
+    </w:p>
+    <w:p>
+      <w:pPr>
+        <w:pStyle w:val="a0"/>
+        <w:numPr>
+          <w:ilvl w:val="0"/>
+          <w:numId w:val="0"/>
+        </w:numPr>
+      </w:pPr>
+    </w:p>
+    <w:p>
+      <w:pPr>
+        <w:pStyle w:val="a0"/>
+        <w:numPr>
+          <w:ilvl w:val="0"/>
+          <w:numId w:val="0"/>
+        </w:numPr>
+      </w:pPr>
+      <w:r>
+        <w:rPr>
+          <w:noProof/>
+        </w:rPr>
+        <w:drawing>
+          <wp:inline distT="0" distB="0" distL="0" distR="0" wp14:anchorId="394991D4" wp14:editId="45FBEC13">
+            <wp:extent cx="5940425" cy="565785"/>
+            <wp:effectExtent l="0" t="0" r="3175" b="5715"/>
+            <wp:docPr id="29" name="Рисунок 29"/>
+            <wp:cNvGraphicFramePr>
+              <a:graphicFrameLocks xmlns:a="http://schemas.openxmlformats.org/drawingml/2006/main" noChangeAspect="1"/>
+            </wp:cNvGraphicFramePr>
+            <a:graphic xmlns:a="http://schemas.openxmlformats.org/drawingml/2006/main">
+              <a:graphicData uri="http://schemas.openxmlformats.org/drawingml/2006/picture">
+                <pic:pic xmlns:pic="http://schemas.openxmlformats.org/drawingml/2006/picture">
+                  <pic:nvPicPr>
+                    <pic:cNvPr id="1" name=""/>
+                    <pic:cNvPicPr/>
+                  </pic:nvPicPr>
+                  <pic:blipFill>
+                    <a:blip r:embed="rId27"/>
+                    <a:stretch>
+                      <a:fillRect/>
+                    </a:stretch>
+                  </pic:blipFill>
+                  <pic:spPr>
+                    <a:xfrm>
+                      <a:off x="0" y="0"/>
+                      <a:ext cx="5940425" cy="565785"/>
+                    </a:xfrm>
+                    <a:prstGeom prst="rect">
+                      <a:avLst/>
+                    </a:prstGeom>
+                  </pic:spPr>
+                </pic:pic>
+              </a:graphicData>
+            </a:graphic>
+          </wp:inline>
+        </w:drawing>
+      </w:r>
+    </w:p>
+    <w:p>
+      <w:pPr>
+        <w:pStyle w:val="a0"/>
+        <w:numPr>
+          <w:ilvl w:val="0"/>
+          <w:numId w:val="0"/>
+        </w:numPr>
+        <w:jc w:val="center"/>
+        <w:rPr>
+          <w:lang w:val="en-US"/>
+        </w:rPr>
+      </w:pPr>
+      <w:r>
+        <w:t xml:space="preserve">Рисунок 20 – программная реализация </w:t>
+      </w:r>
+      <w:r>
+        <w:rPr>
+          <w:lang w:val="en-US"/>
+        </w:rPr>
+        <w:t>try/catch</w:t>
+      </w:r>
+    </w:p>
+    <w:p>
+      <w:pPr>
+        <w:pStyle w:val="a0"/>
+        <w:numPr>
+          <w:ilvl w:val="0"/>
+          <w:numId w:val="0"/>
+        </w:numPr>
+        <w:rPr>
+          <w:lang w:val="en-US"/>
+        </w:rPr>
+      </w:pPr>
+    </w:p>
+    <w:p>
+      <w:pPr>
+        <w:pStyle w:val="a0"/>
+        <w:numPr>
+          <w:ilvl w:val="0"/>
+          <w:numId w:val="0"/>
+        </w:numPr>
+        <w:rPr>
+          <w:b/>
+        </w:rPr>
+      </w:pPr>
+      <w:r>
+        <w:rPr>
+          <w:lang w:val="en-US"/>
+        </w:rPr>
+        <w:tab/>
+      </w:r>
+      <w:r>
+        <w:rPr>
+          <w:b/>
+        </w:rPr>
+        <w:t>Прочее</w:t>
+      </w:r>
+    </w:p>
+    <w:p>
+      <w:pPr>
+        <w:pStyle w:val="a0"/>
+        <w:numPr>
+          <w:ilvl w:val="0"/>
+          <w:numId w:val="0"/>
+        </w:numPr>
+      </w:pPr>
+      <w:r>
+        <w:rPr>
+          <w:b/>
+        </w:rPr>
+        <w:tab/>
+      </w:r>
+      <w:r>
+        <w:t>Отдельно вынесены конструкции импорта и экспорта функций и переменных, возврата и генерации исключения. Их структуры представлены на рисунках 21, 22 и 23 соответственно.</w:t>
+      </w:r>
+    </w:p>
+    <w:p>
+      <w:pPr>
+        <w:pStyle w:val="a0"/>
+        <w:numPr>
+          <w:ilvl w:val="0"/>
+          <w:numId w:val="0"/>
+        </w:numPr>
+      </w:pPr>
+    </w:p>
+    <w:p>
+      <w:pPr>
+        <w:pStyle w:val="a0"/>
+        <w:numPr>
+          <w:ilvl w:val="0"/>
+          <w:numId w:val="0"/>
+        </w:numPr>
+        <w:jc w:val="center"/>
+      </w:pPr>
+      <w:r>
+        <w:pict w14:anchorId="0E4C2BDC">
+          <v:shape id="_x0000_i1088" type="#_x0000_t75" style="width:283.8pt;height:202.2pt">
+            <v:imagedata r:id="rId28" o:title="15 import export"/>
+          </v:shape>
+        </w:pict>
+      </w:r>
+    </w:p>
+    <w:p>
+      <w:pPr>
+        <w:pStyle w:val="a0"/>
+        <w:numPr>
+          <w:ilvl w:val="0"/>
+          <w:numId w:val="0"/>
+        </w:numPr>
+        <w:jc w:val="center"/>
+        <w:rPr>
+          <w:lang w:val="en-US"/>
+        </w:rPr>
+      </w:pPr>
+      <w:r>
+        <w:t xml:space="preserve">Рисунок 21 – </w:t>
+      </w:r>
+      <w:r>
+        <w:rPr>
+          <w:lang w:val="en-US"/>
+        </w:rPr>
+        <w:t xml:space="preserve">import/export </w:t>
+      </w:r>
+    </w:p>
+    <w:p>
+      <w:pPr>
+        <w:pStyle w:val="a0"/>
+        <w:numPr>
+          <w:ilvl w:val="0"/>
+          <w:numId w:val="0"/>
+        </w:numPr>
+        <w:jc w:val="center"/>
+      </w:pPr>
+    </w:p>
+    <w:p>
+      <w:pPr>
+        <w:pStyle w:val="a0"/>
+        <w:numPr>
+          <w:ilvl w:val="0"/>
+          <w:numId w:val="0"/>
+        </w:numPr>
+        <w:jc w:val="center"/>
+      </w:pPr>
+      <w:r>
+        <w:lastRenderedPageBreak/>
+        <w:pict w14:anchorId="7341F683">
+          <v:shape id="_x0000_i1090" type="#_x0000_t75" style="width:228.6pt;height:165pt">
+            <v:imagedata r:id="rId29" o:title="16 reuturn"/>
+          </v:shape>
+        </w:pict>
+      </w:r>
+    </w:p>
+    <w:p>
+      <w:pPr>
+        <w:pStyle w:val="a0"/>
+        <w:numPr>
+          <w:ilvl w:val="0"/>
+          <w:numId w:val="0"/>
+        </w:numPr>
+        <w:jc w:val="center"/>
+        <w:rPr>
+          <w:lang w:val="en-US"/>
+        </w:rPr>
+      </w:pPr>
+      <w:r>
+        <w:t xml:space="preserve">Рисунок 22 – структура </w:t>
+      </w:r>
+      <w:r>
+        <w:rPr>
+          <w:lang w:val="en-US"/>
+        </w:rPr>
+        <w:t>return</w:t>
+      </w:r>
+    </w:p>
+    <w:p>
+      <w:pPr>
+        <w:pStyle w:val="a0"/>
+        <w:numPr>
+          <w:ilvl w:val="0"/>
+          <w:numId w:val="0"/>
+        </w:numPr>
+        <w:jc w:val="center"/>
+        <w:rPr>
+          <w:lang w:val="en-US"/>
+        </w:rPr>
+      </w:pPr>
+    </w:p>
+    <w:p>
+      <w:pPr>
+        <w:pStyle w:val="a0"/>
+        <w:numPr>
+          <w:ilvl w:val="0"/>
+          <w:numId w:val="0"/>
+        </w:numPr>
+        <w:jc w:val="center"/>
+        <w:rPr>
+          <w:lang w:val="en-US"/>
+        </w:rPr>
+      </w:pPr>
+      <w:r>
+        <w:rPr>
+          <w:lang w:val="en-US"/>
+        </w:rPr>
+        <w:pict w14:anchorId="225FFA07">
+          <v:shape id="_x0000_i1094" type="#_x0000_t75" style="width:222pt;height:154.8pt">
+            <v:imagedata r:id="rId30" o:title="17 throw"/>
+          </v:shape>
+        </w:pict>
+      </w:r>
+    </w:p>
+    <w:p>
+      <w:pPr>
+        <w:pStyle w:val="a0"/>
+        <w:numPr>
+          <w:ilvl w:val="0"/>
+          <w:numId w:val="0"/>
+        </w:numPr>
+        <w:jc w:val="center"/>
+        <w:rPr>
+          <w:lang w:val="en-US"/>
+        </w:rPr>
+      </w:pPr>
+      <w:r>
+        <w:t xml:space="preserve">Рисунок 23 – структура </w:t>
+      </w:r>
+      <w:r>
+        <w:rPr>
+          <w:lang w:val="en-US"/>
+        </w:rPr>
+        <w:t>throw</w:t>
+      </w:r>
+    </w:p>
+    <w:p>
+      <w:pPr>
+        <w:pStyle w:val="a0"/>
+        <w:numPr>
+          <w:ilvl w:val="0"/>
+          <w:numId w:val="0"/>
+        </w:numPr>
+      </w:pPr>
+    </w:p>
+    <w:p>
+      <w:pPr>
+        <w:pStyle w:val="a0"/>
+        <w:numPr>
+          <w:ilvl w:val="0"/>
+          <w:numId w:val="0"/>
+        </w:numPr>
+      </w:pPr>
+      <w:r>
+        <w:tab/>
+        <w:t>Их программная реализация представлена на рисунке 24.</w:t>
+      </w:r>
+    </w:p>
+    <w:p>
+      <w:pPr>
+        <w:pStyle w:val="a0"/>
+        <w:numPr>
+          <w:ilvl w:val="0"/>
+          <w:numId w:val="0"/>
+        </w:numPr>
+      </w:pPr>
+    </w:p>
+    <w:p>
+      <w:pPr>
+        <w:pStyle w:val="a0"/>
+        <w:numPr>
+          <w:ilvl w:val="0"/>
+          <w:numId w:val="0"/>
+        </w:numPr>
+        <w:jc w:val="center"/>
+      </w:pPr>
+      <w:r>
+        <w:rPr>
+          <w:noProof/>
+        </w:rPr>
+        <w:drawing>
+          <wp:inline distT="0" distB="0" distL="0" distR="0" wp14:anchorId="25F12A2D" wp14:editId="32120619">
+            <wp:extent cx="2484120" cy="2436348"/>
+            <wp:effectExtent l="0" t="0" r="0" b="2540"/>
+            <wp:docPr id="33" name="Рисунок 33"/>
+            <wp:cNvGraphicFramePr>
+              <a:graphicFrameLocks xmlns:a="http://schemas.openxmlformats.org/drawingml/2006/main" noChangeAspect="1"/>
+            </wp:cNvGraphicFramePr>
+            <a:graphic xmlns:a="http://schemas.openxmlformats.org/drawingml/2006/main">
+              <a:graphicData uri="http://schemas.openxmlformats.org/drawingml/2006/picture">
+                <pic:pic xmlns:pic="http://schemas.openxmlformats.org/drawingml/2006/picture">
+                  <pic:nvPicPr>
+                    <pic:cNvPr id="1" name=""/>
+                    <pic:cNvPicPr/>
+                  </pic:nvPicPr>
+                  <pic:blipFill>
+                    <a:blip r:embed="rId31"/>
+                    <a:stretch>
+                      <a:fillRect/>
+                    </a:stretch>
+                  </pic:blipFill>
+                  <pic:spPr>
+                    <a:xfrm>
+                      <a:off x="0" y="0"/>
+                      <a:ext cx="2489938" cy="2442054"/>
+                    </a:xfrm>
+                    <a:prstGeom prst="rect">
+                      <a:avLst/>
+                    </a:prstGeom>
+                  </pic:spPr>
+                </pic:pic>
+              </a:graphicData>
+            </a:graphic>
+          </wp:inline>
+        </w:drawing>
+      </w:r>
+    </w:p>
+    <w:p>
+      <w:pPr>
+        <w:pStyle w:val="a0"/>
+        <w:numPr>
+          <w:ilvl w:val="0"/>
+          <w:numId w:val="0"/>
+        </w:numPr>
+        <w:jc w:val="center"/>
+      </w:pPr>
+      <w:r>
+        <w:t>Рисунок 24 – программная реализация структур</w:t>
+      </w:r>
+    </w:p>
+    <w:p>
+      <w:pPr>
+        <w:pStyle w:val="a0"/>
+        <w:numPr>
+          <w:ilvl w:val="0"/>
+          <w:numId w:val="0"/>
+        </w:numPr>
+        <w:jc w:val="center"/>
+      </w:pPr>
+    </w:p>
+    <w:p>
+      <w:pPr>
+        <w:pStyle w:val="a0"/>
+        <w:numPr>
+          <w:ilvl w:val="0"/>
+          <w:numId w:val="0"/>
+        </w:numPr>
+        <w:ind w:firstLine="708"/>
+        <w:rPr>
+          <w:b/>
+        </w:rPr>
+      </w:pPr>
+      <w:r>
+        <w:rPr>
+          <w:b/>
+        </w:rPr>
+        <w:lastRenderedPageBreak/>
+        <w:t>Математические выражения</w:t>
+      </w:r>
+    </w:p>
+    <w:p>
+      <w:pPr>
+        <w:ind w:firstLine="708"/>
+      </w:pPr>
+      <w:r>
+        <w:t>Выражение – конкретная операция -</w:t>
+      </w:r>
+      <w:r>
+        <w:t xml:space="preserve"> сложение</w:t>
+      </w:r>
+      <w:r>
+        <w:t xml:space="preserve">, </w:t>
+      </w:r>
+      <w:r>
+        <w:t xml:space="preserve">умножение, возведение в квадрат и т.д.. Рекурсивная структура, которая составляется «слоями», каждое выражение состоит либо из простейших выражений (числа, идентификаторы, строки и т.д.) либо из других выражений. </w:t>
+      </w:r>
+      <w:r>
+        <w:t xml:space="preserve">Математические операции, а также способы работы с числами представлены на рисунке 25. </w:t>
+      </w:r>
+      <w:r>
+        <w:t xml:space="preserve">Также включает в себя стрелочные функции – особый вид функций в </w:t>
+      </w:r>
+      <w:r>
+        <w:rPr>
+          <w:lang w:val="en-US"/>
+        </w:rPr>
+        <w:t>JavaScript</w:t>
+      </w:r>
+      <w:r>
+        <w:t>. Представляет из себя функцию с функционалом как у обычной, но с укороченным объявлением.</w:t>
+      </w:r>
+      <w:r>
+        <w:t xml:space="preserve"> </w:t>
+      </w:r>
+      <w:r>
+        <w:t>Синтаксическая структура представлена на рисунке 2</w:t>
+      </w:r>
+      <w:r>
+        <w:t>6</w:t>
+      </w:r>
+      <w:r>
+        <w:t>.</w:t>
+      </w:r>
+    </w:p>
+    <w:p>
+      <w:pPr>
+        <w:ind w:firstLine="708"/>
+      </w:pPr>
+    </w:p>
+    <w:p>
+      <w:pPr>
+        <w:ind w:firstLine="0"/>
+      </w:pPr>
+      <w:r>
+        <w:rPr>
+          <w:noProof/>
+        </w:rPr>
+        <w:drawing>
+          <wp:inline distT="0" distB="0" distL="0" distR="0" wp14:anchorId="057B62B2" wp14:editId="61BDDDE1">
+            <wp:extent cx="5940425" cy="2297430"/>
+            <wp:effectExtent l="0" t="0" r="3175" b="7620"/>
+            <wp:docPr id="37" name="Рисунок 37"/>
+            <wp:cNvGraphicFramePr>
+              <a:graphicFrameLocks xmlns:a="http://schemas.openxmlformats.org/drawingml/2006/main" noChangeAspect="1"/>
+            </wp:cNvGraphicFramePr>
+            <a:graphic xmlns:a="http://schemas.openxmlformats.org/drawingml/2006/main">
+              <a:graphicData uri="http://schemas.openxmlformats.org/drawingml/2006/picture">
+                <pic:pic xmlns:pic="http://schemas.openxmlformats.org/drawingml/2006/picture">
+                  <pic:nvPicPr>
+                    <pic:cNvPr id="1" name=""/>
+                    <pic:cNvPicPr/>
+                  </pic:nvPicPr>
+                  <pic:blipFill>
+                    <a:blip r:embed="rId32"/>
+                    <a:stretch>
+                      <a:fillRect/>
+                    </a:stretch>
+                  </pic:blipFill>
+                  <pic:spPr>
+                    <a:xfrm>
+                      <a:off x="0" y="0"/>
+                      <a:ext cx="5940425" cy="2297430"/>
+                    </a:xfrm>
+                    <a:prstGeom prst="rect">
+                      <a:avLst/>
+                    </a:prstGeom>
+                  </pic:spPr>
+                </pic:pic>
+              </a:graphicData>
+            </a:graphic>
+          </wp:inline>
+        </w:drawing>
+      </w:r>
+    </w:p>
+    <w:p>
+      <w:pPr>
+        <w:ind w:firstLine="0"/>
+        <w:jc w:val="center"/>
+      </w:pPr>
+      <w:r>
+        <w:t>Рисунок 25 – математические операции и способы работы с числами</w:t>
+      </w:r>
+    </w:p>
+    <w:p>
+      <w:pPr>
+        <w:ind w:firstLine="708"/>
+      </w:pPr>
+    </w:p>
+    <w:p>
+      <w:pPr>
+        <w:ind w:firstLine="708"/>
+        <w:jc w:val="center"/>
+      </w:pPr>
+      <w:r>
+        <w:lastRenderedPageBreak/>
+        <w:pict w14:anchorId="59A531A8">
+          <v:shape id="_x0000_i1097" type="#_x0000_t75" style="width:292.8pt;height:403.2pt">
+            <v:imagedata r:id="rId33" o:title="10 expression"/>
+          </v:shape>
+        </w:pict>
+      </w:r>
+    </w:p>
+    <w:p>
+      <w:pPr>
+        <w:ind w:firstLine="708"/>
+        <w:jc w:val="center"/>
+      </w:pPr>
+      <w:r>
+        <w:t>Рисунок 2</w:t>
+      </w:r>
+      <w:r>
+        <w:t>6</w:t>
+      </w:r>
+      <w:r>
+        <w:t xml:space="preserve"> – синтаксическая структура выражения</w:t>
+      </w:r>
+    </w:p>
+    <w:p>
+      <w:pPr>
+        <w:ind w:firstLine="0"/>
+      </w:pPr>
+    </w:p>
+    <w:p>
+      <w:pPr>
+        <w:ind w:firstLine="0"/>
+      </w:pPr>
+      <w:r>
+        <w:tab/>
+        <w:t>Программная реализация представлена на рисунке 2</w:t>
+      </w:r>
+      <w:r>
+        <w:t>7</w:t>
+      </w:r>
+      <w:r>
+        <w:t>.</w:t>
+      </w:r>
+    </w:p>
+    <w:p>
+      <w:pPr>
+        <w:ind w:firstLine="0"/>
+      </w:pPr>
+    </w:p>
+    <w:p>
+      <w:pPr>
+        <w:ind w:firstLine="0"/>
+      </w:pPr>
+      <w:r>
+        <w:rPr>
+          <w:noProof/>
+        </w:rPr>
+        <w:lastRenderedPageBreak/>
+        <w:drawing>
+          <wp:inline distT="0" distB="0" distL="0" distR="0" wp14:anchorId="6E1E6C29" wp14:editId="1642625B">
+            <wp:extent cx="5940425" cy="6244590"/>
+            <wp:effectExtent l="0" t="0" r="3175" b="3810"/>
+            <wp:docPr id="34" name="Рисунок 34"/>
+            <wp:cNvGraphicFramePr>
+              <a:graphicFrameLocks xmlns:a="http://schemas.openxmlformats.org/drawingml/2006/main" noChangeAspect="1"/>
+            </wp:cNvGraphicFramePr>
+            <a:graphic xmlns:a="http://schemas.openxmlformats.org/drawingml/2006/main">
+              <a:graphicData uri="http://schemas.openxmlformats.org/drawingml/2006/picture">
+                <pic:pic xmlns:pic="http://schemas.openxmlformats.org/drawingml/2006/picture">
+                  <pic:nvPicPr>
+                    <pic:cNvPr id="1" name=""/>
+                    <pic:cNvPicPr/>
+                  </pic:nvPicPr>
+                  <pic:blipFill>
+                    <a:blip r:embed="rId34"/>
+                    <a:stretch>
+                      <a:fillRect/>
+                    </a:stretch>
+                  </pic:blipFill>
+                  <pic:spPr>
+                    <a:xfrm>
+                      <a:off x="0" y="0"/>
+                      <a:ext cx="5940425" cy="6244590"/>
+                    </a:xfrm>
+                    <a:prstGeom prst="rect">
+                      <a:avLst/>
+                    </a:prstGeom>
+                  </pic:spPr>
+                </pic:pic>
+              </a:graphicData>
+            </a:graphic>
+          </wp:inline>
+        </w:drawing>
+      </w:r>
+    </w:p>
+    <w:p>
+      <w:pPr>
+        <w:ind w:firstLine="0"/>
+        <w:jc w:val="center"/>
+      </w:pPr>
+      <w:r>
+        <w:t>Рисунок 2</w:t>
+      </w:r>
+      <w:r>
+        <w:t>7</w:t>
+      </w:r>
+      <w:r>
+        <w:t xml:space="preserve"> – программная реализация выражения</w:t>
+      </w:r>
+    </w:p>
+    <w:p>
+      <w:pPr>
+        <w:ind w:firstLine="0"/>
+      </w:pPr>
+    </w:p>
+    <w:p>
+      <w:pPr>
+        <w:ind w:firstLine="708"/>
+      </w:pPr>
+      <w:r>
+        <w:t>Простейшее выражение представляет собой</w:t>
+      </w:r>
+      <w:r>
+        <w:t xml:space="preserve"> один из представленных в языке типов данных, идентификатор, либо их перечисление (к примеру аргументы функции). Синтаксическая структура представлена на рисунке 2</w:t>
+      </w:r>
+      <w:r>
+        <w:t>8</w:t>
+      </w:r>
+      <w:r>
+        <w:t>.</w:t>
+      </w:r>
+    </w:p>
+    <w:p>
+      <w:pPr>
+        <w:ind w:firstLine="0"/>
+      </w:pPr>
+    </w:p>
+    <w:p>
+      <w:pPr>
+        <w:ind w:firstLine="0"/>
+        <w:jc w:val="center"/>
+      </w:pPr>
+      <w:r>
+        <w:lastRenderedPageBreak/>
+        <w:pict w14:anchorId="1C747C35">
+          <v:shape id="_x0000_i1101" type="#_x0000_t75" style="width:348pt;height:427.2pt">
+            <v:imagedata r:id="rId35" o:title="6 prim expr"/>
+          </v:shape>
+        </w:pict>
+      </w:r>
+    </w:p>
+    <w:p>
+      <w:pPr>
+        <w:ind w:firstLine="0"/>
+        <w:jc w:val="center"/>
+      </w:pPr>
+      <w:r>
+        <w:t>Рисунок 2</w:t>
+      </w:r>
+      <w:r>
+        <w:t>8</w:t>
+      </w:r>
+      <w:r>
+        <w:t xml:space="preserve"> – структура простейшего выражения</w:t>
+      </w:r>
+    </w:p>
+    <w:p>
+      <w:pPr>
+        <w:ind w:firstLine="0"/>
+      </w:pPr>
+    </w:p>
+    <w:p>
+      <w:pPr>
+        <w:ind w:firstLine="0"/>
+      </w:pPr>
+      <w:r>
+        <w:tab/>
+        <w:t>Программная реализация представлена на рисунке 2</w:t>
+      </w:r>
+      <w:r>
+        <w:t>9</w:t>
+      </w:r>
+      <w:r>
+        <w:t>.</w:t>
+      </w:r>
+    </w:p>
+    <w:p>
+      <w:pPr>
+        <w:ind w:firstLine="0"/>
+      </w:pPr>
+    </w:p>
+    <w:p>
+      <w:pPr>
+        <w:ind w:firstLine="0"/>
+        <w:jc w:val="center"/>
+      </w:pPr>
+      <w:r>
+        <w:rPr>
+          <w:noProof/>
+        </w:rPr>
+        <w:lastRenderedPageBreak/>
+        <w:drawing>
+          <wp:inline distT="0" distB="0" distL="0" distR="0" wp14:anchorId="4A0358B7" wp14:editId="7D6F51CC">
+            <wp:extent cx="3466667" cy="2504762"/>
+            <wp:effectExtent l="0" t="0" r="635" b="0"/>
+            <wp:docPr id="35" name="Рисунок 35"/>
+            <wp:cNvGraphicFramePr>
+              <a:graphicFrameLocks xmlns:a="http://schemas.openxmlformats.org/drawingml/2006/main" noChangeAspect="1"/>
+            </wp:cNvGraphicFramePr>
+            <a:graphic xmlns:a="http://schemas.openxmlformats.org/drawingml/2006/main">
+              <a:graphicData uri="http://schemas.openxmlformats.org/drawingml/2006/picture">
+                <pic:pic xmlns:pic="http://schemas.openxmlformats.org/drawingml/2006/picture">
+                  <pic:nvPicPr>
+                    <pic:cNvPr id="1" name=""/>
+                    <pic:cNvPicPr/>
+                  </pic:nvPicPr>
+                  <pic:blipFill>
+                    <a:blip r:embed="rId36"/>
+                    <a:stretch>
+                      <a:fillRect/>
+                    </a:stretch>
+                  </pic:blipFill>
+                  <pic:spPr>
+                    <a:xfrm>
+                      <a:off x="0" y="0"/>
+                      <a:ext cx="3466667" cy="2504762"/>
+                    </a:xfrm>
+                    <a:prstGeom prst="rect">
+                      <a:avLst/>
+                    </a:prstGeom>
+                  </pic:spPr>
+                </pic:pic>
+              </a:graphicData>
+            </a:graphic>
+          </wp:inline>
+        </w:drawing>
+      </w:r>
+    </w:p>
+    <w:p>
+      <w:pPr>
+        <w:ind w:firstLine="0"/>
+        <w:jc w:val="center"/>
+      </w:pPr>
+      <w:r>
+        <w:t>Рисунок 2</w:t>
+      </w:r>
+      <w:r>
+        <w:t>9</w:t>
+      </w:r>
+      <w:r>
+        <w:t xml:space="preserve"> – программная реализация простейшего выражения</w:t>
+      </w:r>
+    </w:p>
+    <w:p>
+      <w:pPr>
+        <w:ind w:firstLine="0"/>
+        <w:jc w:val="center"/>
+      </w:pPr>
+    </w:p>
+    <w:p>
+      <w:pPr>
+        <w:ind w:firstLine="708"/>
+        <w:rPr>
+          <w:b/>
+        </w:rPr>
+      </w:pPr>
+      <w:r>
+        <w:rPr>
+          <w:b/>
+        </w:rPr>
+        <w:t>Вспомогательные структуры для выражений</w:t>
+      </w:r>
+    </w:p>
+    <w:p>
+      <w:pPr>
+        <w:ind w:firstLine="708"/>
+      </w:pPr>
+      <w:r>
+        <w:t>Включают в себя</w:t>
+      </w:r>
+      <w:r>
+        <w:t xml:space="preserve"> перечисление различных типов – аргументы функций, элементы массивов, свойства объектов. Синтаксические структуры представлены на рисунках </w:t>
+      </w:r>
+      <w:r>
+        <w:t>30</w:t>
+      </w:r>
+      <w:r>
+        <w:t>-3</w:t>
+      </w:r>
+      <w:r>
+        <w:t>2</w:t>
+      </w:r>
+      <w:r>
+        <w:t>.</w:t>
+      </w:r>
+    </w:p>
+    <w:p>
+      <w:pPr>
+        <w:ind w:firstLine="0"/>
+      </w:pPr>
+    </w:p>
+    <w:p>
+      <w:pPr>
+        <w:ind w:firstLine="0"/>
+        <w:jc w:val="center"/>
+      </w:pPr>
+      <w:r>
+        <w:pict w14:anchorId="77E7252D">
+          <v:shape id="_x0000_i1104" type="#_x0000_t75" style="width:301.8pt;height:133.8pt">
+            <v:imagedata r:id="rId37" o:title="7 arguments"/>
+          </v:shape>
+        </w:pict>
+      </w:r>
+    </w:p>
+    <w:p>
+      <w:pPr>
+        <w:ind w:firstLine="0"/>
+        <w:jc w:val="center"/>
+      </w:pPr>
+      <w:r>
+        <w:t xml:space="preserve">Рисунок </w:t>
+      </w:r>
+      <w:r>
+        <w:t>30</w:t>
+      </w:r>
+      <w:r>
+        <w:t xml:space="preserve"> – структура аргументов</w:t>
+      </w:r>
+    </w:p>
+    <w:p>
+      <w:pPr>
+        <w:ind w:firstLine="0"/>
+        <w:jc w:val="center"/>
+      </w:pPr>
+    </w:p>
+    <w:p>
+      <w:pPr>
+        <w:ind w:firstLine="0"/>
+        <w:jc w:val="center"/>
+      </w:pPr>
+      <w:r>
+        <w:pict w14:anchorId="59F1E1EB">
+          <v:shape id="_x0000_i1107" type="#_x0000_t75" style="width:284.4pt;height:138pt">
+            <v:imagedata r:id="rId38" o:title="8 elements"/>
+          </v:shape>
+        </w:pict>
+      </w:r>
+    </w:p>
+    <w:p>
+      <w:pPr>
+        <w:ind w:firstLine="0"/>
+        <w:jc w:val="center"/>
+      </w:pPr>
+      <w:r>
+        <w:t>Рисунок 3</w:t>
+      </w:r>
+      <w:r>
+        <w:t>1</w:t>
+      </w:r>
+      <w:r>
+        <w:t xml:space="preserve"> – структура элементов массива</w:t>
+      </w:r>
+    </w:p>
+    <w:p>
+      <w:pPr>
+        <w:ind w:firstLine="0"/>
+        <w:jc w:val="center"/>
+      </w:pPr>
+    </w:p>
+    <w:p>
+      <w:pPr>
+        <w:ind w:firstLine="0"/>
+        <w:jc w:val="center"/>
+      </w:pPr>
+      <w:r>
+        <w:pict w14:anchorId="6036A270">
+          <v:shape id="_x0000_i1111" type="#_x0000_t75" style="width:287.4pt;height:163.8pt">
+            <v:imagedata r:id="rId39" o:title="9 obj properties"/>
+          </v:shape>
+        </w:pict>
+      </w:r>
+    </w:p>
+    <w:p>
+      <w:pPr>
+        <w:ind w:firstLine="0"/>
+        <w:jc w:val="center"/>
+      </w:pPr>
+      <w:r>
+        <w:t>Рисунок 3</w:t>
+      </w:r>
+      <w:r>
+        <w:t>2</w:t>
+      </w:r>
+      <w:r>
+        <w:t xml:space="preserve"> – свойства объектов</w:t>
+      </w:r>
+    </w:p>
+    <w:p>
+      <w:pPr>
+        <w:ind w:firstLine="0"/>
+      </w:pPr>
+    </w:p>
+    <w:p>
+      <w:pPr>
+        <w:ind w:firstLine="0"/>
+      </w:pPr>
+      <w:r>
+        <w:tab/>
+        <w:t>На рисунке 3</w:t>
+      </w:r>
+      <w:r>
+        <w:t>3</w:t>
+      </w:r>
+      <w:r>
+        <w:t xml:space="preserve"> представлена программная реализация описанных структур.</w:t>
+      </w:r>
+    </w:p>
+    <w:p>
+      <w:pPr>
+        <w:ind w:firstLine="0"/>
+      </w:pPr>
+    </w:p>
+    <w:p>
+      <w:pPr>
+        <w:ind w:firstLine="0"/>
+        <w:jc w:val="center"/>
+      </w:pPr>
+      <w:r>
+        <w:rPr>
+          <w:noProof/>
+        </w:rPr>
+        <w:drawing>
+          <wp:inline distT="0" distB="0" distL="0" distR="0" wp14:anchorId="6274FEAA" wp14:editId="0669E6E3">
+            <wp:extent cx="4539438" cy="4343400"/>
+            <wp:effectExtent l="0" t="0" r="0" b="0"/>
+            <wp:docPr id="36" name="Рисунок 36"/>
+            <wp:cNvGraphicFramePr>
+              <a:graphicFrameLocks xmlns:a="http://schemas.openxmlformats.org/drawingml/2006/main" noChangeAspect="1"/>
+            </wp:cNvGraphicFramePr>
+            <a:graphic xmlns:a="http://schemas.openxmlformats.org/drawingml/2006/main">
+              <a:graphicData uri="http://schemas.openxmlformats.org/drawingml/2006/picture">
+                <pic:pic xmlns:pic="http://schemas.openxmlformats.org/drawingml/2006/picture">
+                  <pic:nvPicPr>
+                    <pic:cNvPr id="1" name=""/>
+                    <pic:cNvPicPr/>
+                  </pic:nvPicPr>
+                  <pic:blipFill>
+                    <a:blip r:embed="rId40"/>
+                    <a:stretch>
+                      <a:fillRect/>
+                    </a:stretch>
+                  </pic:blipFill>
+                  <pic:spPr>
+                    <a:xfrm>
+                      <a:off x="0" y="0"/>
+                      <a:ext cx="4548615" cy="4352181"/>
+                    </a:xfrm>
+                    <a:prstGeom prst="rect">
+                      <a:avLst/>
+                    </a:prstGeom>
+                  </pic:spPr>
+                </pic:pic>
+              </a:graphicData>
+            </a:graphic>
+          </wp:inline>
+        </w:drawing>
+      </w:r>
+    </w:p>
+    <w:p>
+      <w:pPr>
+        <w:ind w:firstLine="0"/>
+        <w:jc w:val="center"/>
+      </w:pPr>
+      <w:r>
+        <w:t>Рисунок 33 – программная реализация вспомогательных структур</w:t>
+      </w:r>
+    </w:p>
+    <w:p>
+      <w:pPr>
+        <w:ind w:firstLine="0"/>
+        <w:jc w:val="center"/>
+      </w:pPr>
+    </w:p>
+    <w:p>
+      <w:pPr>
+        <w:ind w:firstLine="708"/>
+      </w:pPr>
+      <w:r>
+        <w:lastRenderedPageBreak/>
+        <w:t xml:space="preserve">Если появляется какая-либо лексема, которую не получается никуда определить, появляется сообщение об ошибке – функция с ошибкой представлена на рисунке </w:t>
+      </w:r>
+      <w:r>
+        <w:t>34</w:t>
+      </w:r>
+      <w:r>
+        <w:t>.</w:t>
+      </w:r>
+    </w:p>
+    <w:p>
+      <w:pPr>
+        <w:ind w:firstLine="0"/>
+      </w:pPr>
+    </w:p>
+    <w:p>
+      <w:pPr>
+        <w:ind w:firstLine="0"/>
+      </w:pPr>
+      <w:r>
+        <w:rPr>
+          <w:noProof/>
+        </w:rPr>
+        <w:drawing>
+          <wp:inline distT="0" distB="0" distL="0" distR="0" wp14:anchorId="13B4264A" wp14:editId="012DB3A3">
+            <wp:extent cx="5940425" cy="905510"/>
+            <wp:effectExtent l="0" t="0" r="3175" b="8890"/>
+            <wp:docPr id="6" name="Рисунок 6"/>
+            <wp:cNvGraphicFramePr>
+              <a:graphicFrameLocks xmlns:a="http://schemas.openxmlformats.org/drawingml/2006/main" noChangeAspect="1"/>
+            </wp:cNvGraphicFramePr>
+            <a:graphic xmlns:a="http://schemas.openxmlformats.org/drawingml/2006/main">
+              <a:graphicData uri="http://schemas.openxmlformats.org/drawingml/2006/picture">
+                <pic:pic xmlns:pic="http://schemas.openxmlformats.org/drawingml/2006/picture">
+                  <pic:nvPicPr>
+                    <pic:cNvPr id="1" name=""/>
+                    <pic:cNvPicPr/>
+                  </pic:nvPicPr>
+                  <pic:blipFill>
+                    <a:blip r:embed="rId41"/>
+                    <a:stretch>
+                      <a:fillRect/>
+                    </a:stretch>
+                  </pic:blipFill>
+                  <pic:spPr>
+                    <a:xfrm>
+                      <a:off x="0" y="0"/>
+                      <a:ext cx="5940425" cy="905510"/>
+                    </a:xfrm>
+                    <a:prstGeom prst="rect">
+                      <a:avLst/>
+                    </a:prstGeom>
+                  </pic:spPr>
+                </pic:pic>
+              </a:graphicData>
+            </a:graphic>
+          </wp:inline>
+        </w:drawing>
+      </w:r>
+    </w:p>
+    <w:p>
+      <w:pPr>
+        <w:ind w:firstLine="0"/>
+        <w:jc w:val="center"/>
+      </w:pPr>
+      <w:r>
+        <w:t xml:space="preserve">Рисунок </w:t>
+      </w:r>
+      <w:r>
+        <w:t>34 – функция обработки ошибок</w:t>
+      </w:r>
+    </w:p>
+    <w:p>
+      <w:pPr>
+        <w:ind w:firstLine="0"/>
+      </w:pPr>
+    </w:p>
+    <w:p>
+      <w:pPr>
+        <w:pStyle w:val="22"/>
+      </w:pPr>
+      <w:r>
+        <w:tab/>
+      </w:r>
+      <w:bookmarkStart w:id="5" w:name="_Toc223473754"/>
+      <w:r>
+        <w:t>Сборка программы</w:t>
+      </w:r>
+      <w:bookmarkEnd w:id="5"/>
+    </w:p>
+    <w:p>
+      <w:r>
+        <w:t xml:space="preserve">Для того, чтобы разборщик кода начал работать, нам необходимо превратить его в программу. Делается это с помощью утилит </w:t>
+      </w:r>
+      <w:r>
+        <w:rPr>
+          <w:lang w:val="en-US"/>
+        </w:rPr>
+        <w:t>bison</w:t>
+      </w:r>
+      <w:r>
+        <w:t xml:space="preserve"> </w:t>
+      </w:r>
+      <w:r>
+        <w:t xml:space="preserve">и </w:t>
+      </w:r>
+      <w:r>
+        <w:rPr>
+          <w:lang w:val="en-US"/>
+        </w:rPr>
+        <w:t>flex</w:t>
+      </w:r>
+      <w:r>
+        <w:t>.</w:t>
+      </w:r>
+    </w:p>
+    <w:p>
+      <w:r>
+        <w:t>Команда</w:t>
+      </w:r>
+      <w:r>
+        <w:t xml:space="preserve"> «</w:t>
+      </w:r>
+      <w:r>
+        <w:rPr>
+          <w:lang w:val="en-US"/>
+        </w:rPr>
+        <w:t>bison</w:t>
+      </w:r>
+      <w:r>
+        <w:t xml:space="preserve"> -</w:t>
+      </w:r>
+      <w:r>
+        <w:rPr>
+          <w:lang w:val="en-US"/>
+        </w:rPr>
+        <w:t>d</w:t>
+      </w:r>
+      <w:r>
+        <w:t xml:space="preserve"> </w:t>
+      </w:r>
+      <w:proofErr w:type="gramStart"/>
+      <w:r>
+        <w:rPr>
+          <w:lang w:val="en-US"/>
+        </w:rPr>
+        <w:t>program</w:t>
+      </w:r>
+      <w:r>
+        <w:t>.</w:t>
+      </w:r>
+      <w:r>
+        <w:rPr>
+          <w:lang w:val="en-US"/>
+        </w:rPr>
+        <w:t>y</w:t>
+      </w:r>
+      <w:proofErr w:type="gramEnd"/>
+      <w:r>
+        <w:t xml:space="preserve">» </w:t>
+      </w:r>
+      <w:r>
+        <w:t xml:space="preserve">создаст из файла с расширением файл - </w:t>
+      </w:r>
+      <w:proofErr w:type="spellStart"/>
+      <w:r>
+        <w:t>парсер</w:t>
+      </w:r>
+      <w:proofErr w:type="spellEnd"/>
+      <w:r>
+        <w:t>, с кодом программы на языке си. Флаг –</w:t>
+      </w:r>
+      <w:proofErr w:type="gramStart"/>
+      <w:r>
+        <w:rPr>
+          <w:lang w:val="en-US"/>
+        </w:rPr>
+        <w:t>d</w:t>
+      </w:r>
+      <w:r>
+        <w:t xml:space="preserve"> </w:t>
+      </w:r>
+      <w:r>
+        <w:t xml:space="preserve"> позволяет</w:t>
+      </w:r>
+      <w:proofErr w:type="gramEnd"/>
+      <w:r>
+        <w:t xml:space="preserve"> генерировать также и заголовочный файл. Получаем «</w:t>
+      </w:r>
+      <w:r>
+        <w:rPr>
+          <w:lang w:val="en-US"/>
+        </w:rPr>
+        <w:t>program</w:t>
+      </w:r>
+      <w:r>
+        <w:t>.</w:t>
+      </w:r>
+      <w:proofErr w:type="spellStart"/>
+      <w:r>
+        <w:t>tab.c</w:t>
+      </w:r>
+      <w:proofErr w:type="spellEnd"/>
+      <w:r>
+        <w:t>»</w:t>
+      </w:r>
+      <w:r>
+        <w:t xml:space="preserve"> </w:t>
+      </w:r>
+      <w:r>
+        <w:t>и «</w:t>
+      </w:r>
+      <w:r>
+        <w:rPr>
+          <w:lang w:val="en-US"/>
+        </w:rPr>
+        <w:t>program</w:t>
+      </w:r>
+      <w:r>
+        <w:t>.</w:t>
+      </w:r>
+      <w:proofErr w:type="spellStart"/>
+      <w:r>
+        <w:t>tab</w:t>
+      </w:r>
+      <w:proofErr w:type="spellEnd"/>
+      <w:r>
+        <w:t>.</w:t>
+      </w:r>
+      <w:r>
+        <w:rPr>
+          <w:lang w:val="en-US"/>
+        </w:rPr>
+        <w:t>h</w:t>
+      </w:r>
+      <w:r>
+        <w:t xml:space="preserve">». </w:t>
+      </w:r>
+    </w:p>
+    <w:p>
+      <w:r>
+        <w:t xml:space="preserve">Аналогично, утилита </w:t>
+      </w:r>
+      <w:r>
+        <w:rPr>
+          <w:lang w:val="en-US"/>
+        </w:rPr>
+        <w:t>flex</w:t>
+      </w:r>
+      <w:r>
+        <w:t xml:space="preserve"> </w:t>
+      </w:r>
+      <w:r>
+        <w:t xml:space="preserve">превращает файл с </w:t>
+      </w:r>
+      <w:proofErr w:type="gramStart"/>
+      <w:r>
+        <w:t>лексемами .</w:t>
+      </w:r>
+      <w:r>
+        <w:rPr>
+          <w:lang w:val="en-US"/>
+        </w:rPr>
+        <w:t>l</w:t>
+      </w:r>
+      <w:proofErr w:type="gramEnd"/>
+      <w:r>
+        <w:t xml:space="preserve"> </w:t>
+      </w:r>
+      <w:r>
+        <w:t>в код на языке си, обрабатывающий входной текст. Получаем файл «</w:t>
+      </w:r>
+      <w:proofErr w:type="spellStart"/>
+      <w:r>
+        <w:t>lex.yy.c</w:t>
+      </w:r>
+      <w:proofErr w:type="spellEnd"/>
+      <w:r>
+        <w:t xml:space="preserve">». </w:t>
+      </w:r>
+    </w:p>
+    <w:p>
+      <w:r>
+        <w:t>Далее линкуем и компилируем два файла и получаем программу, которая осуществляет описанный нами разбор текста.</w:t>
+      </w:r>
+    </w:p>
+    <w:p>
+      <w:pPr>
+        <w:jc w:val="center"/>
+      </w:pPr>
+    </w:p>
+    <w:p>
+      <w:pPr>
+        <w:pStyle w:val="22"/>
+      </w:pPr>
+      <w:bookmarkStart w:id="6" w:name="_Toc223473755"/>
+      <w:r>
+        <w:t>Тестирование</w:t>
+      </w:r>
+      <w:bookmarkEnd w:id="6"/>
+    </w:p>
+    <w:p>
+      <w:bookmarkStart w:id="7" w:name="_GoBack"/>
+      <w:bookmarkEnd w:id="7"/>
     </w:p>
     <w:p>
       <w:pPr>
@@ -3300,91 +5786,19 @@
       <w:pPr>
         <w:pStyle w:val="1"/>
       </w:pPr>
-      <w:bookmarkStart w:id="11" w:name="_Toc211170229"/>
-      <w:bookmarkStart w:id="12" w:name="_Toc223473756"/>
+      <w:bookmarkStart w:id="8" w:name="_Toc211170229"/>
+      <w:bookmarkStart w:id="9" w:name="_Toc223473756"/>
       <w:r>
         <w:lastRenderedPageBreak/>
         <w:t>Вывод</w:t>
       </w:r>
-      <w:bookmarkEnd w:id="11"/>
-      <w:bookmarkEnd w:id="12"/>
-    </w:p>
-    <w:p>
-      <w:r>
-        <w:rPr>
-          <w:rFonts w:eastAsia="Times New Roman"/>
-          <w:iCs/>
-        </w:rPr>
-        <w:t>Осуществлено з</w:t>
-      </w:r>
-      <w:r>
-        <w:rPr>
-          <w:rFonts w:eastAsia="Times New Roman"/>
-        </w:rPr>
-        <w:t xml:space="preserve">накомство с </w:t>
-      </w:r>
-      <w:proofErr w:type="spellStart"/>
-      <w:r>
-        <w:rPr>
-          <w:rFonts w:eastAsia="Times New Roman"/>
-        </w:rPr>
-        <w:t>Flex</w:t>
-      </w:r>
-      <w:proofErr w:type="spellEnd"/>
-      <w:r>
-        <w:rPr>
-          <w:rFonts w:eastAsia="Times New Roman"/>
-        </w:rPr>
-        <w:t xml:space="preserve"> и </w:t>
-      </w:r>
-      <w:proofErr w:type="spellStart"/>
-      <w:r>
-        <w:rPr>
-          <w:rFonts w:eastAsia="Times New Roman"/>
-        </w:rPr>
-        <w:t>Bison</w:t>
-      </w:r>
-      <w:proofErr w:type="spellEnd"/>
-      <w:r>
-        <w:rPr>
-          <w:rFonts w:eastAsia="Times New Roman"/>
-        </w:rPr>
-        <w:t xml:space="preserve"> – лексическим и синтаксическим</w:t>
-      </w:r>
-      <w:r>
-        <w:rPr>
-          <w:rFonts w:eastAsia="Times New Roman"/>
-        </w:rPr>
-        <w:t xml:space="preserve"> </w:t>
-      </w:r>
-      <w:r>
-        <w:rPr>
-          <w:rFonts w:eastAsia="Times New Roman"/>
-        </w:rPr>
-        <w:t xml:space="preserve">анализаторами. </w:t>
-      </w:r>
-      <w:r>
-        <w:rPr>
-          <w:rFonts w:eastAsia="Times New Roman"/>
-        </w:rPr>
-        <w:t xml:space="preserve">Реализована программа </w:t>
-      </w:r>
-      <w:r>
-        <w:rPr>
-          <w:rFonts w:eastAsia="Times New Roman"/>
-        </w:rPr>
-        <w:t xml:space="preserve">для разбора файлов с исходным кодом, написанным на C-подобном языке. </w:t>
-      </w:r>
-      <w:r>
-        <w:rPr>
-          <w:rFonts w:eastAsia="Times New Roman"/>
-        </w:rPr>
-        <w:t>Разработанная программа проверяет корректность синтаксиса кода, выводит сообщения об успехе или об ошибке, с указанием места неверного символа. Произведено тестирование разработанной программы.</w:t>
-      </w:r>
-    </w:p>
+      <w:bookmarkEnd w:id="8"/>
+      <w:bookmarkEnd w:id="9"/>
+    </w:p>
+    <w:p/>
     <w:sectPr>
-      <w:footerReference w:type="default" r:id="rId23"/>
-      <w:footerReference w:type="first" r:id="rId24"/>
+      <w:footerReference w:type="default" r:id="rId42"/>
+      <w:footerReference w:type="first" r:id="rId43"/>
       <w:pgSz w:w="11906" w:h="16838"/>
       <w:pgMar w:top="1134" w:right="850" w:bottom="1134" w:left="1701" w:header="567" w:footer="567" w:gutter="0"/>
       <w:cols w:space="708"/>
@@ -3442,7 +5856,6 @@
         <w:docPartUnique/>
       </w:docPartObj>
     </w:sdtPr>
-    <w:sdtEndPr/>
     <w:sdtContent>
       <w:p>
         <w:pPr>
@@ -3462,7 +5875,7 @@
           <w:rPr>
             <w:noProof/>
           </w:rPr>
-          <w:t>4</w:t>
+          <w:t>23</w:t>
         </w:r>
         <w:r>
           <w:fldChar w:fldCharType="end"/>
@@ -7655,6 +10068,10 @@
   </w:num>
   <w:num w:numId="41">
     <w:abstractNumId w:val="37"/>
+  </w:num>
+  <w:num w:numId="42">
+    <w:abstractNumId w:val="37"/>
+    <w:lvlOverride w:ilvl="0"/>
   </w:num>
   <w:numIdMacAtCleanup w:val="27"/>
 </w:numbering>
@@ -8052,7 +10469,7 @@
   <w:style w:type="paragraph" w:default="1" w:styleId="a4">
     <w:name w:val="Normal"/>
     <w:qFormat/>
-    <w:rsid w:val="00C62A0B"/>
+    <w:rsid w:val="001B067E"/>
     <w:pPr>
       <w:spacing w:line="360" w:lineRule="auto"/>
       <w:ind w:firstLine="851"/>
@@ -8287,7 +10704,6 @@
   <w:style w:type="character" w:default="1" w:styleId="a5">
     <w:name w:val="Default Paragraph Font"/>
     <w:uiPriority w:val="1"/>
-    <w:semiHidden/>
     <w:unhideWhenUsed/>
   </w:style>
   <w:style w:type="table" w:default="1" w:styleId="a6">
@@ -9432,6 +11848,71 @@
       <w:szCs w:val="28"/>
     </w:rPr>
   </w:style>
+  <w:style w:type="paragraph" w:styleId="HTML">
+    <w:name w:val="HTML Preformatted"/>
+    <w:basedOn w:val="a4"/>
+    <w:link w:val="HTML0"/>
+    <w:uiPriority w:val="99"/>
+    <w:semiHidden/>
+    <w:unhideWhenUsed/>
+    <w:locked/>
+    <w:rsid w:val="006B3D37"/>
+    <w:pPr>
+      <w:tabs>
+        <w:tab w:val="left" w:pos="916"/>
+        <w:tab w:val="left" w:pos="1832"/>
+        <w:tab w:val="left" w:pos="2748"/>
+        <w:tab w:val="left" w:pos="3664"/>
+        <w:tab w:val="left" w:pos="4580"/>
+        <w:tab w:val="left" w:pos="5496"/>
+        <w:tab w:val="left" w:pos="6412"/>
+        <w:tab w:val="left" w:pos="7328"/>
+        <w:tab w:val="left" w:pos="8244"/>
+        <w:tab w:val="left" w:pos="9160"/>
+        <w:tab w:val="left" w:pos="10076"/>
+        <w:tab w:val="left" w:pos="10992"/>
+        <w:tab w:val="left" w:pos="11908"/>
+        <w:tab w:val="left" w:pos="12824"/>
+        <w:tab w:val="left" w:pos="13740"/>
+        <w:tab w:val="left" w:pos="14656"/>
+      </w:tabs>
+      <w:spacing w:line="240" w:lineRule="auto"/>
+      <w:ind w:firstLine="0"/>
+      <w:jc w:val="left"/>
+    </w:pPr>
+    <w:rPr>
+      <w:rFonts w:ascii="Courier New" w:eastAsia="Times New Roman" w:hAnsi="Courier New" w:cs="Courier New"/>
+      <w:sz w:val="20"/>
+      <w:szCs w:val="20"/>
+    </w:rPr>
+  </w:style>
+  <w:style w:type="character" w:customStyle="1" w:styleId="HTML0">
+    <w:name w:val="Стандартный HTML Знак"/>
+    <w:basedOn w:val="a5"/>
+    <w:link w:val="HTML"/>
+    <w:uiPriority w:val="99"/>
+    <w:semiHidden/>
+    <w:rsid w:val="006B3D37"/>
+    <w:rPr>
+      <w:rFonts w:ascii="Courier New" w:eastAsia="Times New Roman" w:hAnsi="Courier New" w:cs="Courier New"/>
+      <w:sz w:val="20"/>
+      <w:szCs w:val="20"/>
+    </w:rPr>
+  </w:style>
+  <w:style w:type="character" w:styleId="HTML1">
+    <w:name w:val="HTML Code"/>
+    <w:basedOn w:val="a5"/>
+    <w:uiPriority w:val="99"/>
+    <w:semiHidden/>
+    <w:unhideWhenUsed/>
+    <w:locked/>
+    <w:rsid w:val="006B3D37"/>
+    <w:rPr>
+      <w:rFonts w:ascii="Courier New" w:eastAsia="Times New Roman" w:hAnsi="Courier New" w:cs="Courier New"/>
+      <w:sz w:val="20"/>
+      <w:szCs w:val="20"/>
+    </w:rPr>
+  </w:style>
 </w:styles>
 </file>
 
@@ -9723,7 +12204,7 @@
 </file>
 
 <file path=customXml/itemProps1.xml><?xml version="1.0" encoding="utf-8"?>
-<ds:datastoreItem xmlns:ds="http://schemas.openxmlformats.org/officeDocument/2006/customXml" ds:itemID="{4D703695-AD87-4850-8A6A-4CDD1B75AE82}">
+<ds:datastoreItem xmlns:ds="http://schemas.openxmlformats.org/officeDocument/2006/customXml" ds:itemID="{7C5A5B4F-4AF5-4ED1-91CF-8553C1D7A5D6}">
   <ds:schemaRefs>
     <ds:schemaRef ds:uri="http://schemas.openxmlformats.org/officeDocument/2006/bibliography"/>
   </ds:schemaRefs>

--- a/course.docx
+++ b/course.docx
@@ -1,6 +1,6 @@
 
 <file path=word/document.xml><?xml version="1.0" encoding="utf-8"?>
-<w:document xmlns:wpc="http://schemas.microsoft.com/office/word/2010/wordprocessingCanvas" xmlns:cx="http://schemas.microsoft.com/office/drawing/2014/chartex" xmlns:cx1="http://schemas.microsoft.com/office/drawing/2015/9/8/chartex" xmlns:mc="http://schemas.openxmlformats.org/markup-compatibility/2006" xmlns:o="urn:schemas-microsoft-com:office:office" xmlns:r="http://schemas.openxmlformats.org/officeDocument/2006/relationships" xmlns:m="http://schemas.openxmlformats.org/officeDocument/2006/math" xmlns:v="urn:schemas-microsoft-com:vml" xmlns:wp14="http://schemas.microsoft.com/office/word/2010/wordprocessingDrawing" xmlns:wp="http://schemas.openxmlformats.org/drawingml/2006/wordprocessingDrawing" xmlns:w10="urn:schemas-microsoft-com:office:word" xmlns:w="http://schemas.openxmlformats.org/wordprocessingml/2006/main" xmlns:w14="http://schemas.microsoft.com/office/word/2010/wordml" xmlns:w15="http://schemas.microsoft.com/office/word/2012/wordml" xmlns:w16se="http://schemas.microsoft.com/office/word/2015/wordml/symex" xmlns:wpg="http://schemas.microsoft.com/office/word/2010/wordprocessingGroup" xmlns:wpi="http://schemas.microsoft.com/office/word/2010/wordprocessingInk" xmlns:wne="http://schemas.microsoft.com/office/word/2006/wordml" xmlns:wps="http://schemas.microsoft.com/office/word/2010/wordprocessingShape" mc:Ignorable="w14 w15 w16se wp14">
+<w:document xmlns:wpc="http://schemas.microsoft.com/office/word/2010/wordprocessingCanvas" xmlns:cx="http://schemas.microsoft.com/office/drawing/2014/chartex" xmlns:mc="http://schemas.openxmlformats.org/markup-compatibility/2006" xmlns:o="urn:schemas-microsoft-com:office:office" xmlns:r="http://schemas.openxmlformats.org/officeDocument/2006/relationships" xmlns:m="http://schemas.openxmlformats.org/officeDocument/2006/math" xmlns:v="urn:schemas-microsoft-com:vml" xmlns:wp14="http://schemas.microsoft.com/office/word/2010/wordprocessingDrawing" xmlns:wp="http://schemas.openxmlformats.org/drawingml/2006/wordprocessingDrawing" xmlns:w10="urn:schemas-microsoft-com:office:word" xmlns:w="http://schemas.openxmlformats.org/wordprocessingml/2006/main" xmlns:w14="http://schemas.microsoft.com/office/word/2010/wordml" xmlns:w15="http://schemas.microsoft.com/office/word/2012/wordml" xmlns:w16se="http://schemas.microsoft.com/office/word/2015/wordml/symex" xmlns:wpg="http://schemas.microsoft.com/office/word/2010/wordprocessingGroup" xmlns:wpi="http://schemas.microsoft.com/office/word/2010/wordprocessingInk" xmlns:wne="http://schemas.microsoft.com/office/word/2006/wordml" xmlns:wps="http://schemas.microsoft.com/office/word/2010/wordprocessingShape" mc:Ignorable="w14 w15 w16se wp14">
   <w:body>
     <w:p>
       <w:pPr>
@@ -253,7 +253,7 @@
           <w:sz w:val="32"/>
           <w:szCs w:val="32"/>
         </w:rPr>
-        <w:t>КУРСАЧ</w:t>
+        <w:t>КУРСОВАЯ РАБОТЫ</w:t>
       </w:r>
     </w:p>
     <w:p>
@@ -868,58 +868,50 @@
             </w:rPr>
             <w:fldChar w:fldCharType="separate"/>
           </w:r>
-          <w:hyperlink w:anchor="_Toc223473748" w:history="1">
+          <w:hyperlink w:anchor="_Toc228725114" w:history="1">
             <w:r>
               <w:rPr>
                 <w:rStyle w:val="aff2"/>
-                <w:b w:val="0"/>
               </w:rPr>
               <w:t>Цель</w:t>
             </w:r>
             <w:r>
               <w:rPr>
-                <w:b w:val="0"/>
                 <w:webHidden/>
               </w:rPr>
               <w:tab/>
             </w:r>
             <w:r>
               <w:rPr>
-                <w:b w:val="0"/>
                 <w:webHidden/>
               </w:rPr>
               <w:fldChar w:fldCharType="begin"/>
             </w:r>
             <w:r>
               <w:rPr>
-                <w:b w:val="0"/>
                 <w:webHidden/>
               </w:rPr>
-              <w:instrText xml:space="preserve"> PAGEREF _Toc223473748 \h </w:instrText>
+              <w:instrText xml:space="preserve"> PAGEREF _Toc228725114 \h </w:instrText>
             </w:r>
             <w:r>
               <w:rPr>
-                <w:b w:val="0"/>
                 <w:webHidden/>
               </w:rPr>
             </w:r>
             <w:r>
               <w:rPr>
-                <w:b w:val="0"/>
                 <w:webHidden/>
               </w:rPr>
               <w:fldChar w:fldCharType="separate"/>
             </w:r>
             <w:r>
               <w:rPr>
-                <w:b w:val="0"/>
                 <w:webHidden/>
               </w:rPr>
               <w:t>3</w:t>
             </w:r>
             <w:r>
               <w:rPr>
-                <w:b w:val="0"/>
                 <w:webHidden/>
               </w:rPr>
               <w:fldChar w:fldCharType="end"/>
@@ -936,58 +928,50 @@
               <w:szCs w:val="22"/>
             </w:rPr>
           </w:pPr>
-          <w:hyperlink w:anchor="_Toc223473749" w:history="1">
+          <w:hyperlink w:anchor="_Toc228725115" w:history="1">
             <w:r>
               <w:rPr>
                 <w:rStyle w:val="aff2"/>
-                <w:b w:val="0"/>
               </w:rPr>
               <w:t>Задачи</w:t>
             </w:r>
             <w:r>
               <w:rPr>
-                <w:b w:val="0"/>
                 <w:webHidden/>
               </w:rPr>
               <w:tab/>
             </w:r>
             <w:r>
               <w:rPr>
-                <w:b w:val="0"/>
                 <w:webHidden/>
               </w:rPr>
               <w:fldChar w:fldCharType="begin"/>
             </w:r>
             <w:r>
               <w:rPr>
-                <w:b w:val="0"/>
                 <w:webHidden/>
               </w:rPr>
-              <w:instrText xml:space="preserve"> PAGEREF _Toc223473749 \h </w:instrText>
+              <w:instrText xml:space="preserve"> PAGEREF _Toc228725115 \h </w:instrText>
             </w:r>
             <w:r>
               <w:rPr>
-                <w:b w:val="0"/>
                 <w:webHidden/>
               </w:rPr>
             </w:r>
             <w:r>
               <w:rPr>
-                <w:b w:val="0"/>
                 <w:webHidden/>
               </w:rPr>
               <w:fldChar w:fldCharType="separate"/>
             </w:r>
             <w:r>
               <w:rPr>
-                <w:b w:val="0"/>
                 <w:webHidden/>
               </w:rPr>
               <w:t>3</w:t>
             </w:r>
             <w:r>
               <w:rPr>
-                <w:b w:val="0"/>
                 <w:webHidden/>
               </w:rPr>
               <w:fldChar w:fldCharType="end"/>
@@ -1004,58 +988,50 @@
               <w:szCs w:val="22"/>
             </w:rPr>
           </w:pPr>
-          <w:hyperlink w:anchor="_Toc223473750" w:history="1">
+          <w:hyperlink w:anchor="_Toc228725116" w:history="1">
             <w:r>
               <w:rPr>
                 <w:rStyle w:val="aff2"/>
-                <w:b w:val="0"/>
               </w:rPr>
               <w:t>Ход работы</w:t>
             </w:r>
             <w:r>
               <w:rPr>
-                <w:b w:val="0"/>
                 <w:webHidden/>
               </w:rPr>
               <w:tab/>
             </w:r>
             <w:r>
               <w:rPr>
-                <w:b w:val="0"/>
                 <w:webHidden/>
               </w:rPr>
               <w:fldChar w:fldCharType="begin"/>
             </w:r>
             <w:r>
               <w:rPr>
-                <w:b w:val="0"/>
                 <w:webHidden/>
               </w:rPr>
-              <w:instrText xml:space="preserve"> PAGEREF _Toc223473750 \h </w:instrText>
+              <w:instrText xml:space="preserve"> PAGEREF _Toc228725116 \h </w:instrText>
             </w:r>
             <w:r>
               <w:rPr>
-                <w:b w:val="0"/>
                 <w:webHidden/>
               </w:rPr>
             </w:r>
             <w:r>
               <w:rPr>
-                <w:b w:val="0"/>
                 <w:webHidden/>
               </w:rPr>
               <w:fldChar w:fldCharType="separate"/>
             </w:r>
             <w:r>
               <w:rPr>
-                <w:b w:val="0"/>
                 <w:webHidden/>
               </w:rPr>
               <w:t>4</w:t>
             </w:r>
             <w:r>
               <w:rPr>
-                <w:b w:val="0"/>
                 <w:webHidden/>
               </w:rPr>
               <w:fldChar w:fldCharType="end"/>
@@ -1072,7 +1048,7 @@
               <w:szCs w:val="22"/>
             </w:rPr>
           </w:pPr>
-          <w:hyperlink w:anchor="_Toc223473751" w:history="1">
+          <w:hyperlink w:anchor="_Toc228725117" w:history="1">
             <w:r>
               <w:rPr>
                 <w:rStyle w:val="aff2"/>
@@ -1115,7 +1091,7 @@
                 <w:noProof/>
                 <w:webHidden/>
               </w:rPr>
-              <w:instrText xml:space="preserve"> PAGEREF _Toc223473751 \h </w:instrText>
+              <w:instrText xml:space="preserve"> PAGEREF _Toc228725117 \h </w:instrText>
             </w:r>
             <w:r>
               <w:rPr>
@@ -1156,11 +1132,12 @@
               <w:szCs w:val="22"/>
             </w:rPr>
           </w:pPr>
-          <w:hyperlink w:anchor="_Toc223473752" w:history="1">
+          <w:hyperlink w:anchor="_Toc228725118" w:history="1">
             <w:r>
               <w:rPr>
                 <w:rStyle w:val="aff2"/>
                 <w:noProof/>
+                <w:lang w:val="en-US"/>
               </w:rPr>
               <w:t>2.</w:t>
             </w:r>
@@ -1207,7 +1184,7 @@
                 <w:noProof/>
                 <w:webHidden/>
               </w:rPr>
-              <w:instrText xml:space="preserve"> PAGEREF _Toc223473752 \h </w:instrText>
+              <w:instrText xml:space="preserve"> PAGEREF _Toc228725118 \h </w:instrText>
             </w:r>
             <w:r>
               <w:rPr>
@@ -1227,7 +1204,7 @@
                 <w:noProof/>
                 <w:webHidden/>
               </w:rPr>
-              <w:t>6</w:t>
+              <w:t>7</w:t>
             </w:r>
             <w:r>
               <w:rPr>
@@ -1248,7 +1225,7 @@
               <w:szCs w:val="22"/>
             </w:rPr>
           </w:pPr>
-          <w:hyperlink w:anchor="_Toc223473753" w:history="1">
+          <w:hyperlink w:anchor="_Toc228725119" w:history="1">
             <w:r>
               <w:rPr>
                 <w:rStyle w:val="aff2"/>
@@ -1270,7 +1247,29 @@
                 <w:rStyle w:val="aff2"/>
                 <w:noProof/>
               </w:rPr>
-              <w:t>Абстрактное синтаксическое дерево (AST)</w:t>
+              <w:t>Синтакси</w:t>
+            </w:r>
+            <w:r>
+              <w:rPr>
+                <w:rStyle w:val="aff2"/>
+                <w:noProof/>
+              </w:rPr>
+              <w:t>ч</w:t>
+            </w:r>
+            <w:r>
+              <w:rPr>
+                <w:rStyle w:val="aff2"/>
+                <w:noProof/>
+              </w:rPr>
+              <w:t xml:space="preserve">еская структура языка </w:t>
+            </w:r>
+            <w:r>
+              <w:rPr>
+                <w:rStyle w:val="aff2"/>
+                <w:noProof/>
+                <w:lang w:val="en-US"/>
+              </w:rPr>
+              <w:t>JavaScript</w:t>
             </w:r>
             <w:r>
               <w:rPr>
@@ -1291,7 +1290,7 @@
                 <w:noProof/>
                 <w:webHidden/>
               </w:rPr>
-              <w:instrText xml:space="preserve"> PAGEREF _Toc223473753 \h </w:instrText>
+              <w:instrText xml:space="preserve"> PAGEREF _Toc228725119 \h </w:instrText>
             </w:r>
             <w:r>
               <w:rPr>
@@ -1332,7 +1331,7 @@
               <w:szCs w:val="22"/>
             </w:rPr>
           </w:pPr>
-          <w:hyperlink w:anchor="_Toc223473754" w:history="1">
+          <w:hyperlink w:anchor="_Toc228725120" w:history="1">
             <w:r>
               <w:rPr>
                 <w:rStyle w:val="aff2"/>
@@ -1375,7 +1374,7 @@
                 <w:noProof/>
                 <w:webHidden/>
               </w:rPr>
-              <w:instrText xml:space="preserve"> PAGEREF _Toc223473754 \h </w:instrText>
+              <w:instrText xml:space="preserve"> PAGEREF _Toc228725120 \h </w:instrText>
             </w:r>
             <w:r>
               <w:rPr>
@@ -1395,7 +1394,7 @@
                 <w:noProof/>
                 <w:webHidden/>
               </w:rPr>
-              <w:t>11</w:t>
+              <w:t>25</w:t>
             </w:r>
             <w:r>
               <w:rPr>
@@ -1416,7 +1415,7 @@
               <w:szCs w:val="22"/>
             </w:rPr>
           </w:pPr>
-          <w:hyperlink w:anchor="_Toc223473755" w:history="1">
+          <w:hyperlink w:anchor="_Toc228725121" w:history="1">
             <w:r>
               <w:rPr>
                 <w:rStyle w:val="aff2"/>
@@ -1459,7 +1458,7 @@
                 <w:noProof/>
                 <w:webHidden/>
               </w:rPr>
-              <w:instrText xml:space="preserve"> PAGEREF _Toc223473755 \h </w:instrText>
+              <w:instrText xml:space="preserve"> PAGEREF _Toc228725121 \h </w:instrText>
             </w:r>
             <w:r>
               <w:rPr>
@@ -1479,7 +1478,7 @@
                 <w:noProof/>
                 <w:webHidden/>
               </w:rPr>
-              <w:t>12</w:t>
+              <w:t>25</w:t>
             </w:r>
             <w:r>
               <w:rPr>
@@ -1500,58 +1499,50 @@
               <w:szCs w:val="22"/>
             </w:rPr>
           </w:pPr>
-          <w:hyperlink w:anchor="_Toc223473756" w:history="1">
+          <w:hyperlink w:anchor="_Toc228725122" w:history="1">
             <w:r>
               <w:rPr>
                 <w:rStyle w:val="aff2"/>
-                <w:b w:val="0"/>
               </w:rPr>
               <w:t>Вывод</w:t>
             </w:r>
             <w:r>
               <w:rPr>
-                <w:b w:val="0"/>
                 <w:webHidden/>
               </w:rPr>
               <w:tab/>
             </w:r>
             <w:r>
               <w:rPr>
-                <w:b w:val="0"/>
                 <w:webHidden/>
               </w:rPr>
               <w:fldChar w:fldCharType="begin"/>
             </w:r>
             <w:r>
               <w:rPr>
-                <w:b w:val="0"/>
                 <w:webHidden/>
               </w:rPr>
-              <w:instrText xml:space="preserve"> PAGEREF _Toc223473756 \h </w:instrText>
+              <w:instrText xml:space="preserve"> PAGEREF _Toc228725122 \h </w:instrText>
             </w:r>
             <w:r>
               <w:rPr>
-                <w:b w:val="0"/>
                 <w:webHidden/>
               </w:rPr>
             </w:r>
             <w:r>
               <w:rPr>
-                <w:b w:val="0"/>
                 <w:webHidden/>
               </w:rPr>
               <w:fldChar w:fldCharType="separate"/>
             </w:r>
             <w:r>
               <w:rPr>
-                <w:b w:val="0"/>
                 <w:webHidden/>
               </w:rPr>
-              <w:t>15</w:t>
+              <w:t>26</w:t>
             </w:r>
             <w:r>
               <w:rPr>
-                <w:b w:val="0"/>
                 <w:webHidden/>
               </w:rPr>
               <w:fldChar w:fldCharType="end"/>
@@ -1615,7 +1606,7 @@
       <w:pPr>
         <w:pStyle w:val="1"/>
       </w:pPr>
-      <w:bookmarkStart w:id="1" w:name="_Toc223473748"/>
+      <w:bookmarkStart w:id="1" w:name="_Toc228725114"/>
       <w:r>
         <w:t>Цель</w:t>
       </w:r>
@@ -1666,9 +1657,11 @@
       <w:pPr>
         <w:pStyle w:val="affe"/>
       </w:pPr>
+      <w:bookmarkStart w:id="2" w:name="_Toc228725115"/>
       <w:r>
         <w:t>Задачи</w:t>
       </w:r>
+      <w:bookmarkEnd w:id="2"/>
     </w:p>
     <w:p>
       <w:pPr>
@@ -1728,14 +1721,14 @@
       <w:pPr>
         <w:pStyle w:val="1"/>
       </w:pPr>
-      <w:bookmarkStart w:id="2" w:name="_Toc211170222"/>
-      <w:bookmarkStart w:id="3" w:name="_Toc223473750"/>
+      <w:bookmarkStart w:id="3" w:name="_Toc211170222"/>
+      <w:bookmarkStart w:id="4" w:name="_Toc228725116"/>
       <w:r>
         <w:lastRenderedPageBreak/>
         <w:t>Ход работы</w:t>
       </w:r>
-      <w:bookmarkEnd w:id="2"/>
       <w:bookmarkEnd w:id="3"/>
+      <w:bookmarkEnd w:id="4"/>
       <w:r>
         <w:t xml:space="preserve"> </w:t>
       </w:r>
@@ -1858,12 +1851,12 @@
       <w:pPr>
         <w:pStyle w:val="22"/>
       </w:pPr>
-      <w:bookmarkStart w:id="4" w:name="_Toc223473751"/>
+      <w:bookmarkStart w:id="5" w:name="_Toc228725117"/>
       <w:proofErr w:type="gramStart"/>
       <w:r>
         <w:t>Файл .l</w:t>
       </w:r>
-      <w:bookmarkEnd w:id="4"/>
+      <w:bookmarkEnd w:id="5"/>
       <w:proofErr w:type="gramEnd"/>
     </w:p>
     <w:p>
@@ -1942,14 +1935,11 @@
         <w:ind w:firstLine="0"/>
       </w:pPr>
       <w:r>
-        <w:rPr>
-          <w:noProof/>
-        </w:rPr>
         <w:lastRenderedPageBreak/>
         <w:drawing>
-          <wp:inline distT="0" distB="0" distL="0" distR="0" wp14:anchorId="37B6B1EF" wp14:editId="76D4E3CE">
-            <wp:extent cx="5833110" cy="9251950"/>
-            <wp:effectExtent l="0" t="0" r="0" b="6350"/>
+          <wp:inline distT="0" distB="0" distL="0" distR="0" wp14:anchorId="19034932" wp14:editId="70736A80">
+            <wp:extent cx="5940425" cy="6076950"/>
+            <wp:effectExtent l="0" t="0" r="3175" b="0"/>
             <wp:docPr id="1" name="Рисунок 1"/>
             <wp:cNvGraphicFramePr>
               <a:graphicFrameLocks xmlns:a="http://schemas.openxmlformats.org/drawingml/2006/main" noChangeAspect="1"/>
@@ -1970,7 +1960,7 @@
                   <pic:spPr>
                     <a:xfrm>
                       <a:off x="0" y="0"/>
-                      <a:ext cx="5833110" cy="9251950"/>
+                      <a:ext cx="5940425" cy="6076950"/>
                     </a:xfrm>
                     <a:prstGeom prst="rect">
                       <a:avLst/>
@@ -1988,31 +1978,29 @@
         <w:jc w:val="center"/>
       </w:pPr>
       <w:r>
+        <w:t>Рисун</w:t>
+      </w:r>
+      <w:r>
+        <w:t>ок 1 – ключевые лексемы языка</w:t>
+      </w:r>
+    </w:p>
+    <w:p>
+      <w:pPr>
+        <w:ind w:firstLine="0"/>
+      </w:pPr>
+    </w:p>
+    <w:p>
+      <w:pPr>
+        <w:ind w:firstLine="0"/>
+        <w:jc w:val="center"/>
+      </w:pPr>
+      <w:r>
         <w:lastRenderedPageBreak/>
-        <w:t>Рисун</w:t>
-      </w:r>
-      <w:r>
-        <w:t>ок 1 – ключевые лексемы языка</w:t>
-      </w:r>
-    </w:p>
-    <w:p>
-      <w:pPr>
-        <w:ind w:firstLine="0"/>
-      </w:pPr>
-    </w:p>
-    <w:p>
-      <w:pPr>
-        <w:ind w:firstLine="0"/>
-      </w:pPr>
-      <w:r>
-        <w:rPr>
-          <w:noProof/>
-        </w:rPr>
         <w:drawing>
-          <wp:inline distT="0" distB="0" distL="0" distR="0" wp14:anchorId="513BCFC6" wp14:editId="3D8BDC40">
-            <wp:extent cx="5940425" cy="8595360"/>
-            <wp:effectExtent l="0" t="0" r="3175" b="0"/>
-            <wp:docPr id="7" name="Рисунок 7"/>
+          <wp:inline distT="0" distB="0" distL="0" distR="0" wp14:anchorId="408A7612" wp14:editId="11ABC01D">
+            <wp:extent cx="5551522" cy="7124700"/>
+            <wp:effectExtent l="0" t="0" r="0" b="0"/>
+            <wp:docPr id="2" name="Рисунок 2"/>
             <wp:cNvGraphicFramePr>
               <a:graphicFrameLocks xmlns:a="http://schemas.openxmlformats.org/drawingml/2006/main" noChangeAspect="1"/>
             </wp:cNvGraphicFramePr>
@@ -2023,27 +2011,20 @@
                     <pic:cNvPr id="1" name=""/>
                     <pic:cNvPicPr/>
                   </pic:nvPicPr>
-                  <pic:blipFill rotWithShape="1">
+                  <pic:blipFill>
                     <a:blip r:embed="rId9"/>
-                    <a:srcRect b="5974"/>
-                    <a:stretch/>
+                    <a:stretch>
+                      <a:fillRect/>
+                    </a:stretch>
                   </pic:blipFill>
-                  <pic:spPr bwMode="auto">
+                  <pic:spPr>
                     <a:xfrm>
                       <a:off x="0" y="0"/>
-                      <a:ext cx="5940425" cy="8595360"/>
+                      <a:ext cx="5554752" cy="7128846"/>
                     </a:xfrm>
                     <a:prstGeom prst="rect">
                       <a:avLst/>
                     </a:prstGeom>
-                    <a:ln>
-                      <a:noFill/>
-                    </a:ln>
-                    <a:extLst>
-                      <a:ext uri="{53640926-AAD7-44D8-BBD7-CCE9431645EC}">
-                        <a14:shadowObscured xmlns:a14="http://schemas.microsoft.com/office/drawing/2010/main"/>
-                      </a:ext>
-                    </a:extLst>
                   </pic:spPr>
                 </pic:pic>
               </a:graphicData>
@@ -2058,7 +2039,6 @@
         <w:jc w:val="center"/>
       </w:pPr>
       <w:r>
-        <w:lastRenderedPageBreak/>
         <w:t>Рисунок 2 – ключевые лексемы языка</w:t>
       </w:r>
     </w:p>
@@ -2091,7 +2071,11 @@
       </w:r>
       <w:proofErr w:type="gramEnd"/>
       <w:r>
-        <w:t xml:space="preserve"> пробелы) будем просто игнорировать, а при появлении неизвестных символов будем выводить соответствующее сообщение. Данные действия представлены на рисунке </w:t>
+        <w:t xml:space="preserve"> пробелы) будем просто игнорировать, а при появлении неизвестных символов </w:t>
+      </w:r>
+      <w:r>
+        <w:lastRenderedPageBreak/>
+        <w:t xml:space="preserve">будем выводить соответствующее сообщение. Данные действия представлены на рисунке </w:t>
       </w:r>
       <w:r>
         <w:t>3</w:t>
@@ -2104,16 +2088,14 @@
     <w:p>
       <w:pPr>
         <w:ind w:firstLine="0"/>
-      </w:pPr>
-      <w:r>
-        <w:rPr>
-          <w:noProof/>
-        </w:rPr>
+        <w:jc w:val="center"/>
+      </w:pPr>
+      <w:r>
         <w:drawing>
-          <wp:inline distT="0" distB="0" distL="0" distR="0" wp14:anchorId="63E18569" wp14:editId="60DE6B84">
-            <wp:extent cx="5940425" cy="1835785"/>
-            <wp:effectExtent l="0" t="0" r="3175" b="0"/>
-            <wp:docPr id="8" name="Рисунок 8"/>
+          <wp:inline distT="0" distB="0" distL="0" distR="0" wp14:anchorId="0626DC42" wp14:editId="4234C91B">
+            <wp:extent cx="5071745" cy="1377585"/>
+            <wp:effectExtent l="0" t="0" r="0" b="0"/>
+            <wp:docPr id="3" name="Рисунок 3"/>
             <wp:cNvGraphicFramePr>
               <a:graphicFrameLocks xmlns:a="http://schemas.openxmlformats.org/drawingml/2006/main" noChangeAspect="1"/>
             </wp:cNvGraphicFramePr>
@@ -2133,7 +2115,7 @@
                   <pic:spPr>
                     <a:xfrm>
                       <a:off x="0" y="0"/>
-                      <a:ext cx="5940425" cy="1835785"/>
+                      <a:ext cx="5090996" cy="1382814"/>
                     </a:xfrm>
                     <a:prstGeom prst="rect">
                       <a:avLst/>
@@ -2173,6 +2155,7 @@
           <w:lang w:val="en-US"/>
         </w:rPr>
       </w:pPr>
+      <w:bookmarkStart w:id="6" w:name="_Toc228725118"/>
       <w:proofErr w:type="gramStart"/>
       <w:r>
         <w:t>Файл .</w:t>
@@ -2183,6 +2166,7 @@
         </w:rPr>
         <w:t>y</w:t>
       </w:r>
+      <w:bookmarkEnd w:id="6"/>
       <w:proofErr w:type="gramEnd"/>
     </w:p>
     <w:p>
@@ -2263,15 +2247,11 @@
         <w:jc w:val="center"/>
       </w:pPr>
       <w:r>
-        <w:rPr>
-          <w:noProof/>
-        </w:rPr>
-        <w:lastRenderedPageBreak/>
         <w:drawing>
-          <wp:inline distT="0" distB="0" distL="0" distR="0" wp14:anchorId="795949DF" wp14:editId="7173E160">
-            <wp:extent cx="5085714" cy="2180952"/>
-            <wp:effectExtent l="0" t="0" r="1270" b="0"/>
-            <wp:docPr id="4" name="Рисунок 4"/>
+          <wp:inline distT="0" distB="0" distL="0" distR="0" wp14:anchorId="2EB46770" wp14:editId="2EFAA7FD">
+            <wp:extent cx="3882909" cy="2146288"/>
+            <wp:effectExtent l="0" t="0" r="3810" b="6985"/>
+            <wp:docPr id="9" name="Рисунок 9"/>
             <wp:cNvGraphicFramePr>
               <a:graphicFrameLocks xmlns:a="http://schemas.openxmlformats.org/drawingml/2006/main" noChangeAspect="1"/>
             </wp:cNvGraphicFramePr>
@@ -2291,7 +2271,7 @@
                   <pic:spPr>
                     <a:xfrm>
                       <a:off x="0" y="0"/>
-                      <a:ext cx="5085714" cy="2180952"/>
+                      <a:ext cx="3894786" cy="2152853"/>
                     </a:xfrm>
                     <a:prstGeom prst="rect">
                       <a:avLst/>
@@ -2343,20 +2323,23 @@
     </w:p>
     <w:p>
       <w:pPr>
-        <w:pStyle w:val="1"/>
+        <w:pStyle w:val="22"/>
+      </w:pPr>
+      <w:bookmarkStart w:id="7" w:name="_Toc228725119"/>
+      <w:r>
+        <w:lastRenderedPageBreak/>
+        <w:t>Синтаксическая структура языка</w:t>
+      </w:r>
+      <w:r>
+        <w:t xml:space="preserve"> </w:t>
+      </w:r>
+      <w:r>
         <w:rPr>
           <w:lang w:val="en-US"/>
         </w:rPr>
-      </w:pPr>
-      <w:r>
-        <w:t>Синтаксическая структура языка</w:t>
-      </w:r>
-      <w:r>
-        <w:rPr>
-          <w:lang w:val="en-US"/>
-        </w:rPr>
-        <w:t xml:space="preserve"> JavaScript</w:t>
-      </w:r>
+        <w:t>JavaScript</w:t>
+      </w:r>
+      <w:bookmarkEnd w:id="7"/>
     </w:p>
     <w:p>
       <w:r>
@@ -2377,34 +2360,13 @@
       </w:r>
       <w:proofErr w:type="spellEnd"/>
       <w:r>
-        <w:t xml:space="preserve"> можно будет собрать </w:t>
-      </w:r>
-      <w:r>
-        <w:t>синтаксическую структуру</w:t>
-      </w:r>
-      <w:r>
-        <w:t xml:space="preserve"> и как только </w:t>
-      </w:r>
-      <w:r>
-        <w:t>она</w:t>
-      </w:r>
-      <w:r>
-        <w:t xml:space="preserve"> находится, программа </w:t>
-      </w:r>
-      <w:r>
-        <w:t>её</w:t>
-      </w:r>
-      <w:r>
-        <w:t xml:space="preserve"> «собирает». С помощью знака «</w:t>
+        <w:t xml:space="preserve"> можно будет собрать синтаксическую структуру и как только она находится, программа её «собирает». С помощью знака «</w:t>
       </w:r>
       <w:r>
         <w:t>|</w:t>
       </w:r>
       <w:r>
-        <w:t>» перед каждой строкой даем понять программе что мы ждем люб</w:t>
-      </w:r>
-      <w:r>
-        <w:t>ую из содержащихся «подструктур».</w:t>
+        <w:t>» перед каждой строкой даем понять программе что мы ждем любую из содержащихся «подструктур».</w:t>
       </w:r>
     </w:p>
     <w:p/>
@@ -2472,7 +2434,6 @@
         <w:ind w:firstLine="0"/>
       </w:pPr>
       <w:r>
-        <w:lastRenderedPageBreak/>
         <w:pict w14:anchorId="1F3D8EA6">
           <v:shapetype id="_x0000_t75" coordsize="21600,21600" o:spt="75" o:preferrelative="t" path="m@4@5l@4@11@9@11@9@5xe" filled="f" stroked="f">
             <v:stroke joinstyle="miter"/>
@@ -2505,6 +2466,7 @@
         <w:jc w:val="center"/>
       </w:pPr>
       <w:r>
+        <w:lastRenderedPageBreak/>
         <w:t>Рисунок 5 – синтаксическая конструкция программы</w:t>
       </w:r>
     </w:p>
@@ -2595,7 +2557,6 @@
         <w:ind w:firstLine="708"/>
       </w:pPr>
       <w:r>
-        <w:lastRenderedPageBreak/>
         <w:t>Далее будем последовательно разбирать каждый из выделенных блоков.</w:t>
       </w:r>
     </w:p>
@@ -2883,6 +2844,7 @@
       </w:pPr>
       <w:proofErr w:type="spellStart"/>
       <w:r>
+        <w:lastRenderedPageBreak/>
         <w:t>udefined</w:t>
       </w:r>
       <w:proofErr w:type="spellEnd"/>
@@ -2973,9 +2935,8 @@
         </w:numPr>
       </w:pPr>
       <w:r>
-        <w:lastRenderedPageBreak/>
         <w:pict w14:anchorId="76FA6B34">
-          <v:shape id="_x0000_i1027" type="#_x0000_t75" style="width:467.4pt;height:282.6pt">
+          <v:shape id="_x0000_i1026" type="#_x0000_t75" style="width:467.4pt;height:282.6pt">
             <v:imagedata r:id="rId14" o:title="2 var decl"/>
           </v:shape>
         </w:pict>
@@ -3038,6 +2999,7 @@
         <w:rPr>
           <w:noProof/>
         </w:rPr>
+        <w:lastRenderedPageBreak/>
         <w:drawing>
           <wp:inline distT="0" distB="0" distL="0" distR="0" wp14:anchorId="6BEB0224" wp14:editId="31BE18B0">
             <wp:extent cx="4714286" cy="1704762"/>
@@ -3156,9 +3118,8 @@
         <w:rPr>
           <w:b/>
         </w:rPr>
-        <w:lastRenderedPageBreak/>
         <w:pict w14:anchorId="6AD3FF2A">
-          <v:shape id="_x0000_i1029" type="#_x0000_t75" style="width:212.4pt;height:249pt">
+          <v:shape id="_x0000_i1027" type="#_x0000_t75" style="width:212.4pt;height:249pt">
             <v:imagedata r:id="rId16" o:title="3 func decl"/>
           </v:shape>
         </w:pict>
@@ -3196,8 +3157,9 @@
         <w:jc w:val="center"/>
       </w:pPr>
       <w:r>
+        <w:lastRenderedPageBreak/>
         <w:pict w14:anchorId="44BFCECF">
-          <v:shape id="_x0000_i1051" type="#_x0000_t75" style="width:284.4pt;height:262.2pt">
+          <v:shape id="_x0000_i1028" type="#_x0000_t75" style="width:284.4pt;height:262.2pt">
             <v:imagedata r:id="rId17" o:title="4 parameters"/>
           </v:shape>
         </w:pict>
@@ -3278,7 +3240,6 @@
         <w:rPr>
           <w:noProof/>
         </w:rPr>
-        <w:lastRenderedPageBreak/>
         <w:drawing>
           <wp:inline distT="0" distB="0" distL="0" distR="0" wp14:anchorId="32598931" wp14:editId="32A28853">
             <wp:extent cx="5940425" cy="2436495"/>
@@ -3411,7 +3372,7 @@
           <w:noProof/>
         </w:rPr>
         <w:pict w14:anchorId="6C62AC60">
-          <v:shape id="_x0000_i1035" type="#_x0000_t75" style="width:363pt;height:375.6pt">
+          <v:shape id="_x0000_i1029" type="#_x0000_t75" style="width:363pt;height:375.6pt">
             <v:imagedata r:id="rId19" o:title="5 class decl"/>
           </v:shape>
         </w:pict>
@@ -3427,7 +3388,6 @@
         <w:jc w:val="center"/>
       </w:pPr>
       <w:r>
-        <w:lastRenderedPageBreak/>
         <w:t>Рисунок 1</w:t>
       </w:r>
       <w:r>
@@ -3561,7 +3521,6 @@
         </w:numPr>
         <w:rPr>
           <w:b/>
-          <w:lang w:val="en-US"/>
         </w:rPr>
       </w:pPr>
       <w:r>
@@ -3575,7 +3534,20 @@
           <w:b/>
           <w:lang w:val="en-US"/>
         </w:rPr>
-        <w:t>if-else</w:t>
+        <w:t>if</w:t>
+      </w:r>
+      <w:r>
+        <w:rPr>
+          <w:b/>
+        </w:rPr>
+        <w:t>-</w:t>
+      </w:r>
+      <w:r>
+        <w:rPr>
+          <w:b/>
+          <w:lang w:val="en-US"/>
+        </w:rPr>
+        <w:t>else</w:t>
       </w:r>
     </w:p>
     <w:p>
@@ -3642,7 +3614,7 @@
           <w:b/>
         </w:rPr>
         <w:pict w14:anchorId="3B8B4206">
-          <v:shape id="_x0000_i1036" type="#_x0000_t75" style="width:290.4pt;height:277.2pt">
+          <v:shape id="_x0000_i1030" type="#_x0000_t75" style="width:290.4pt;height:277.2pt">
             <v:imagedata r:id="rId21" o:title="11 if"/>
           </v:shape>
         </w:pict>
@@ -3939,6 +3911,7 @@
         <w:rPr>
           <w:noProof/>
         </w:rPr>
+        <w:lastRenderedPageBreak/>
         <w:drawing>
           <wp:inline distT="0" distB="0" distL="0" distR="0" wp14:anchorId="35E06DAE" wp14:editId="436F9B25">
             <wp:extent cx="4137660" cy="2018371"/>
@@ -4046,7 +4019,7 @@
           <w:lang w:val="en-US"/>
         </w:rPr>
         <w:pict w14:anchorId="35867B2A">
-          <v:shape id="_x0000_i1042" type="#_x0000_t75" style="width:300.6pt;height:168pt">
+          <v:shape id="_x0000_i1031" type="#_x0000_t75" style="width:300.6pt;height:168pt">
             <v:imagedata r:id="rId24" o:title="12 while"/>
           </v:shape>
         </w:pict>
@@ -4292,7 +4265,11 @@
         <w:t>,</w:t>
       </w:r>
       <w:r>
-        <w:t xml:space="preserve"> если в нем возникает ошибка, выполнение переходит в блок </w:t>
+        <w:t xml:space="preserve"> если в нем возникает ошибка, </w:t>
+      </w:r>
+      <w:r>
+        <w:lastRenderedPageBreak/>
+        <w:t xml:space="preserve">выполнение переходит в блок </w:t>
       </w:r>
       <w:proofErr w:type="spellStart"/>
       <w:r>
@@ -4397,7 +4374,7 @@
           <w:b/>
         </w:rPr>
         <w:pict w14:anchorId="1C9D4677">
-          <v:shape id="_x0000_i1064" type="#_x0000_t75" style="width:267pt;height:276pt">
+          <v:shape id="_x0000_i1032" type="#_x0000_t75" style="width:267pt;height:276pt">
             <v:imagedata r:id="rId26" o:title="14 try catch"/>
           </v:shape>
         </w:pict>
@@ -4413,14 +4390,22 @@
         <w:jc w:val="center"/>
       </w:pPr>
       <w:r>
-        <w:lastRenderedPageBreak/>
         <w:t xml:space="preserve">Рисунок 19 – блок </w:t>
       </w:r>
       <w:r>
         <w:rPr>
           <w:lang w:val="en-US"/>
         </w:rPr>
-        <w:t>try/catch</w:t>
+        <w:t>try</w:t>
+      </w:r>
+      <w:r>
+        <w:t>/</w:t>
+      </w:r>
+      <w:r>
+        <w:rPr>
+          <w:lang w:val="en-US"/>
+        </w:rPr>
+        <w:t>catch</w:t>
       </w:r>
     </w:p>
     <w:p>
@@ -4519,18 +4504,24 @@
           <w:numId w:val="0"/>
         </w:numPr>
         <w:jc w:val="center"/>
+      </w:pPr>
+      <w:r>
+        <w:t xml:space="preserve">Рисунок 20 – программная реализация </w:t>
+      </w:r>
+      <w:r>
         <w:rPr>
           <w:lang w:val="en-US"/>
         </w:rPr>
-      </w:pPr>
-      <w:r>
-        <w:t xml:space="preserve">Рисунок 20 – программная реализация </w:t>
+        <w:t>try</w:t>
+      </w:r>
+      <w:r>
+        <w:t>/</w:t>
       </w:r>
       <w:r>
         <w:rPr>
           <w:lang w:val="en-US"/>
         </w:rPr>
-        <w:t>try/catch</w:t>
+        <w:t>catch</w:t>
       </w:r>
     </w:p>
     <w:p>
@@ -4540,9 +4531,6 @@
           <w:ilvl w:val="0"/>
           <w:numId w:val="0"/>
         </w:numPr>
-        <w:rPr>
-          <w:lang w:val="en-US"/>
-        </w:rPr>
       </w:pPr>
     </w:p>
     <w:p>
@@ -4557,9 +4545,6 @@
         </w:rPr>
       </w:pPr>
       <w:r>
-        <w:rPr>
-          <w:lang w:val="en-US"/>
-        </w:rPr>
         <w:tab/>
       </w:r>
       <w:r>
@@ -4606,8 +4591,9 @@
         <w:jc w:val="center"/>
       </w:pPr>
       <w:r>
+        <w:lastRenderedPageBreak/>
         <w:pict w14:anchorId="0E4C2BDC">
-          <v:shape id="_x0000_i1088" type="#_x0000_t75" style="width:283.8pt;height:202.2pt">
+          <v:shape id="_x0000_i1033" type="#_x0000_t75" style="width:283.8pt;height:202.2pt">
             <v:imagedata r:id="rId28" o:title="15 import export"/>
           </v:shape>
         </w:pict>
@@ -4655,9 +4641,8 @@
         <w:jc w:val="center"/>
       </w:pPr>
       <w:r>
-        <w:lastRenderedPageBreak/>
         <w:pict w14:anchorId="7341F683">
-          <v:shape id="_x0000_i1090" type="#_x0000_t75" style="width:228.6pt;height:165pt">
+          <v:shape id="_x0000_i1034" type="#_x0000_t75" style="width:228.6pt;height:165pt">
             <v:imagedata r:id="rId29" o:title="16 reuturn"/>
           </v:shape>
         </w:pict>
@@ -4715,7 +4700,7 @@
           <w:lang w:val="en-US"/>
         </w:rPr>
         <w:pict w14:anchorId="225FFA07">
-          <v:shape id="_x0000_i1094" type="#_x0000_t75" style="width:222pt;height:154.8pt">
+          <v:shape id="_x0000_i1035" type="#_x0000_t75" style="width:222pt;height:154.8pt">
             <v:imagedata r:id="rId30" o:title="17 throw"/>
           </v:shape>
         </w:pict>
@@ -4729,9 +4714,6 @@
           <w:numId w:val="0"/>
         </w:numPr>
         <w:jc w:val="center"/>
-        <w:rPr>
-          <w:lang w:val="en-US"/>
-        </w:rPr>
       </w:pPr>
       <w:r>
         <w:t xml:space="preserve">Рисунок 23 – структура </w:t>
@@ -4863,7 +4845,6 @@
         <w:rPr>
           <w:b/>
         </w:rPr>
-        <w:lastRenderedPageBreak/>
         <w:t>Математические выражения</w:t>
       </w:r>
     </w:p>
@@ -4967,6 +4948,7 @@
         <w:jc w:val="center"/>
       </w:pPr>
       <w:r>
+        <w:lastRenderedPageBreak/>
         <w:t>Рисунок 25 – математические операции и способы работы с числами</w:t>
       </w:r>
     </w:p>
@@ -4981,9 +4963,8 @@
         <w:jc w:val="center"/>
       </w:pPr>
       <w:r>
-        <w:lastRenderedPageBreak/>
         <w:pict w14:anchorId="59A531A8">
-          <v:shape id="_x0000_i1097" type="#_x0000_t75" style="width:292.8pt;height:403.2pt">
+          <v:shape id="_x0000_i1036" type="#_x0000_t75" style="width:292.8pt;height:403.2pt">
             <v:imagedata r:id="rId33" o:title="10 expression"/>
           </v:shape>
         </w:pict>
@@ -5125,7 +5106,7 @@
       <w:r>
         <w:lastRenderedPageBreak/>
         <w:pict w14:anchorId="1C747C35">
-          <v:shape id="_x0000_i1101" type="#_x0000_t75" style="width:348pt;height:427.2pt">
+          <v:shape id="_x0000_i1037" type="#_x0000_t75" style="width:348pt;height:427.2pt">
             <v:imagedata r:id="rId35" o:title="6 prim expr"/>
           </v:shape>
         </w:pict>
@@ -5288,7 +5269,7 @@
       </w:pPr>
       <w:r>
         <w:pict w14:anchorId="77E7252D">
-          <v:shape id="_x0000_i1104" type="#_x0000_t75" style="width:301.8pt;height:133.8pt">
+          <v:shape id="_x0000_i1038" type="#_x0000_t75" style="width:301.8pt;height:133.8pt">
             <v:imagedata r:id="rId37" o:title="7 arguments"/>
           </v:shape>
         </w:pict>
@@ -5322,7 +5303,7 @@
       </w:pPr>
       <w:r>
         <w:pict w14:anchorId="59F1E1EB">
-          <v:shape id="_x0000_i1107" type="#_x0000_t75" style="width:284.4pt;height:138pt">
+          <v:shape id="_x0000_i1039" type="#_x0000_t75" style="width:284.4pt;height:138pt">
             <v:imagedata r:id="rId38" o:title="8 elements"/>
           </v:shape>
         </w:pict>
@@ -5356,7 +5337,7 @@
       </w:pPr>
       <w:r>
         <w:pict w14:anchorId="6036A270">
-          <v:shape id="_x0000_i1111" type="#_x0000_t75" style="width:287.4pt;height:163.8pt">
+          <v:shape id="_x0000_i1040" type="#_x0000_t75" style="width:287.4pt;height:163.8pt">
             <v:imagedata r:id="rId39" o:title="9 obj properties"/>
           </v:shape>
         </w:pict>
@@ -5552,11 +5533,11 @@
       <w:r>
         <w:tab/>
       </w:r>
-      <w:bookmarkStart w:id="5" w:name="_Toc223473754"/>
+      <w:bookmarkStart w:id="8" w:name="_Toc228725120"/>
       <w:r>
         <w:t>Сборка программы</w:t>
       </w:r>
-      <w:bookmarkEnd w:id="5"/>
+      <w:bookmarkEnd w:id="8"/>
     </w:p>
     <w:p>
       <w:r>
@@ -5630,148 +5611,500 @@
         <w:t xml:space="preserve">» </w:t>
       </w:r>
       <w:r>
-        <w:t xml:space="preserve">создаст из файла с расширением файл - </w:t>
+        <w:t>создаст из файла с расширением файл - парсер, с кодом программы на языке си. Флаг –</w:t>
+      </w:r>
+      <w:proofErr w:type="gramStart"/>
+      <w:r>
+        <w:rPr>
+          <w:lang w:val="en-US"/>
+        </w:rPr>
+        <w:t>d</w:t>
+      </w:r>
+      <w:r>
+        <w:t xml:space="preserve"> </w:t>
+      </w:r>
+      <w:r>
+        <w:t xml:space="preserve"> позволяет</w:t>
+      </w:r>
+      <w:proofErr w:type="gramEnd"/>
+      <w:r>
+        <w:t xml:space="preserve"> генерировать также и заголовочный файл. Получаем «</w:t>
+      </w:r>
+      <w:r>
+        <w:rPr>
+          <w:lang w:val="en-US"/>
+        </w:rPr>
+        <w:t>program</w:t>
+      </w:r>
+      <w:r>
+        <w:t>.</w:t>
       </w:r>
       <w:proofErr w:type="spellStart"/>
       <w:r>
-        <w:t>парсер</w:t>
+        <w:t>tab.c</w:t>
       </w:r>
       <w:proofErr w:type="spellEnd"/>
       <w:r>
-        <w:t>, с кодом программы на языке си. Флаг –</w:t>
+        <w:t>»</w:t>
+      </w:r>
+      <w:r>
+        <w:t xml:space="preserve"> </w:t>
+      </w:r>
+      <w:r>
+        <w:t>и «</w:t>
+      </w:r>
+      <w:r>
+        <w:rPr>
+          <w:lang w:val="en-US"/>
+        </w:rPr>
+        <w:t>program</w:t>
+      </w:r>
+      <w:r>
+        <w:t>.</w:t>
+      </w:r>
+      <w:proofErr w:type="spellStart"/>
+      <w:r>
+        <w:t>tab</w:t>
+      </w:r>
+      <w:proofErr w:type="spellEnd"/>
+      <w:r>
+        <w:t>.</w:t>
+      </w:r>
+      <w:r>
+        <w:rPr>
+          <w:lang w:val="en-US"/>
+        </w:rPr>
+        <w:t>h</w:t>
+      </w:r>
+      <w:r>
+        <w:t xml:space="preserve">». </w:t>
+      </w:r>
+    </w:p>
+    <w:p>
+      <w:r>
+        <w:t xml:space="preserve">Аналогично, утилита </w:t>
+      </w:r>
+      <w:r>
+        <w:rPr>
+          <w:lang w:val="en-US"/>
+        </w:rPr>
+        <w:t>flex</w:t>
+      </w:r>
+      <w:r>
+        <w:t xml:space="preserve"> </w:t>
+      </w:r>
+      <w:r>
+        <w:t xml:space="preserve">превращает файл с </w:t>
       </w:r>
       <w:proofErr w:type="gramStart"/>
       <w:r>
+        <w:t>лексемами .</w:t>
+      </w:r>
+      <w:r>
         <w:rPr>
           <w:lang w:val="en-US"/>
         </w:rPr>
-        <w:t>d</w:t>
-      </w:r>
+        <w:t>l</w:t>
+      </w:r>
+      <w:proofErr w:type="gramEnd"/>
       <w:r>
         <w:t xml:space="preserve"> </w:t>
       </w:r>
       <w:r>
-        <w:t xml:space="preserve"> позволяет</w:t>
-      </w:r>
-      <w:proofErr w:type="gramEnd"/>
-      <w:r>
-        <w:t xml:space="preserve"> генерировать также и заголовочный файл. Получаем «</w:t>
+        <w:t>в код на языке си, обрабатывающий входной текст. Получаем файл «</w:t>
+      </w:r>
+      <w:proofErr w:type="spellStart"/>
+      <w:r>
+        <w:t>lex.yy.c</w:t>
+      </w:r>
+      <w:proofErr w:type="spellEnd"/>
+      <w:r>
+        <w:t xml:space="preserve">». </w:t>
+      </w:r>
+    </w:p>
+    <w:p>
+      <w:r>
+        <w:t>Далее линкуем и компилируем два файла и получаем программу, которая осуществляет описанный нами разбор текста.</w:t>
+      </w:r>
+    </w:p>
+    <w:p>
+      <w:pPr>
+        <w:jc w:val="center"/>
+      </w:pPr>
+    </w:p>
+    <w:p>
+      <w:pPr>
+        <w:pStyle w:val="22"/>
+      </w:pPr>
+      <w:bookmarkStart w:id="9" w:name="_Toc228725121"/>
+      <w:r>
+        <w:t>Тестирование</w:t>
+      </w:r>
+      <w:bookmarkEnd w:id="9"/>
+    </w:p>
+    <w:p>
+      <w:r>
+        <w:t xml:space="preserve">Для тестирования </w:t>
+      </w:r>
+      <w:proofErr w:type="spellStart"/>
+      <w:r>
+        <w:t>парсера</w:t>
+      </w:r>
+      <w:proofErr w:type="spellEnd"/>
+      <w:r>
+        <w:t xml:space="preserve"> были использованы программы на языке </w:t>
       </w:r>
       <w:r>
         <w:rPr>
           <w:lang w:val="en-US"/>
         </w:rPr>
-        <w:t>program</w:t>
+        <w:t>JavaScript</w:t>
+      </w:r>
+      <w:r>
+        <w:t xml:space="preserve">, которые можно найти в открытом доступе. Возьмем к примеру скрипт с основной страницы поисковика </w:t>
+      </w:r>
+      <w:r>
+        <w:rPr>
+          <w:lang w:val="en-US"/>
+        </w:rPr>
+        <w:t>google</w:t>
+      </w:r>
+      <w:r>
+        <w:t xml:space="preserve"> </w:t>
+      </w:r>
+      <w:r>
+        <w:t>– представлен на рисунке 35</w:t>
       </w:r>
       <w:r>
         <w:t>.</w:t>
       </w:r>
+    </w:p>
+    <w:p>
+      <w:pPr>
+        <w:ind w:firstLine="0"/>
+      </w:pPr>
+    </w:p>
+    <w:p>
+      <w:pPr>
+        <w:ind w:firstLine="0"/>
+      </w:pPr>
+      <w:r>
+        <w:lastRenderedPageBreak/>
+        <w:drawing>
+          <wp:inline distT="0" distB="0" distL="0" distR="0" wp14:anchorId="0DF6D414" wp14:editId="69CA4236">
+            <wp:extent cx="5940425" cy="2106930"/>
+            <wp:effectExtent l="0" t="0" r="3175" b="7620"/>
+            <wp:docPr id="12" name="Рисунок 12"/>
+            <wp:cNvGraphicFramePr>
+              <a:graphicFrameLocks xmlns:a="http://schemas.openxmlformats.org/drawingml/2006/main" noChangeAspect="1"/>
+            </wp:cNvGraphicFramePr>
+            <a:graphic xmlns:a="http://schemas.openxmlformats.org/drawingml/2006/main">
+              <a:graphicData uri="http://schemas.openxmlformats.org/drawingml/2006/picture">
+                <pic:pic xmlns:pic="http://schemas.openxmlformats.org/drawingml/2006/picture">
+                  <pic:nvPicPr>
+                    <pic:cNvPr id="1" name=""/>
+                    <pic:cNvPicPr/>
+                  </pic:nvPicPr>
+                  <pic:blipFill>
+                    <a:blip r:embed="rId42"/>
+                    <a:stretch>
+                      <a:fillRect/>
+                    </a:stretch>
+                  </pic:blipFill>
+                  <pic:spPr>
+                    <a:xfrm>
+                      <a:off x="0" y="0"/>
+                      <a:ext cx="5940425" cy="2106930"/>
+                    </a:xfrm>
+                    <a:prstGeom prst="rect">
+                      <a:avLst/>
+                    </a:prstGeom>
+                  </pic:spPr>
+                </pic:pic>
+              </a:graphicData>
+            </a:graphic>
+          </wp:inline>
+        </w:drawing>
+      </w:r>
+    </w:p>
+    <w:p>
+      <w:pPr>
+        <w:ind w:firstLine="0"/>
+        <w:jc w:val="center"/>
+        <w:rPr>
+          <w:lang w:val="en-US"/>
+        </w:rPr>
+      </w:pPr>
+      <w:r>
+        <w:t xml:space="preserve">Рисунок 35 – скрипт с главной страницы </w:t>
+      </w:r>
+      <w:r>
+        <w:rPr>
+          <w:lang w:val="en-US"/>
+        </w:rPr>
+        <w:t>google</w:t>
+      </w:r>
+    </w:p>
+    <w:p>
+      <w:pPr>
+        <w:ind w:firstLine="0"/>
+        <w:rPr>
+          <w:lang w:val="en-US"/>
+        </w:rPr>
+      </w:pPr>
+    </w:p>
+    <w:p>
+      <w:pPr>
+        <w:ind w:firstLine="0"/>
+      </w:pPr>
+      <w:r>
+        <w:rPr>
+          <w:lang w:val="en-US"/>
+        </w:rPr>
+        <w:tab/>
+      </w:r>
+      <w:r>
+        <w:t>Результат запуска представлен на рисунке 36.</w:t>
+      </w:r>
+    </w:p>
+    <w:p>
+      <w:pPr>
+        <w:ind w:firstLine="0"/>
+      </w:pPr>
+    </w:p>
+    <w:p>
+      <w:pPr>
+        <w:ind w:firstLine="0"/>
+      </w:pPr>
+      <w:r>
+        <w:drawing>
+          <wp:inline distT="0" distB="0" distL="0" distR="0" wp14:anchorId="75DFA318" wp14:editId="4C5CBD63">
+            <wp:extent cx="5940425" cy="551180"/>
+            <wp:effectExtent l="0" t="0" r="3175" b="1270"/>
+            <wp:docPr id="13" name="Рисунок 13"/>
+            <wp:cNvGraphicFramePr>
+              <a:graphicFrameLocks xmlns:a="http://schemas.openxmlformats.org/drawingml/2006/main" noChangeAspect="1"/>
+            </wp:cNvGraphicFramePr>
+            <a:graphic xmlns:a="http://schemas.openxmlformats.org/drawingml/2006/main">
+              <a:graphicData uri="http://schemas.openxmlformats.org/drawingml/2006/picture">
+                <pic:pic xmlns:pic="http://schemas.openxmlformats.org/drawingml/2006/picture">
+                  <pic:nvPicPr>
+                    <pic:cNvPr id="1" name=""/>
+                    <pic:cNvPicPr/>
+                  </pic:nvPicPr>
+                  <pic:blipFill>
+                    <a:blip r:embed="rId43"/>
+                    <a:stretch>
+                      <a:fillRect/>
+                    </a:stretch>
+                  </pic:blipFill>
+                  <pic:spPr>
+                    <a:xfrm>
+                      <a:off x="0" y="0"/>
+                      <a:ext cx="5940425" cy="551180"/>
+                    </a:xfrm>
+                    <a:prstGeom prst="rect">
+                      <a:avLst/>
+                    </a:prstGeom>
+                  </pic:spPr>
+                </pic:pic>
+              </a:graphicData>
+            </a:graphic>
+          </wp:inline>
+        </w:drawing>
+      </w:r>
+    </w:p>
+    <w:p>
+      <w:pPr>
+        <w:ind w:firstLine="0"/>
+        <w:jc w:val="center"/>
+      </w:pPr>
+      <w:r>
+        <w:t xml:space="preserve">Рисунок 36 – результат работы </w:t>
+      </w:r>
       <w:proofErr w:type="spellStart"/>
       <w:r>
-        <w:t>tab.c</w:t>
+        <w:t>парсера</w:t>
       </w:r>
       <w:proofErr w:type="spellEnd"/>
-      <w:r>
-        <w:t>»</w:t>
-      </w:r>
-      <w:r>
-        <w:t xml:space="preserve"> </w:t>
-      </w:r>
-      <w:r>
-        <w:t>и «</w:t>
-      </w:r>
-      <w:r>
-        <w:rPr>
-          <w:lang w:val="en-US"/>
-        </w:rPr>
-        <w:t>program</w:t>
-      </w:r>
-      <w:r>
-        <w:t>.</w:t>
+    </w:p>
+    <w:p>
+      <w:pPr>
+        <w:ind w:firstLine="0"/>
+      </w:pPr>
+    </w:p>
+    <w:p>
+      <w:pPr>
+        <w:ind w:firstLine="0"/>
+      </w:pPr>
+      <w:r>
+        <w:tab/>
+        <w:t>Программа отработала успешно. Далее попробуем внести в код лексему, которой не должно быть в этом месте – представлено на рисунке 37 – неожиданная лексема находится в конце 306 строки.</w:t>
+      </w:r>
+    </w:p>
+    <w:p>
+      <w:pPr>
+        <w:ind w:firstLine="0"/>
+      </w:pPr>
+    </w:p>
+    <w:p>
+      <w:pPr>
+        <w:ind w:firstLine="0"/>
+      </w:pPr>
+      <w:r>
+        <w:drawing>
+          <wp:inline distT="0" distB="0" distL="0" distR="0" wp14:anchorId="5F2C54DA" wp14:editId="05247758">
+            <wp:extent cx="5940425" cy="2418080"/>
+            <wp:effectExtent l="0" t="0" r="3175" b="1270"/>
+            <wp:docPr id="14" name="Рисунок 14"/>
+            <wp:cNvGraphicFramePr>
+              <a:graphicFrameLocks xmlns:a="http://schemas.openxmlformats.org/drawingml/2006/main" noChangeAspect="1"/>
+            </wp:cNvGraphicFramePr>
+            <a:graphic xmlns:a="http://schemas.openxmlformats.org/drawingml/2006/main">
+              <a:graphicData uri="http://schemas.openxmlformats.org/drawingml/2006/picture">
+                <pic:pic xmlns:pic="http://schemas.openxmlformats.org/drawingml/2006/picture">
+                  <pic:nvPicPr>
+                    <pic:cNvPr id="1" name=""/>
+                    <pic:cNvPicPr/>
+                  </pic:nvPicPr>
+                  <pic:blipFill>
+                    <a:blip r:embed="rId44"/>
+                    <a:stretch>
+                      <a:fillRect/>
+                    </a:stretch>
+                  </pic:blipFill>
+                  <pic:spPr>
+                    <a:xfrm>
+                      <a:off x="0" y="0"/>
+                      <a:ext cx="5940425" cy="2418080"/>
+                    </a:xfrm>
+                    <a:prstGeom prst="rect">
+                      <a:avLst/>
+                    </a:prstGeom>
+                  </pic:spPr>
+                </pic:pic>
+              </a:graphicData>
+            </a:graphic>
+          </wp:inline>
+        </w:drawing>
+      </w:r>
+    </w:p>
+    <w:p>
+      <w:pPr>
+        <w:ind w:firstLine="0"/>
+        <w:jc w:val="center"/>
+      </w:pPr>
+      <w:r>
+        <w:t>Рисунок 37 – неожиданная лексема</w:t>
+      </w:r>
+    </w:p>
+    <w:p>
+      <w:pPr>
+        <w:ind w:firstLine="0"/>
+      </w:pPr>
+    </w:p>
+    <w:p>
+      <w:pPr>
+        <w:ind w:firstLine="0"/>
+      </w:pPr>
+      <w:r>
+        <w:lastRenderedPageBreak/>
+        <w:tab/>
+        <w:t xml:space="preserve">Результат работы </w:t>
       </w:r>
       <w:proofErr w:type="spellStart"/>
       <w:r>
-        <w:t>tab</w:t>
+        <w:t>парсера</w:t>
       </w:r>
       <w:proofErr w:type="spellEnd"/>
       <w:r>
-        <w:t>.</w:t>
-      </w:r>
-      <w:r>
-        <w:rPr>
-          <w:lang w:val="en-US"/>
-        </w:rPr>
-        <w:t>h</w:t>
-      </w:r>
-      <w:r>
-        <w:t xml:space="preserve">». </w:t>
-      </w:r>
-    </w:p>
-    <w:p>
-      <w:r>
-        <w:t xml:space="preserve">Аналогично, утилита </w:t>
-      </w:r>
-      <w:r>
-        <w:rPr>
-          <w:lang w:val="en-US"/>
-        </w:rPr>
-        <w:t>flex</w:t>
-      </w:r>
-      <w:r>
-        <w:t xml:space="preserve"> </w:t>
-      </w:r>
-      <w:r>
-        <w:t xml:space="preserve">превращает файл с </w:t>
-      </w:r>
-      <w:proofErr w:type="gramStart"/>
-      <w:r>
-        <w:t>лексемами .</w:t>
-      </w:r>
-      <w:r>
-        <w:rPr>
-          <w:lang w:val="en-US"/>
-        </w:rPr>
-        <w:t>l</w:t>
-      </w:r>
-      <w:proofErr w:type="gramEnd"/>
-      <w:r>
-        <w:t xml:space="preserve"> </w:t>
-      </w:r>
-      <w:r>
-        <w:t>в код на языке си, обрабатывающий входной текст. Получаем файл «</w:t>
+        <w:t xml:space="preserve"> для измененного кода представлен на рисунке 38.</w:t>
+      </w:r>
+    </w:p>
+    <w:p>
+      <w:pPr>
+        <w:ind w:firstLine="0"/>
+      </w:pPr>
+    </w:p>
+    <w:p>
+      <w:pPr>
+        <w:ind w:firstLine="0"/>
+      </w:pPr>
+      <w:r>
+        <w:drawing>
+          <wp:inline distT="0" distB="0" distL="0" distR="0" wp14:anchorId="0677F4BA" wp14:editId="14DD21E6">
+            <wp:extent cx="5940425" cy="542290"/>
+            <wp:effectExtent l="0" t="0" r="3175" b="0"/>
+            <wp:docPr id="15" name="Рисунок 15"/>
+            <wp:cNvGraphicFramePr>
+              <a:graphicFrameLocks xmlns:a="http://schemas.openxmlformats.org/drawingml/2006/main" noChangeAspect="1"/>
+            </wp:cNvGraphicFramePr>
+            <a:graphic xmlns:a="http://schemas.openxmlformats.org/drawingml/2006/main">
+              <a:graphicData uri="http://schemas.openxmlformats.org/drawingml/2006/picture">
+                <pic:pic xmlns:pic="http://schemas.openxmlformats.org/drawingml/2006/picture">
+                  <pic:nvPicPr>
+                    <pic:cNvPr id="1" name=""/>
+                    <pic:cNvPicPr/>
+                  </pic:nvPicPr>
+                  <pic:blipFill>
+                    <a:blip r:embed="rId45"/>
+                    <a:stretch>
+                      <a:fillRect/>
+                    </a:stretch>
+                  </pic:blipFill>
+                  <pic:spPr>
+                    <a:xfrm>
+                      <a:off x="0" y="0"/>
+                      <a:ext cx="5940425" cy="542290"/>
+                    </a:xfrm>
+                    <a:prstGeom prst="rect">
+                      <a:avLst/>
+                    </a:prstGeom>
+                  </pic:spPr>
+                </pic:pic>
+              </a:graphicData>
+            </a:graphic>
+          </wp:inline>
+        </w:drawing>
+      </w:r>
+    </w:p>
+    <w:p>
+      <w:pPr>
+        <w:ind w:firstLine="0"/>
+        <w:jc w:val="center"/>
+      </w:pPr>
+      <w:r>
+        <w:t xml:space="preserve">Рисунок 38 – результат работы </w:t>
       </w:r>
       <w:proofErr w:type="spellStart"/>
       <w:r>
-        <w:t>lex.yy.c</w:t>
+        <w:t>парсера</w:t>
       </w:r>
       <w:proofErr w:type="spellEnd"/>
-      <w:r>
-        <w:t xml:space="preserve">». </w:t>
-      </w:r>
-    </w:p>
-    <w:p>
-      <w:r>
-        <w:t>Далее линкуем и компилируем два файла и получаем программу, которая осуществляет описанный нами разбор текста.</w:t>
-      </w:r>
-    </w:p>
-    <w:p>
-      <w:pPr>
-        <w:jc w:val="center"/>
-      </w:pPr>
-    </w:p>
-    <w:p>
-      <w:pPr>
-        <w:pStyle w:val="22"/>
-      </w:pPr>
-      <w:bookmarkStart w:id="6" w:name="_Toc223473755"/>
-      <w:r>
-        <w:t>Тестирование</w:t>
-      </w:r>
-      <w:bookmarkEnd w:id="6"/>
-    </w:p>
-    <w:p>
-      <w:bookmarkStart w:id="7" w:name="_GoBack"/>
-      <w:bookmarkEnd w:id="7"/>
+    </w:p>
+    <w:p>
+      <w:pPr>
+        <w:ind w:firstLine="0"/>
+      </w:pPr>
+    </w:p>
+    <w:p>
+      <w:pPr>
+        <w:ind w:firstLine="0"/>
+      </w:pPr>
+      <w:r>
+        <w:tab/>
+        <w:t>Как видно, парсер успешно обнаружил ошибку. Значит можем предположить, что парсер успешно справляется с задачей разбора файлов.</w:t>
+      </w:r>
+    </w:p>
+    <w:p>
+      <w:pPr>
+        <w:ind w:firstLine="0"/>
+      </w:pPr>
+    </w:p>
+    <w:p>
+      <w:pPr>
+        <w:ind w:firstLine="0"/>
+      </w:pPr>
     </w:p>
     <w:p>
       <w:pPr>
@@ -5786,19 +6119,44 @@
       <w:pPr>
         <w:pStyle w:val="1"/>
       </w:pPr>
-      <w:bookmarkStart w:id="8" w:name="_Toc211170229"/>
-      <w:bookmarkStart w:id="9" w:name="_Toc223473756"/>
+      <w:bookmarkStart w:id="10" w:name="_Toc211170229"/>
+      <w:bookmarkStart w:id="11" w:name="_Toc228725122"/>
       <w:r>
         <w:lastRenderedPageBreak/>
         <w:t>Вывод</w:t>
       </w:r>
-      <w:bookmarkEnd w:id="8"/>
-      <w:bookmarkEnd w:id="9"/>
-    </w:p>
-    <w:p/>
+      <w:bookmarkEnd w:id="10"/>
+      <w:bookmarkEnd w:id="11"/>
+    </w:p>
+    <w:p>
+      <w:r>
+        <w:t xml:space="preserve">В ходе работы получены навыки разработки парсеров для высокоуровневых языков программирования. Разработано ПО, состоящее из программы </w:t>
+      </w:r>
+      <w:proofErr w:type="spellStart"/>
+      <w:r>
+        <w:t>лексера</w:t>
+      </w:r>
+      <w:proofErr w:type="spellEnd"/>
+      <w:r>
+        <w:t xml:space="preserve"> и </w:t>
+      </w:r>
+      <w:proofErr w:type="spellStart"/>
+      <w:r>
+        <w:t>парсера</w:t>
+      </w:r>
+      <w:proofErr w:type="spellEnd"/>
+      <w:r>
+        <w:t xml:space="preserve">, осуществляющее разбор исходного кода на наличие синтаксических ошибок. Проведено тестирование разработанного ПО на </w:t>
+      </w:r>
+      <w:r>
+        <w:t>кусках кода, находящихся в открытом доступе.</w:t>
+      </w:r>
+      <w:bookmarkStart w:id="12" w:name="_GoBack"/>
+      <w:bookmarkEnd w:id="12"/>
+    </w:p>
     <w:sectPr>
-      <w:footerReference w:type="default" r:id="rId42"/>
-      <w:footerReference w:type="first" r:id="rId43"/>
+      <w:footerReference w:type="default" r:id="rId46"/>
+      <w:footerReference w:type="first" r:id="rId47"/>
       <w:pgSz w:w="11906" w:h="16838"/>
       <w:pgMar w:top="1134" w:right="850" w:bottom="1134" w:left="1701" w:header="567" w:footer="567" w:gutter="0"/>
       <w:cols w:space="708"/>
@@ -5810,7 +6168,7 @@
 </file>
 
 <file path=word/endnotes.xml><?xml version="1.0" encoding="utf-8"?>
-<w:endnotes xmlns:wpc="http://schemas.microsoft.com/office/word/2010/wordprocessingCanvas" xmlns:cx="http://schemas.microsoft.com/office/drawing/2014/chartex" xmlns:cx1="http://schemas.microsoft.com/office/drawing/2015/9/8/chartex" xmlns:mc="http://schemas.openxmlformats.org/markup-compatibility/2006" xmlns:o="urn:schemas-microsoft-com:office:office" xmlns:r="http://schemas.openxmlformats.org/officeDocument/2006/relationships" xmlns:m="http://schemas.openxmlformats.org/officeDocument/2006/math" xmlns:v="urn:schemas-microsoft-com:vml" xmlns:wp14="http://schemas.microsoft.com/office/word/2010/wordprocessingDrawing" xmlns:wp="http://schemas.openxmlformats.org/drawingml/2006/wordprocessingDrawing" xmlns:w10="urn:schemas-microsoft-com:office:word" xmlns:w="http://schemas.openxmlformats.org/wordprocessingml/2006/main" xmlns:w14="http://schemas.microsoft.com/office/word/2010/wordml" xmlns:w15="http://schemas.microsoft.com/office/word/2012/wordml" xmlns:w16se="http://schemas.microsoft.com/office/word/2015/wordml/symex" xmlns:wpg="http://schemas.microsoft.com/office/word/2010/wordprocessingGroup" xmlns:wpi="http://schemas.microsoft.com/office/word/2010/wordprocessingInk" xmlns:wne="http://schemas.microsoft.com/office/word/2006/wordml" xmlns:wps="http://schemas.microsoft.com/office/word/2010/wordprocessingShape" mc:Ignorable="w14 w15 w16se wp14">
+<w:endnotes xmlns:wpc="http://schemas.microsoft.com/office/word/2010/wordprocessingCanvas" xmlns:cx="http://schemas.microsoft.com/office/drawing/2014/chartex" xmlns:mc="http://schemas.openxmlformats.org/markup-compatibility/2006" xmlns:o="urn:schemas-microsoft-com:office:office" xmlns:r="http://schemas.openxmlformats.org/officeDocument/2006/relationships" xmlns:m="http://schemas.openxmlformats.org/officeDocument/2006/math" xmlns:v="urn:schemas-microsoft-com:vml" xmlns:wp14="http://schemas.microsoft.com/office/word/2010/wordprocessingDrawing" xmlns:wp="http://schemas.openxmlformats.org/drawingml/2006/wordprocessingDrawing" xmlns:w10="urn:schemas-microsoft-com:office:word" xmlns:w="http://schemas.openxmlformats.org/wordprocessingml/2006/main" xmlns:w14="http://schemas.microsoft.com/office/word/2010/wordml" xmlns:w15="http://schemas.microsoft.com/office/word/2012/wordml" xmlns:w16se="http://schemas.microsoft.com/office/word/2015/wordml/symex" xmlns:wpg="http://schemas.microsoft.com/office/word/2010/wordprocessingGroup" xmlns:wpi="http://schemas.microsoft.com/office/word/2010/wordprocessingInk" xmlns:wne="http://schemas.microsoft.com/office/word/2006/wordml" xmlns:wps="http://schemas.microsoft.com/office/word/2010/wordprocessingShape" mc:Ignorable="w14 w15 w16se wp14">
   <w:endnote w:type="separator" w:id="-1">
     <w:p>
       <w:pPr>
@@ -5847,7 +6205,7 @@
 </file>
 
 <file path=word/footer1.xml><?xml version="1.0" encoding="utf-8"?>
-<w:ftr xmlns:wpc="http://schemas.microsoft.com/office/word/2010/wordprocessingCanvas" xmlns:cx="http://schemas.microsoft.com/office/drawing/2014/chartex" xmlns:cx1="http://schemas.microsoft.com/office/drawing/2015/9/8/chartex" xmlns:mc="http://schemas.openxmlformats.org/markup-compatibility/2006" xmlns:o="urn:schemas-microsoft-com:office:office" xmlns:r="http://schemas.openxmlformats.org/officeDocument/2006/relationships" xmlns:m="http://schemas.openxmlformats.org/officeDocument/2006/math" xmlns:v="urn:schemas-microsoft-com:vml" xmlns:wp14="http://schemas.microsoft.com/office/word/2010/wordprocessingDrawing" xmlns:wp="http://schemas.openxmlformats.org/drawingml/2006/wordprocessingDrawing" xmlns:w10="urn:schemas-microsoft-com:office:word" xmlns:w="http://schemas.openxmlformats.org/wordprocessingml/2006/main" xmlns:w14="http://schemas.microsoft.com/office/word/2010/wordml" xmlns:w15="http://schemas.microsoft.com/office/word/2012/wordml" xmlns:w16se="http://schemas.microsoft.com/office/word/2015/wordml/symex" xmlns:wpg="http://schemas.microsoft.com/office/word/2010/wordprocessingGroup" xmlns:wpi="http://schemas.microsoft.com/office/word/2010/wordprocessingInk" xmlns:wne="http://schemas.microsoft.com/office/word/2006/wordml" xmlns:wps="http://schemas.microsoft.com/office/word/2010/wordprocessingShape" mc:Ignorable="w14 w15 w16se wp14">
+<w:ftr xmlns:wpc="http://schemas.microsoft.com/office/word/2010/wordprocessingCanvas" xmlns:cx="http://schemas.microsoft.com/office/drawing/2014/chartex" xmlns:mc="http://schemas.openxmlformats.org/markup-compatibility/2006" xmlns:o="urn:schemas-microsoft-com:office:office" xmlns:r="http://schemas.openxmlformats.org/officeDocument/2006/relationships" xmlns:m="http://schemas.openxmlformats.org/officeDocument/2006/math" xmlns:v="urn:schemas-microsoft-com:vml" xmlns:wp14="http://schemas.microsoft.com/office/word/2010/wordprocessingDrawing" xmlns:wp="http://schemas.openxmlformats.org/drawingml/2006/wordprocessingDrawing" xmlns:w10="urn:schemas-microsoft-com:office:word" xmlns:w="http://schemas.openxmlformats.org/wordprocessingml/2006/main" xmlns:w14="http://schemas.microsoft.com/office/word/2010/wordml" xmlns:w15="http://schemas.microsoft.com/office/word/2012/wordml" xmlns:w16se="http://schemas.microsoft.com/office/word/2015/wordml/symex" xmlns:wpg="http://schemas.microsoft.com/office/word/2010/wordprocessingGroup" xmlns:wpi="http://schemas.microsoft.com/office/word/2010/wordprocessingInk" xmlns:wne="http://schemas.microsoft.com/office/word/2006/wordml" xmlns:wps="http://schemas.microsoft.com/office/word/2010/wordprocessingShape" mc:Ignorable="w14 w15 w16se wp14">
   <w:sdt>
     <w:sdtPr>
       <w:id w:val="642308915"/>
@@ -5875,7 +6233,7 @@
           <w:rPr>
             <w:noProof/>
           </w:rPr>
-          <w:t>23</w:t>
+          <w:t>25</w:t>
         </w:r>
         <w:r>
           <w:fldChar w:fldCharType="end"/>
@@ -5898,7 +6256,7 @@
 </file>
 
 <file path=word/footer2.xml><?xml version="1.0" encoding="utf-8"?>
-<w:ftr xmlns:wpc="http://schemas.microsoft.com/office/word/2010/wordprocessingCanvas" xmlns:cx="http://schemas.microsoft.com/office/drawing/2014/chartex" xmlns:cx1="http://schemas.microsoft.com/office/drawing/2015/9/8/chartex" xmlns:mc="http://schemas.openxmlformats.org/markup-compatibility/2006" xmlns:o="urn:schemas-microsoft-com:office:office" xmlns:r="http://schemas.openxmlformats.org/officeDocument/2006/relationships" xmlns:m="http://schemas.openxmlformats.org/officeDocument/2006/math" xmlns:v="urn:schemas-microsoft-com:vml" xmlns:wp14="http://schemas.microsoft.com/office/word/2010/wordprocessingDrawing" xmlns:wp="http://schemas.openxmlformats.org/drawingml/2006/wordprocessingDrawing" xmlns:w10="urn:schemas-microsoft-com:office:word" xmlns:w="http://schemas.openxmlformats.org/wordprocessingml/2006/main" xmlns:w14="http://schemas.microsoft.com/office/word/2010/wordml" xmlns:w15="http://schemas.microsoft.com/office/word/2012/wordml" xmlns:w16se="http://schemas.microsoft.com/office/word/2015/wordml/symex" xmlns:wpg="http://schemas.microsoft.com/office/word/2010/wordprocessingGroup" xmlns:wpi="http://schemas.microsoft.com/office/word/2010/wordprocessingInk" xmlns:wne="http://schemas.microsoft.com/office/word/2006/wordml" xmlns:wps="http://schemas.microsoft.com/office/word/2010/wordprocessingShape" mc:Ignorable="w14 w15 w16se wp14">
+<w:ftr xmlns:wpc="http://schemas.microsoft.com/office/word/2010/wordprocessingCanvas" xmlns:cx="http://schemas.microsoft.com/office/drawing/2014/chartex" xmlns:mc="http://schemas.openxmlformats.org/markup-compatibility/2006" xmlns:o="urn:schemas-microsoft-com:office:office" xmlns:r="http://schemas.openxmlformats.org/officeDocument/2006/relationships" xmlns:m="http://schemas.openxmlformats.org/officeDocument/2006/math" xmlns:v="urn:schemas-microsoft-com:vml" xmlns:wp14="http://schemas.microsoft.com/office/word/2010/wordprocessingDrawing" xmlns:wp="http://schemas.openxmlformats.org/drawingml/2006/wordprocessingDrawing" xmlns:w10="urn:schemas-microsoft-com:office:word" xmlns:w="http://schemas.openxmlformats.org/wordprocessingml/2006/main" xmlns:w14="http://schemas.microsoft.com/office/word/2010/wordml" xmlns:w15="http://schemas.microsoft.com/office/word/2012/wordml" xmlns:w16se="http://schemas.microsoft.com/office/word/2015/wordml/symex" xmlns:wpg="http://schemas.microsoft.com/office/word/2010/wordprocessingGroup" xmlns:wpi="http://schemas.microsoft.com/office/word/2010/wordprocessingInk" xmlns:wne="http://schemas.microsoft.com/office/word/2006/wordml" xmlns:wps="http://schemas.microsoft.com/office/word/2010/wordprocessingShape" mc:Ignorable="w14 w15 w16se wp14">
   <w:p>
     <w:pPr>
       <w:pStyle w:val="afb"/>
@@ -5914,7 +6272,7 @@
 </file>
 
 <file path=word/footnotes.xml><?xml version="1.0" encoding="utf-8"?>
-<w:footnotes xmlns:wpc="http://schemas.microsoft.com/office/word/2010/wordprocessingCanvas" xmlns:cx="http://schemas.microsoft.com/office/drawing/2014/chartex" xmlns:cx1="http://schemas.microsoft.com/office/drawing/2015/9/8/chartex" xmlns:mc="http://schemas.openxmlformats.org/markup-compatibility/2006" xmlns:o="urn:schemas-microsoft-com:office:office" xmlns:r="http://schemas.openxmlformats.org/officeDocument/2006/relationships" xmlns:m="http://schemas.openxmlformats.org/officeDocument/2006/math" xmlns:v="urn:schemas-microsoft-com:vml" xmlns:wp14="http://schemas.microsoft.com/office/word/2010/wordprocessingDrawing" xmlns:wp="http://schemas.openxmlformats.org/drawingml/2006/wordprocessingDrawing" xmlns:w10="urn:schemas-microsoft-com:office:word" xmlns:w="http://schemas.openxmlformats.org/wordprocessingml/2006/main" xmlns:w14="http://schemas.microsoft.com/office/word/2010/wordml" xmlns:w15="http://schemas.microsoft.com/office/word/2012/wordml" xmlns:w16se="http://schemas.microsoft.com/office/word/2015/wordml/symex" xmlns:wpg="http://schemas.microsoft.com/office/word/2010/wordprocessingGroup" xmlns:wpi="http://schemas.microsoft.com/office/word/2010/wordprocessingInk" xmlns:wne="http://schemas.microsoft.com/office/word/2006/wordml" xmlns:wps="http://schemas.microsoft.com/office/word/2010/wordprocessingShape" mc:Ignorable="w14 w15 w16se wp14">
+<w:footnotes xmlns:wpc="http://schemas.microsoft.com/office/word/2010/wordprocessingCanvas" xmlns:cx="http://schemas.microsoft.com/office/drawing/2014/chartex" xmlns:mc="http://schemas.openxmlformats.org/markup-compatibility/2006" xmlns:o="urn:schemas-microsoft-com:office:office" xmlns:r="http://schemas.openxmlformats.org/officeDocument/2006/relationships" xmlns:m="http://schemas.openxmlformats.org/officeDocument/2006/math" xmlns:v="urn:schemas-microsoft-com:vml" xmlns:wp14="http://schemas.microsoft.com/office/word/2010/wordprocessingDrawing" xmlns:wp="http://schemas.openxmlformats.org/drawingml/2006/wordprocessingDrawing" xmlns:w10="urn:schemas-microsoft-com:office:word" xmlns:w="http://schemas.openxmlformats.org/wordprocessingml/2006/main" xmlns:w14="http://schemas.microsoft.com/office/word/2010/wordml" xmlns:w15="http://schemas.microsoft.com/office/word/2012/wordml" xmlns:w16se="http://schemas.microsoft.com/office/word/2015/wordml/symex" xmlns:wpg="http://schemas.microsoft.com/office/word/2010/wordprocessingGroup" xmlns:wpi="http://schemas.microsoft.com/office/word/2010/wordprocessingInk" xmlns:wne="http://schemas.microsoft.com/office/word/2006/wordml" xmlns:wps="http://schemas.microsoft.com/office/word/2010/wordprocessingShape" mc:Ignorable="w14 w15 w16se wp14">
   <w:footnote w:type="separator" w:id="-1">
     <w:p>
       <w:pPr>
@@ -5951,7 +6309,7 @@
 </file>
 
 <file path=word/numbering.xml><?xml version="1.0" encoding="utf-8"?>
-<w:numbering xmlns:wpc="http://schemas.microsoft.com/office/word/2010/wordprocessingCanvas" xmlns:cx="http://schemas.microsoft.com/office/drawing/2014/chartex" xmlns:cx1="http://schemas.microsoft.com/office/drawing/2015/9/8/chartex" xmlns:mc="http://schemas.openxmlformats.org/markup-compatibility/2006" xmlns:o="urn:schemas-microsoft-com:office:office" xmlns:r="http://schemas.openxmlformats.org/officeDocument/2006/relationships" xmlns:m="http://schemas.openxmlformats.org/officeDocument/2006/math" xmlns:v="urn:schemas-microsoft-com:vml" xmlns:wp14="http://schemas.microsoft.com/office/word/2010/wordprocessingDrawing" xmlns:wp="http://schemas.openxmlformats.org/drawingml/2006/wordprocessingDrawing" xmlns:w10="urn:schemas-microsoft-com:office:word" xmlns:w="http://schemas.openxmlformats.org/wordprocessingml/2006/main" xmlns:w14="http://schemas.microsoft.com/office/word/2010/wordml" xmlns:w15="http://schemas.microsoft.com/office/word/2012/wordml" xmlns:w16se="http://schemas.microsoft.com/office/word/2015/wordml/symex" xmlns:wpg="http://schemas.microsoft.com/office/word/2010/wordprocessingGroup" xmlns:wpi="http://schemas.microsoft.com/office/word/2010/wordprocessingInk" xmlns:wne="http://schemas.microsoft.com/office/word/2006/wordml" xmlns:wps="http://schemas.microsoft.com/office/word/2010/wordprocessingShape" mc:Ignorable="w14 w15 w16se wp14">
+<w:numbering xmlns:wpc="http://schemas.microsoft.com/office/word/2010/wordprocessingCanvas" xmlns:cx="http://schemas.microsoft.com/office/drawing/2014/chartex" xmlns:mc="http://schemas.openxmlformats.org/markup-compatibility/2006" xmlns:o="urn:schemas-microsoft-com:office:office" xmlns:r="http://schemas.openxmlformats.org/officeDocument/2006/relationships" xmlns:m="http://schemas.openxmlformats.org/officeDocument/2006/math" xmlns:v="urn:schemas-microsoft-com:vml" xmlns:wp14="http://schemas.microsoft.com/office/word/2010/wordprocessingDrawing" xmlns:wp="http://schemas.openxmlformats.org/drawingml/2006/wordprocessingDrawing" xmlns:w10="urn:schemas-microsoft-com:office:word" xmlns:w="http://schemas.openxmlformats.org/wordprocessingml/2006/main" xmlns:w14="http://schemas.microsoft.com/office/word/2010/wordml" xmlns:w15="http://schemas.microsoft.com/office/word/2012/wordml" xmlns:w16se="http://schemas.microsoft.com/office/word/2015/wordml/symex" xmlns:wpg="http://schemas.microsoft.com/office/word/2010/wordprocessingGroup" xmlns:wpi="http://schemas.microsoft.com/office/word/2010/wordprocessingInk" xmlns:wne="http://schemas.microsoft.com/office/word/2006/wordml" xmlns:wps="http://schemas.microsoft.com/office/word/2010/wordprocessingShape" mc:Ignorable="w14 w15 w16se wp14">
   <w:abstractNum w:abstractNumId="0" w15:restartNumberingAfterBreak="0">
     <w:nsid w:val="FFFFFF83"/>
     <w:multiLevelType w:val="singleLevel"/>
@@ -10071,7 +10429,6 @@
   </w:num>
   <w:num w:numId="42">
     <w:abstractNumId w:val="37"/>
-    <w:lvlOverride w:ilvl="0"/>
   </w:num>
   <w:numIdMacAtCleanup w:val="27"/>
 </w:numbering>
@@ -10704,6 +11061,7 @@
   <w:style w:type="character" w:default="1" w:styleId="a5">
     <w:name w:val="Default Paragraph Font"/>
     <w:uiPriority w:val="1"/>
+    <w:semiHidden/>
     <w:unhideWhenUsed/>
   </w:style>
   <w:style w:type="table" w:default="1" w:styleId="a6">
@@ -12204,7 +12562,7 @@
 </file>
 
 <file path=customXml/itemProps1.xml><?xml version="1.0" encoding="utf-8"?>
-<ds:datastoreItem xmlns:ds="http://schemas.openxmlformats.org/officeDocument/2006/customXml" ds:itemID="{7C5A5B4F-4AF5-4ED1-91CF-8553C1D7A5D6}">
+<ds:datastoreItem xmlns:ds="http://schemas.openxmlformats.org/officeDocument/2006/customXml" ds:itemID="{2B8FD129-90E8-401F-838A-E36C408C80A3}">
   <ds:schemaRefs>
     <ds:schemaRef ds:uri="http://schemas.openxmlformats.org/officeDocument/2006/bibliography"/>
   </ds:schemaRefs>
